--- a/docs/manual-usuario/Manual-Usuario-2x3-Operaciones-v1.1.0.docx
+++ b/docs/manual-usuario/Manual-Usuario-2x3-Operaciones-v1.1.0.docx
@@ -60,6 +60,34 @@
               <w:rPr>
                 <w:sz w:val="18"/>
               </w:rPr>
+              <w:t>ID</w:t>
+            </w:r>
+          </w:p>
+        </w:tc>
+        <w:tc>
+          <w:tcPr>
+            <w:tcW w:type="dxa" w:w="4824"/>
+          </w:tcPr>
+          <w:p>
+            <w:r>
+              <w:rPr>
+                <w:sz w:val="18"/>
+              </w:rPr>
+              <w:t>DOC-MU-001</w:t>
+            </w:r>
+          </w:p>
+        </w:tc>
+      </w:tr>
+      <w:tr>
+        <w:tc>
+          <w:tcPr>
+            <w:tcW w:type="dxa" w:w="4824"/>
+          </w:tcPr>
+          <w:p>
+            <w:r>
+              <w:rPr>
+                <w:sz w:val="18"/>
+              </w:rPr>
               <w:t>Título</w:t>
             </w:r>
           </w:p>
@@ -88,7 +116,7 @@
               <w:rPr>
                 <w:sz w:val="18"/>
               </w:rPr>
-              <w:t>Producto / marca en pantalla</w:t>
+              <w:t>Producto</w:t>
             </w:r>
           </w:p>
         </w:tc>
@@ -101,7 +129,7 @@
               <w:rPr>
                 <w:sz w:val="18"/>
               </w:rPr>
-              <w:t>2x3crmtest · 2x3 Operaciones</w:t>
+              <w:t>2x3crmtest (marca en pantalla: 2x3 Operaciones)</w:t>
             </w:r>
           </w:p>
         </w:tc>
@@ -157,7 +185,7 @@
               <w:rPr>
                 <w:sz w:val="18"/>
               </w:rPr>
-              <w:t>1.1.0-MU</w:t>
+              <w:t>1.2.0-MU</w:t>
             </w:r>
           </w:p>
         </w:tc>
@@ -213,7 +241,7 @@
               <w:rPr>
                 <w:sz w:val="18"/>
               </w:rPr>
-              <w:t>Leo A. Paredes · proyecto 2x3crmtest</w:t>
+              <w:t>Leo A. Paredes / proyecto 2x3crmtest</w:t>
             </w:r>
           </w:p>
         </w:tc>
@@ -228,7 +256,7 @@
               <w:rPr>
                 <w:sz w:val="18"/>
               </w:rPr>
-              <w:t>ID documental</w:t>
+              <w:t>Liga de servicio (producción)</w:t>
             </w:r>
           </w:p>
         </w:tc>
@@ -241,7 +269,7 @@
               <w:rPr>
                 <w:sz w:val="18"/>
               </w:rPr>
-              <w:t>DOC-MU-001</w:t>
+              <w:t>https://2x3crmtest.vercel.app (https://2x3crmtest.vercel.app)</w:t>
             </w:r>
           </w:p>
         </w:tc>
@@ -256,7 +284,147 @@
               <w:rPr>
                 <w:sz w:val="18"/>
               </w:rPr>
-              <w:t>Normas de referencia</w:t>
+              <w:t>Portal de acceso</w:t>
+            </w:r>
+          </w:p>
+        </w:tc>
+        <w:tc>
+          <w:tcPr>
+            <w:tcW w:type="dxa" w:w="4824"/>
+          </w:tcPr>
+          <w:p>
+            <w:r>
+              <w:rPr>
+                <w:sz w:val="18"/>
+              </w:rPr>
+              <w:t>https://2x3crmtest.vercel.app/login (https://2x3crmtest.vercel.app/login)</w:t>
+            </w:r>
+          </w:p>
+        </w:tc>
+      </w:tr>
+      <w:tr>
+        <w:tc>
+          <w:tcPr>
+            <w:tcW w:type="dxa" w:w="4824"/>
+          </w:tcPr>
+          <w:p>
+            <w:r>
+              <w:rPr>
+                <w:sz w:val="18"/>
+              </w:rPr>
+              <w:t>POS (cajero)</w:t>
+            </w:r>
+          </w:p>
+        </w:tc>
+        <w:tc>
+          <w:tcPr>
+            <w:tcW w:type="dxa" w:w="4824"/>
+          </w:tcPr>
+          <w:p>
+            <w:r>
+              <w:rPr>
+                <w:sz w:val="18"/>
+              </w:rPr>
+              <w:t>https://2x3crmtest.vercel.app/pos (https://2x3crmtest.vercel.app/pos)</w:t>
+            </w:r>
+          </w:p>
+        </w:tc>
+      </w:tr>
+      <w:tr>
+        <w:tc>
+          <w:tcPr>
+            <w:tcW w:type="dxa" w:w="4824"/>
+          </w:tcPr>
+          <w:p>
+            <w:r>
+              <w:rPr>
+                <w:sz w:val="18"/>
+              </w:rPr>
+              <w:t>Turno / Corte</w:t>
+            </w:r>
+          </w:p>
+        </w:tc>
+        <w:tc>
+          <w:tcPr>
+            <w:tcW w:type="dxa" w:w="4824"/>
+          </w:tcPr>
+          <w:p>
+            <w:r>
+              <w:rPr>
+                <w:sz w:val="18"/>
+              </w:rPr>
+              <w:t>https://2x3crmtest.vercel.app/caja (https://2x3crmtest.vercel.app/caja)</w:t>
+            </w:r>
+          </w:p>
+        </w:tc>
+      </w:tr>
+      <w:tr>
+        <w:tc>
+          <w:tcPr>
+            <w:tcW w:type="dxa" w:w="4824"/>
+          </w:tcPr>
+          <w:p>
+            <w:r>
+              <w:rPr>
+                <w:sz w:val="18"/>
+              </w:rPr>
+              <w:t>Commit de referencia POS</w:t>
+            </w:r>
+          </w:p>
+        </w:tc>
+        <w:tc>
+          <w:tcPr>
+            <w:tcW w:type="dxa" w:w="4824"/>
+          </w:tcPr>
+          <w:p>
+            <w:r>
+              <w:rPr>
+                <w:sz w:val="18"/>
+              </w:rPr>
+              <w:t>5fde201 — *feat(pos): add cobro mode and harden cashier operations*</w:t>
+            </w:r>
+          </w:p>
+        </w:tc>
+      </w:tr>
+      <w:tr>
+        <w:tc>
+          <w:tcPr>
+            <w:tcW w:type="dxa" w:w="4824"/>
+          </w:tcPr>
+          <w:p>
+            <w:r>
+              <w:rPr>
+                <w:sz w:val="18"/>
+              </w:rPr>
+              <w:t>Repositorio</w:t>
+            </w:r>
+          </w:p>
+        </w:tc>
+        <w:tc>
+          <w:tcPr>
+            <w:tcW w:type="dxa" w:w="4824"/>
+          </w:tcPr>
+          <w:p>
+            <w:r>
+              <w:rPr>
+                <w:sz w:val="18"/>
+              </w:rPr>
+              <w:t>https://github.com/LeoAParedes/2x3crmtest</w:t>
+            </w:r>
+          </w:p>
+        </w:tc>
+      </w:tr>
+      <w:tr>
+        <w:tc>
+          <w:tcPr>
+            <w:tcW w:type="dxa" w:w="4824"/>
+          </w:tcPr>
+          <w:p>
+            <w:r>
+              <w:rPr>
+                <w:sz w:val="18"/>
+              </w:rPr>
+              <w:t>Normas</w:t>
             </w:r>
           </w:p>
         </w:tc>
@@ -302,36 +470,17 @@
           </w:p>
         </w:tc>
       </w:tr>
-      <w:tr>
-        <w:tc>
-          <w:tcPr>
-            <w:tcW w:type="dxa" w:w="4824"/>
-          </w:tcPr>
-          <w:p>
-            <w:r>
-              <w:rPr>
-                <w:sz w:val="18"/>
-              </w:rPr>
-              <w:t>Repositorio</w:t>
-            </w:r>
-          </w:p>
-        </w:tc>
-        <w:tc>
-          <w:tcPr>
-            <w:tcW w:type="dxa" w:w="4824"/>
-          </w:tcPr>
-          <w:p>
-            <w:r>
-              <w:rPr>
-                <w:sz w:val="18"/>
-              </w:rPr>
-              <w:t>https://github.com/LeoAParedes/2x3crmtest</w:t>
-            </w:r>
-          </w:p>
-        </w:tc>
-      </w:tr>
     </w:tbl>
     <w:p/>
+    <w:p>
+      <w:r>
+        <w:rPr>
+          <w:i/>
+          <w:color w:val="333333"/>
+        </w:rPr>
+        <w:t>Control de cambios: docs/calidad/registro-cambios-documentacion.md (../calidad/registro-cambios-documentacion.md)</w:t>
+      </w:r>
+    </w:p>
     <w:p>
       <w:r>
         <w:t>────────────────────────────────────────</w:t>
@@ -342,7 +491,7 @@
         <w:pStyle w:val="Heading1"/>
       </w:pPr>
       <w:r>
-        <w:t>Liga de servicio pública (uso del sistema)</w:t>
+        <w:t>1. Para quién es este manual</w:t>
       </w:r>
     </w:p>
     <w:tbl>
@@ -366,7 +515,7 @@
                 <w:b/>
                 <w:sz w:val="18"/>
               </w:rPr>
-              <w:t>Servicio</w:t>
+              <w:t>Audiencia</w:t>
             </w:r>
           </w:p>
         </w:tc>
@@ -380,7 +529,7 @@
                 <w:b/>
                 <w:sz w:val="18"/>
               </w:rPr>
-              <w:t>Dirección</w:t>
+              <w:t>Uso principal</w:t>
             </w:r>
           </w:p>
         </w:tc>
@@ -395,7 +544,7 @@
               <w:rPr>
                 <w:sz w:val="18"/>
               </w:rPr>
-              <w:t>Sitio público de producción</w:t>
+              <w:t>Cajero</w:t>
             </w:r>
           </w:p>
         </w:tc>
@@ -408,7 +557,7 @@
               <w:rPr>
                 <w:sz w:val="18"/>
               </w:rPr>
-              <w:t>https://2x3crmtest.vercel.app</w:t>
+              <w:t>Operar el módulo POS completo: turno, venta, modo cobro, crédito, promociones, corte y bitácora</w:t>
             </w:r>
           </w:p>
         </w:tc>
@@ -423,7 +572,7 @@
               <w:rPr>
                 <w:sz w:val="18"/>
               </w:rPr>
-              <w:t>Acceso (iniciar sesión)</w:t>
+              <w:t>Administrador</w:t>
             </w:r>
           </w:p>
         </w:tc>
@@ -436,7 +585,7 @@
               <w:rPr>
                 <w:sz w:val="18"/>
               </w:rPr>
-              <w:t>https://2x3crmtest.vercel.app/login</w:t>
+              <w:t>Supervisar caja, autorizar quitar líneas del carrito, finanzas, compras/lotes, promociones, configuración</w:t>
             </w:r>
           </w:p>
         </w:tc>
@@ -451,7 +600,7 @@
               <w:rPr>
                 <w:sz w:val="18"/>
               </w:rPr>
-              <w:t>Portal de bienvenida</w:t>
+              <w:t>Desarrolladores</w:t>
             </w:r>
           </w:p>
         </w:tc>
@@ -464,91 +613,7 @@
               <w:rPr>
                 <w:sz w:val="18"/>
               </w:rPr>
-              <w:t>https://2x3crmtest.vercel.app/</w:t>
-            </w:r>
-          </w:p>
-        </w:tc>
-      </w:tr>
-      <w:tr>
-        <w:tc>
-          <w:tcPr>
-            <w:tcW w:type="dxa" w:w="4824"/>
-          </w:tcPr>
-          <w:p>
-            <w:r>
-              <w:rPr>
-                <w:sz w:val="18"/>
-              </w:rPr>
-              <w:t>Punto de venta</w:t>
-            </w:r>
-          </w:p>
-        </w:tc>
-        <w:tc>
-          <w:tcPr>
-            <w:tcW w:type="dxa" w:w="4824"/>
-          </w:tcPr>
-          <w:p>
-            <w:r>
-              <w:rPr>
-                <w:sz w:val="18"/>
-              </w:rPr>
-              <w:t>https://2x3crmtest.vercel.app/pos</w:t>
-            </w:r>
-          </w:p>
-        </w:tc>
-      </w:tr>
-      <w:tr>
-        <w:tc>
-          <w:tcPr>
-            <w:tcW w:type="dxa" w:w="4824"/>
-          </w:tcPr>
-          <w:p>
-            <w:r>
-              <w:rPr>
-                <w:sz w:val="18"/>
-              </w:rPr>
-              <w:t>Turno y corte de caja</w:t>
-            </w:r>
-          </w:p>
-        </w:tc>
-        <w:tc>
-          <w:tcPr>
-            <w:tcW w:type="dxa" w:w="4824"/>
-          </w:tcPr>
-          <w:p>
-            <w:r>
-              <w:rPr>
-                <w:sz w:val="18"/>
-              </w:rPr>
-              <w:t>https://2x3crmtest.vercel.app/caja</w:t>
-            </w:r>
-          </w:p>
-        </w:tc>
-      </w:tr>
-      <w:tr>
-        <w:tc>
-          <w:tcPr>
-            <w:tcW w:type="dxa" w:w="4824"/>
-          </w:tcPr>
-          <w:p>
-            <w:r>
-              <w:rPr>
-                <w:sz w:val="18"/>
-              </w:rPr>
-              <w:t>Health del servicio (técnico)</w:t>
-            </w:r>
-          </w:p>
-        </w:tc>
-        <w:tc>
-          <w:tcPr>
-            <w:tcW w:type="dxa" w:w="4824"/>
-          </w:tcPr>
-          <w:p>
-            <w:r>
-              <w:rPr>
-                <w:sz w:val="18"/>
-              </w:rPr>
-              <w:t>https://2x3crmtest.vercel.app/api/health</w:t>
+              <w:t>Manual técnico (../manual-tecnico/manual-tecnico-erp-supermercado.md)</w:t>
             </w:r>
           </w:p>
         </w:tc>
@@ -557,16 +622,7 @@
     <w:p/>
     <w:p>
       <w:r>
-        <w:t>Cómo entrar: abra el sitio público → pulse Entrar al sistema → capture usuario y contraseña → Iniciar sesión.</w:t>
-      </w:r>
-    </w:p>
-    <w:p>
-      <w:r>
-        <w:rPr>
-          <w:i/>
-          <w:color w:val="333333"/>
-        </w:rPr>
-        <w:t>Ambiente local de desarrollo (solo si su administrador lo indica): http://localhost:3000</w:t>
+        <w:t>Roles reales: admin y cashier.</w:t>
       </w:r>
     </w:p>
     <w:p>
@@ -579,7 +635,7 @@
         <w:pStyle w:val="Heading1"/>
       </w:pPr>
       <w:r>
-        <w:t>Aviso de accesibilidad</w:t>
+        <w:t>2. Requisitos previos (cajero)</w:t>
       </w:r>
     </w:p>
     <w:p>
@@ -587,7 +643,7 @@
         <w:pStyle w:val="ListBullet"/>
       </w:pPr>
       <w:r>
-        <w:t>Encabezados jerárquicos para lectores de pantalla.</w:t>
+        <w:t>Navegador actualizado (Chrome, Edge o Firefox).</w:t>
       </w:r>
     </w:p>
     <w:p>
@@ -595,7 +651,7 @@
         <w:pStyle w:val="ListBullet"/>
       </w:pPr>
       <w:r>
-        <w:t>Diagramas con texto alternativo debajo.</w:t>
+        <w:t>Cuenta cashier creada por el administrador.</w:t>
       </w:r>
     </w:p>
     <w:p>
@@ -603,7 +659,7 @@
         <w:pStyle w:val="ListBullet"/>
       </w:pPr>
       <w:r>
-        <w:t>Tablas con encabezado en la primera fila.</w:t>
+        <w:t>Acceso a https://2x3crmtest.vercel.app</w:t>
       </w:r>
     </w:p>
     <w:p>
@@ -611,7 +667,7 @@
         <w:pStyle w:val="ListBullet"/>
       </w:pPr>
       <w:r>
-        <w:t>Al exportar a Word/PDF: tipografía sans-serif legible, contraste alto, cuerpo ≥ 12 pt.</w:t>
+        <w:t>Conocer el fondo de apertura autorizado.</w:t>
       </w:r>
     </w:p>
     <w:p>
@@ -619,7 +675,23 @@
         <w:pStyle w:val="ListBullet"/>
       </w:pPr>
       <w:r>
-        <w:t>Toda captura futura debe describir la acción, no solo “pantalla”.</w:t>
+        <w:t>Estar en horario de turno (ver §5.2).</w:t>
+      </w:r>
+    </w:p>
+    <w:p>
+      <w:pPr>
+        <w:pStyle w:val="ListBullet"/>
+      </w:pPr>
+      <w:r>
+        <w:t>Si va a imprimir tickets: permitir ventanas emergentes del sitio.</w:t>
+      </w:r>
+    </w:p>
+    <w:p>
+      <w:pPr>
+        <w:pStyle w:val="ListBullet"/>
+      </w:pPr>
+      <w:r>
+        <w:t>Para tablet/caja: preferir Modo cobro a pantalla completa (F11 del navegador).</w:t>
       </w:r>
     </w:p>
     <w:p>
@@ -632,382 +704,85 @@
         <w:pStyle w:val="Heading1"/>
       </w:pPr>
       <w:r>
-        <w:t>1. Para quién es este manual</w:t>
+        <w:t>3. Inicio rápido — primera venta del cajero</w:t>
       </w:r>
     </w:p>
-    <w:tbl>
-      <w:tblPr>
-        <w:tblStyle w:val="TableGrid"/>
-        <w:tblW w:type="auto" w:w="0"/>
-        <w:tblLook w:firstColumn="1" w:firstRow="1" w:lastColumn="0" w:lastRow="0" w:noHBand="0" w:noVBand="1" w:val="04A0"/>
-      </w:tblPr>
-      <w:tblGrid>
-        <w:gridCol w:w="3216"/>
-        <w:gridCol w:w="3216"/>
-        <w:gridCol w:w="3216"/>
-      </w:tblGrid>
-      <w:tr>
-        <w:tc>
-          <w:tcPr>
-            <w:tcW w:type="dxa" w:w="3216"/>
-          </w:tcPr>
-          <w:p>
-            <w:r>
-              <w:rPr>
-                <w:b/>
-                <w:sz w:val="18"/>
-              </w:rPr>
-              <w:t>Audiencia</w:t>
-            </w:r>
-          </w:p>
-        </w:tc>
-        <w:tc>
-          <w:tcPr>
-            <w:tcW w:type="dxa" w:w="3216"/>
-          </w:tcPr>
-          <w:p>
-            <w:r>
-              <w:rPr>
-                <w:b/>
-                <w:sz w:val="18"/>
-              </w:rPr>
-              <w:t>¿Le aplica?</w:t>
-            </w:r>
-          </w:p>
-        </w:tc>
-        <w:tc>
-          <w:tcPr>
-            <w:tcW w:type="dxa" w:w="3216"/>
-          </w:tcPr>
-          <w:p>
-            <w:r>
-              <w:rPr>
-                <w:b/>
-                <w:sz w:val="18"/>
-              </w:rPr>
-              <w:t>Qué podrá hacer</w:t>
-            </w:r>
-          </w:p>
-        </w:tc>
-      </w:tr>
-      <w:tr>
-        <w:tc>
-          <w:tcPr>
-            <w:tcW w:type="dxa" w:w="3216"/>
-          </w:tcPr>
-          <w:p>
-            <w:r>
-              <w:rPr>
-                <w:sz w:val="18"/>
-              </w:rPr>
-              <w:t>Cajero de punto de venta</w:t>
-            </w:r>
-          </w:p>
-        </w:tc>
-        <w:tc>
-          <w:tcPr>
-            <w:tcW w:type="dxa" w:w="3216"/>
-          </w:tcPr>
-          <w:p>
-            <w:r>
-              <w:rPr>
-                <w:sz w:val="18"/>
-              </w:rPr>
-              <w:t>Sí</w:t>
-            </w:r>
-          </w:p>
-        </w:tc>
-        <w:tc>
-          <w:tcPr>
-            <w:tcW w:type="dxa" w:w="3216"/>
-          </w:tcPr>
-          <w:p>
-            <w:r>
-              <w:rPr>
-                <w:sz w:val="18"/>
-              </w:rPr>
-              <w:t>Abrir turno, vender, cortar caja, consultar bitácora propia e inventario</w:t>
-            </w:r>
-          </w:p>
-        </w:tc>
-      </w:tr>
-      <w:tr>
-        <w:tc>
-          <w:tcPr>
-            <w:tcW w:type="dxa" w:w="3216"/>
-          </w:tcPr>
-          <w:p>
-            <w:r>
-              <w:rPr>
-                <w:sz w:val="18"/>
-              </w:rPr>
-              <w:t>Administrador / dueño de tienda</w:t>
-            </w:r>
-          </w:p>
-        </w:tc>
-        <w:tc>
-          <w:tcPr>
-            <w:tcW w:type="dxa" w:w="3216"/>
-          </w:tcPr>
-          <w:p>
-            <w:r>
-              <w:rPr>
-                <w:sz w:val="18"/>
-              </w:rPr>
-              <w:t>Sí</w:t>
-            </w:r>
-          </w:p>
-        </w:tc>
-        <w:tc>
-          <w:tcPr>
-            <w:tcW w:type="dxa" w:w="3216"/>
-          </w:tcPr>
-          <w:p>
-            <w:r>
-              <w:rPr>
-                <w:sz w:val="18"/>
-              </w:rPr>
-              <w:t>Todo lo del cajero + finanzas, compras, configuración, cajeros, chatbot</w:t>
-            </w:r>
-          </w:p>
-        </w:tc>
-      </w:tr>
-      <w:tr>
-        <w:tc>
-          <w:tcPr>
-            <w:tcW w:type="dxa" w:w="3216"/>
-          </w:tcPr>
-          <w:p>
-            <w:r>
-              <w:rPr>
-                <w:sz w:val="18"/>
-              </w:rPr>
-              <w:t>Supervisor operativo</w:t>
-            </w:r>
-          </w:p>
-        </w:tc>
-        <w:tc>
-          <w:tcPr>
-            <w:tcW w:type="dxa" w:w="3216"/>
-          </w:tcPr>
-          <w:p>
-            <w:r>
-              <w:rPr>
-                <w:sz w:val="18"/>
-              </w:rPr>
-              <w:t>Sí (con cuenta admin)</w:t>
-            </w:r>
-          </w:p>
-        </w:tc>
-        <w:tc>
-          <w:tcPr>
-            <w:tcW w:type="dxa" w:w="3216"/>
-          </w:tcPr>
-          <w:p>
-            <w:r>
-              <w:rPr>
-                <w:sz w:val="18"/>
-              </w:rPr>
-              <w:t>Revisar dashboard, cortes, stock y bitácora</w:t>
-            </w:r>
-          </w:p>
-        </w:tc>
-      </w:tr>
-      <w:tr>
-        <w:tc>
-          <w:tcPr>
-            <w:tcW w:type="dxa" w:w="3216"/>
-          </w:tcPr>
-          <w:p>
-            <w:r>
-              <w:rPr>
-                <w:sz w:val="18"/>
-              </w:rPr>
-              <w:t>Desarrollador / DevOps</w:t>
-            </w:r>
-          </w:p>
-        </w:tc>
-        <w:tc>
-          <w:tcPr>
-            <w:tcW w:type="dxa" w:w="3216"/>
-          </w:tcPr>
-          <w:p>
-            <w:r>
-              <w:rPr>
-                <w:sz w:val="18"/>
-              </w:rPr>
-              <w:t>No</w:t>
-            </w:r>
-          </w:p>
-        </w:tc>
-        <w:tc>
-          <w:tcPr>
-            <w:tcW w:type="dxa" w:w="3216"/>
-          </w:tcPr>
-          <w:p>
-            <w:r>
-              <w:rPr>
-                <w:sz w:val="18"/>
-              </w:rPr>
-              <w:t>Use el manual técnico (../manual-tecnico/manual-tecnico-erp-supermercado.md)</w:t>
-            </w:r>
-          </w:p>
-        </w:tc>
-      </w:tr>
-    </w:tbl>
-    <w:p/>
     <w:p>
       <w:pPr>
-        <w:pStyle w:val="Heading2"/>
+        <w:pStyle w:val="ListNumber"/>
       </w:pPr>
       <w:r>
-        <w:t>Roles reales del sistema</w:t>
+        <w:t>Abra https://2x3crmtest.vercel.app → Entrar al sistema.</w:t>
+      </w:r>
+    </w:p>
+    <w:p>
+      <w:pPr>
+        <w:pStyle w:val="ListNumber"/>
+      </w:pPr>
+      <w:r>
+        <w:t>Inicie sesión → el sistema lo lleva a https://2x3crmtest.vercel.app/pos.</w:t>
+      </w:r>
+    </w:p>
+    <w:p>
+      <w:pPr>
+        <w:pStyle w:val="ListNumber"/>
+      </w:pPr>
+      <w:r>
+        <w:t>Si no hay otro cajero con turno abierto y está en horario, capture Fondo de apertura (MXN) (default 500) → Abrir turno y vender.</w:t>
+      </w:r>
+    </w:p>
+    <w:p>
+      <w:pPr>
+        <w:pStyle w:val="ListNumber"/>
+      </w:pPr>
+      <w:r>
+        <w:t>Active Modo cobro (recomendado) o use el catálogo + Carrito.</w:t>
+      </w:r>
+    </w:p>
+    <w:p>
+      <w:pPr>
+        <w:pStyle w:val="ListNumber"/>
+      </w:pPr>
+      <w:r>
+        <w:t>Agregue productos, elija Efectivo / Tarjeta / Crédito y cobre.</w:t>
+      </w:r>
+    </w:p>
+    <w:p>
+      <w:pPr>
+        <w:pStyle w:val="ListNumber"/>
+      </w:pPr>
+      <w:r>
+        <w:t>Al terminar el turno: Turno / Corte → un solo corte → Cerrar sesión.</w:t>
       </w:r>
     </w:p>
     <w:p>
       <w:r>
-        <w:t>Solo existen dos roles:</w:t>
+        <w:rPr>
+          <w:rFonts w:ascii="Consolas" w:hAnsi="Consolas"/>
+          <w:sz w:val="18"/>
+        </w:rPr>
+        <w:t>flowchart LR</w:t>
+        <w:br/>
+        <w:t xml:space="preserve">  A[Login cajero] --&gt; B[Abrir turno]</w:t>
+        <w:br/>
+        <w:t xml:space="preserve">  B --&gt; C[POS / Modo cobro]</w:t>
+        <w:br/>
+        <w:t xml:space="preserve">  C --&gt; D[Cobrar]</w:t>
+        <w:br/>
+        <w:t xml:space="preserve">  D --&gt; E[Corte único]</w:t>
+        <w:br/>
+        <w:t xml:space="preserve">  E --&gt; F[Cerrar sesión]</w:t>
       </w:r>
     </w:p>
-    <w:tbl>
-      <w:tblPr>
-        <w:tblStyle w:val="TableGrid"/>
-        <w:tblW w:type="auto" w:w="0"/>
-        <w:tblLook w:firstColumn="1" w:firstRow="1" w:lastColumn="0" w:lastRow="0" w:noHBand="0" w:noVBand="1" w:val="04A0"/>
-      </w:tblPr>
-      <w:tblGrid>
-        <w:gridCol w:w="3216"/>
-        <w:gridCol w:w="3216"/>
-        <w:gridCol w:w="3216"/>
-      </w:tblGrid>
-      <w:tr>
-        <w:tc>
-          <w:tcPr>
-            <w:tcW w:type="dxa" w:w="3216"/>
-          </w:tcPr>
-          <w:p>
-            <w:r>
-              <w:rPr>
-                <w:b/>
-                <w:sz w:val="18"/>
-              </w:rPr>
-              <w:t>Rol en el sistema</w:t>
-            </w:r>
-          </w:p>
-        </w:tc>
-        <w:tc>
-          <w:tcPr>
-            <w:tcW w:type="dxa" w:w="3216"/>
-          </w:tcPr>
-          <w:p>
-            <w:r>
-              <w:rPr>
-                <w:b/>
-                <w:sz w:val="18"/>
-              </w:rPr>
-              <w:t>Cómo se ve en el menú</w:t>
-            </w:r>
-          </w:p>
-        </w:tc>
-        <w:tc>
-          <w:tcPr>
-            <w:tcW w:type="dxa" w:w="3216"/>
-          </w:tcPr>
-          <w:p>
-            <w:r>
-              <w:rPr>
-                <w:b/>
-                <w:sz w:val="18"/>
-              </w:rPr>
-              <w:t>Destino al iniciar sesión</w:t>
-            </w:r>
-          </w:p>
-        </w:tc>
-      </w:tr>
-      <w:tr>
-        <w:tc>
-          <w:tcPr>
-            <w:tcW w:type="dxa" w:w="3216"/>
-          </w:tcPr>
-          <w:p>
-            <w:r>
-              <w:rPr>
-                <w:sz w:val="18"/>
-              </w:rPr>
-              <w:t>admin</w:t>
-            </w:r>
-          </w:p>
-        </w:tc>
-        <w:tc>
-          <w:tcPr>
-            <w:tcW w:type="dxa" w:w="3216"/>
-          </w:tcPr>
-          <w:p>
-            <w:r>
-              <w:rPr>
-                <w:sz w:val="18"/>
-              </w:rPr>
-              <w:t>Dashboard, Finanzas, Configuración y todo lo demás</w:t>
-            </w:r>
-          </w:p>
-        </w:tc>
-        <w:tc>
-          <w:tcPr>
-            <w:tcW w:type="dxa" w:w="3216"/>
-          </w:tcPr>
-          <w:p>
-            <w:r>
-              <w:rPr>
-                <w:sz w:val="18"/>
-              </w:rPr>
-              <w:t>https://2x3crmtest.vercel.app/admin</w:t>
-            </w:r>
-          </w:p>
-        </w:tc>
-      </w:tr>
-      <w:tr>
-        <w:tc>
-          <w:tcPr>
-            <w:tcW w:type="dxa" w:w="3216"/>
-          </w:tcPr>
-          <w:p>
-            <w:r>
-              <w:rPr>
-                <w:sz w:val="18"/>
-              </w:rPr>
-              <w:t>cashier</w:t>
-            </w:r>
-          </w:p>
-        </w:tc>
-        <w:tc>
-          <w:tcPr>
-            <w:tcW w:type="dxa" w:w="3216"/>
-          </w:tcPr>
-          <w:p>
-            <w:r>
-              <w:rPr>
-                <w:sz w:val="18"/>
-              </w:rPr>
-              <w:t>POS, Bitácora, Inventarios, Turno/Corte</w:t>
-            </w:r>
-          </w:p>
-        </w:tc>
-        <w:tc>
-          <w:tcPr>
-            <w:tcW w:type="dxa" w:w="3216"/>
-          </w:tcPr>
-          <w:p>
-            <w:r>
-              <w:rPr>
-                <w:sz w:val="18"/>
-              </w:rPr>
-              <w:t>https://2x3crmtest.vercel.app/pos</w:t>
-            </w:r>
-          </w:p>
-        </w:tc>
-      </w:tr>
-    </w:tbl>
-    <w:p/>
+    <w:p>
+      <w:r>
+        <w:rPr>
+          <w:i/>
+          <w:sz w:val="18"/>
+        </w:rPr>
+        <w:t>Texto alternativo: Login → Abrir turno → POS o modo cobro → Cobrar → Corte → Cerrar sesión.</w:t>
+      </w:r>
+    </w:p>
     <w:p>
       <w:r>
         <w:t>────────────────────────────────────────</w:t>
@@ -1018,7 +793,62 @@
         <w:pStyle w:val="Heading1"/>
       </w:pPr>
       <w:r>
-        <w:t>2. Requisitos previos</w:t>
+        <w:t>4. Cómo iniciar y cerrar sesión</w:t>
+      </w:r>
+    </w:p>
+    <w:p>
+      <w:pPr>
+        <w:pStyle w:val="ListNumber"/>
+      </w:pPr>
+      <w:r>
+        <w:t>Vaya a https://2x3crmtest.vercel.app/login</w:t>
+      </w:r>
+    </w:p>
+    <w:p>
+      <w:pPr>
+        <w:pStyle w:val="ListNumber"/>
+      </w:pPr>
+      <w:r>
+        <w:t>Capture Usuario y Contraseña → Iniciar sesión.</w:t>
+      </w:r>
+    </w:p>
+    <w:p>
+      <w:pPr>
+        <w:pStyle w:val="ListNumber"/>
+      </w:pPr>
+      <w:r>
+        <w:t>Destino del cajero: POS (/pos).</w:t>
+      </w:r>
+    </w:p>
+    <w:p>
+      <w:pPr>
+        <w:pStyle w:val="ListNumber"/>
+      </w:pPr>
+      <w:r>
+        <w:t>Salir desde el menú lateral (cuando no esté bloqueado post-corte).</w:t>
+      </w:r>
+    </w:p>
+    <w:p>
+      <w:r>
+        <w:t>Después del corte: el cajero queda en estado must_logout. El menú desaparece; solo puede ver el resultado del corte y pulsar Cerrar sesión. No puede abrir otro turno hasta cerrar sesión.</w:t>
+      </w:r>
+    </w:p>
+    <w:p>
+      <w:r>
+        <w:t>────────────────────────────────────────</w:t>
+      </w:r>
+    </w:p>
+    <w:p>
+      <w:pPr>
+        <w:pStyle w:val="Heading1"/>
+      </w:pPr>
+      <w:r>
+        <w:t>5. Módulo POS para cajeros (implementación completa)</w:t>
+      </w:r>
+    </w:p>
+    <w:p>
+      <w:r>
+        <w:t>Esta sección describe todo el flujo operativo del POS según la actualización actual en main (modo cobro, sesión exclusiva, borrador en servidor, autorización admin para quitar líneas, crédito y promociones en ticket).</w:t>
       </w:r>
     </w:p>
     <w:p>
@@ -1026,47 +856,7 @@
         <w:pStyle w:val="Heading2"/>
       </w:pPr>
       <w:r>
-        <w:t>2.1 Conocimientos</w:t>
-      </w:r>
-    </w:p>
-    <w:p>
-      <w:pPr>
-        <w:pStyle w:val="ListBullet"/>
-      </w:pPr>
-      <w:r>
-        <w:t>Usar navegador web (Chrome, Edge o Firefox actualizado).</w:t>
-      </w:r>
-    </w:p>
-    <w:p>
-      <w:pPr>
-        <w:pStyle w:val="ListBullet"/>
-      </w:pPr>
-      <w:r>
-        <w:t>Leer montos en pesos mexicanos (MXN).</w:t>
-      </w:r>
-    </w:p>
-    <w:p>
-      <w:pPr>
-        <w:pStyle w:val="ListBullet"/>
-      </w:pPr>
-      <w:r>
-        <w:t>Identificar productos por nombre o SKU.</w:t>
-      </w:r>
-    </w:p>
-    <w:p>
-      <w:pPr>
-        <w:pStyle w:val="ListBullet"/>
-      </w:pPr>
-      <w:r>
-        <w:t>No se requiere programar.</w:t>
-      </w:r>
-    </w:p>
-    <w:p>
-      <w:pPr>
-        <w:pStyle w:val="Heading2"/>
-      </w:pPr>
-      <w:r>
-        <w:t>2.2 Equipo y red</w:t>
+        <w:t>5.1 Qué ve el cajero en el menú</w:t>
       </w:r>
     </w:p>
     <w:tbl>
@@ -1090,7 +880,7 @@
                 <w:b/>
                 <w:sz w:val="18"/>
               </w:rPr>
-              <w:t>Requisito</w:t>
+              <w:t>Visible para cajero</w:t>
             </w:r>
           </w:p>
         </w:tc>
@@ -1104,2624 +894,7 @@
                 <w:b/>
                 <w:sz w:val="18"/>
               </w:rPr>
-              <w:t>Detalle</w:t>
-            </w:r>
-          </w:p>
-        </w:tc>
-      </w:tr>
-      <w:tr>
-        <w:tc>
-          <w:tcPr>
-            <w:tcW w:type="dxa" w:w="4824"/>
-          </w:tcPr>
-          <w:p>
-            <w:r>
-              <w:rPr>
-                <w:sz w:val="18"/>
-              </w:rPr>
-              <w:t>Dispositivo</w:t>
-            </w:r>
-          </w:p>
-        </w:tc>
-        <w:tc>
-          <w:tcPr>
-            <w:tcW w:type="dxa" w:w="4824"/>
-          </w:tcPr>
-          <w:p>
-            <w:r>
-              <w:rPr>
-                <w:sz w:val="18"/>
-              </w:rPr>
-              <w:t>PC, laptop o tablet de caja</w:t>
-            </w:r>
-          </w:p>
-        </w:tc>
-      </w:tr>
-      <w:tr>
-        <w:tc>
-          <w:tcPr>
-            <w:tcW w:type="dxa" w:w="4824"/>
-          </w:tcPr>
-          <w:p>
-            <w:r>
-              <w:rPr>
-                <w:sz w:val="18"/>
-              </w:rPr>
-              <w:t>Red</w:t>
-            </w:r>
-          </w:p>
-        </w:tc>
-        <w:tc>
-          <w:tcPr>
-            <w:tcW w:type="dxa" w:w="4824"/>
-          </w:tcPr>
-          <w:p>
-            <w:r>
-              <w:rPr>
-                <w:sz w:val="18"/>
-              </w:rPr>
-              <w:t>Internet hacia https://2x3crmtest.vercel.app</w:t>
-            </w:r>
-          </w:p>
-        </w:tc>
-      </w:tr>
-      <w:tr>
-        <w:tc>
-          <w:tcPr>
-            <w:tcW w:type="dxa" w:w="4824"/>
-          </w:tcPr>
-          <w:p>
-            <w:r>
-              <w:rPr>
-                <w:sz w:val="18"/>
-              </w:rPr>
-              <w:t>Cuenta</w:t>
-            </w:r>
-          </w:p>
-        </w:tc>
-        <w:tc>
-          <w:tcPr>
-            <w:tcW w:type="dxa" w:w="4824"/>
-          </w:tcPr>
-          <w:p>
-            <w:r>
-              <w:rPr>
-                <w:sz w:val="18"/>
-              </w:rPr>
-              <w:t>Usuario y contraseña entregados por el administrador</w:t>
-            </w:r>
-          </w:p>
-        </w:tc>
-      </w:tr>
-      <w:tr>
-        <w:tc>
-          <w:tcPr>
-            <w:tcW w:type="dxa" w:w="4824"/>
-          </w:tcPr>
-          <w:p>
-            <w:r>
-              <w:rPr>
-                <w:sz w:val="18"/>
-              </w:rPr>
-              <w:t>Pop-ups</w:t>
-            </w:r>
-          </w:p>
-        </w:tc>
-        <w:tc>
-          <w:tcPr>
-            <w:tcW w:type="dxa" w:w="4824"/>
-          </w:tcPr>
-          <w:p>
-            <w:r>
-              <w:rPr>
-                <w:sz w:val="18"/>
-              </w:rPr>
-              <w:t>Permitidos si va a imprimir tickets</w:t>
-            </w:r>
-          </w:p>
-        </w:tc>
-      </w:tr>
-      <w:tr>
-        <w:tc>
-          <w:tcPr>
-            <w:tcW w:type="dxa" w:w="4824"/>
-          </w:tcPr>
-          <w:p>
-            <w:r>
-              <w:rPr>
-                <w:sz w:val="18"/>
-              </w:rPr>
-              <w:t>Pantalla</w:t>
-            </w:r>
-          </w:p>
-        </w:tc>
-        <w:tc>
-          <w:tcPr>
-            <w:tcW w:type="dxa" w:w="4824"/>
-          </w:tcPr>
-          <w:p>
-            <w:r>
-              <w:rPr>
-                <w:sz w:val="18"/>
-              </w:rPr>
-              <w:t>Recomendado ≥ 1024 px de ancho</w:t>
-            </w:r>
-          </w:p>
-        </w:tc>
-      </w:tr>
-    </w:tbl>
-    <w:p/>
-    <w:p>
-      <w:pPr>
-        <w:pStyle w:val="Heading2"/>
-      </w:pPr>
-      <w:r>
-        <w:t>2.3 Antes de vender</w:t>
-      </w:r>
-    </w:p>
-    <w:p>
-      <w:pPr>
-        <w:pStyle w:val="ListNumber"/>
-      </w:pPr>
-      <w:r>
-        <w:t>Contar con usuario activo.</w:t>
-      </w:r>
-    </w:p>
-    <w:p>
-      <w:pPr>
-        <w:pStyle w:val="ListNumber"/>
-      </w:pPr>
-      <w:r>
-        <w:t>Conocer el fondo de caja autorizado (efectivo inicial).</w:t>
-      </w:r>
-    </w:p>
-    <w:p>
-      <w:pPr>
-        <w:pStyle w:val="ListNumber"/>
-      </w:pPr>
-      <w:r>
-        <w:t>Verificar que el sitio responde (si falla, avise a soporte y pruebe /api/health).</w:t>
-      </w:r>
-    </w:p>
-    <w:p>
-      <w:r>
-        <w:t>────────────────────────────────────────</w:t>
-      </w:r>
-    </w:p>
-    <w:p>
-      <w:pPr>
-        <w:pStyle w:val="Heading1"/>
-      </w:pPr>
-      <w:r>
-        <w:t>3. Guía de inicio rápido (onboarding)</w:t>
-      </w:r>
-    </w:p>
-    <w:p>
-      <w:r>
-        <w:t>Objetivo: en menos de 10 minutos, un cajero cobra su primera venta en el sitio público.</w:t>
-      </w:r>
-    </w:p>
-    <w:p>
-      <w:r>
-        <w:rPr>
-          <w:rFonts w:ascii="Consolas" w:hAnsi="Consolas"/>
-          <w:sz w:val="18"/>
-        </w:rPr>
-        <w:t>flowchart LR</w:t>
-        <w:br/>
-        <w:t xml:space="preserve">  A[Abrir sitio] --&gt; B[Iniciar sesión]</w:t>
-        <w:br/>
-        <w:t xml:space="preserve">  B --&gt; C[Abrir turno]</w:t>
-        <w:br/>
-        <w:t xml:space="preserve">  C --&gt; D[Agregar productos]</w:t>
-        <w:br/>
-        <w:t xml:space="preserve">  D --&gt; E[Cobrar]</w:t>
-        <w:br/>
-        <w:t xml:space="preserve">  E[Cobrar] --&gt; F[Ticket / impresión]</w:t>
-      </w:r>
-    </w:p>
-    <w:p>
-      <w:r>
-        <w:rPr>
-          <w:i/>
-          <w:sz w:val="18"/>
-        </w:rPr>
-        <w:t>Texto alternativo: Abrir sitio → Iniciar sesión → Abrir turno → Agregar productos → Cobrar → Ticket o impresión.</w:t>
-      </w:r>
-    </w:p>
-    <w:p>
-      <w:pPr>
-        <w:pStyle w:val="Heading2"/>
-      </w:pPr>
-      <w:r>
-        <w:t>Pasos (cajero)</w:t>
-      </w:r>
-    </w:p>
-    <w:p>
-      <w:pPr>
-        <w:pStyle w:val="ListNumber"/>
-      </w:pPr>
-      <w:r>
-        <w:t>Abra https://2x3crmtest.vercel.app</w:t>
-      </w:r>
-    </w:p>
-    <w:p>
-      <w:pPr>
-        <w:pStyle w:val="ListNumber"/>
-      </w:pPr>
-      <w:r>
-        <w:t>Pulse Entrar al sistema.</w:t>
-      </w:r>
-    </w:p>
-    <w:p>
-      <w:pPr>
-        <w:pStyle w:val="ListNumber"/>
-      </w:pPr>
-      <w:r>
-        <w:t>En Acceso seguro, capture Usuario y Contraseña (mínimo 8 caracteres).</w:t>
-      </w:r>
-    </w:p>
-    <w:p>
-      <w:pPr>
-        <w:pStyle w:val="ListNumber"/>
-      </w:pPr>
-      <w:r>
-        <w:t>Pulse Iniciar sesión (el sistema lo lleva a Punto de venta).</w:t>
-      </w:r>
-    </w:p>
-    <w:p>
-      <w:pPr>
-        <w:pStyle w:val="ListNumber"/>
-      </w:pPr>
-      <w:r>
-        <w:t>Si aparece Abre tu turno para vender:</w:t>
-      </w:r>
-    </w:p>
-    <w:p>
-      <w:pPr>
-        <w:pStyle w:val="ListBullet"/>
-      </w:pPr>
-      <w:r>
-        <w:t>En Fondo de apertura (MXN) deje 500 o escriba el monto autorizado.</w:t>
-      </w:r>
-    </w:p>
-    <w:p>
-      <w:pPr>
-        <w:pStyle w:val="ListBullet"/>
-      </w:pPr>
-      <w:r>
-        <w:t>Pulse Abrir turno y vender.</w:t>
-      </w:r>
-    </w:p>
-    <w:p>
-      <w:pPr>
-        <w:pStyle w:val="ListNumber"/>
-      </w:pPr>
-      <w:r>
-        <w:t>En Buscar SKU o producto, localice un artículo y pulse Agregar.</w:t>
-      </w:r>
-    </w:p>
-    <w:p>
-      <w:pPr>
-        <w:pStyle w:val="ListNumber"/>
-      </w:pPr>
-      <w:r>
-        <w:t>Abra Carrito, elija Efectivo o Tarjeta.</w:t>
-      </w:r>
-    </w:p>
-    <w:p>
-      <w:pPr>
-        <w:pStyle w:val="ListNumber"/>
-      </w:pPr>
-      <w:r>
-        <w:t>Si es efectivo, capture el Monto recibido.</w:t>
-      </w:r>
-    </w:p>
-    <w:p>
-      <w:pPr>
-        <w:pStyle w:val="ListNumber"/>
-      </w:pPr>
-      <w:r>
-        <w:t>Pulse Cobrar y emitir ticket.</w:t>
-      </w:r>
-    </w:p>
-    <w:p>
-      <w:pPr>
-        <w:pStyle w:val="ListNumber"/>
-      </w:pPr>
-      <w:r>
-        <w:t>Use Mostrar impresión si necesita papel.</w:t>
-      </w:r>
-    </w:p>
-    <w:p>
-      <w:pPr>
-        <w:pStyle w:val="Heading2"/>
-      </w:pPr>
-      <w:r>
-        <w:t>Primera tarea del administrador (mismo día)</w:t>
-      </w:r>
-    </w:p>
-    <w:p>
-      <w:pPr>
-        <w:pStyle w:val="ListNumber"/>
-      </w:pPr>
-      <w:r>
-        <w:t>Inicie sesión en https://2x3crmtest.vercel.app/login (llegará al Dashboard).</w:t>
-      </w:r>
-    </w:p>
-    <w:p>
-      <w:pPr>
-        <w:pStyle w:val="ListNumber"/>
-      </w:pPr>
-      <w:r>
-        <w:t>Vaya a Configuración → Cajeros.</w:t>
-      </w:r>
-    </w:p>
-    <w:p>
-      <w:pPr>
-        <w:pStyle w:val="ListNumber"/>
-      </w:pPr>
-      <w:r>
-        <w:t>Cree un cajero (usuario ≥ 3 caracteres, contraseña ≥ 8).</w:t>
-      </w:r>
-    </w:p>
-    <w:p>
-      <w:pPr>
-        <w:pStyle w:val="ListNumber"/>
-      </w:pPr>
-      <w:r>
-        <w:t>Entregue las credenciales de forma segura.</w:t>
-      </w:r>
-    </w:p>
-    <w:p>
-      <w:r>
-        <w:t>────────────────────────────────────────</w:t>
-      </w:r>
-    </w:p>
-    <w:p>
-      <w:pPr>
-        <w:pStyle w:val="Heading1"/>
-      </w:pPr>
-      <w:r>
-        <w:t>4. Cómo iniciar y cerrar sesión</w:t>
-      </w:r>
-    </w:p>
-    <w:p>
-      <w:pPr>
-        <w:pStyle w:val="Heading2"/>
-      </w:pPr>
-      <w:r>
-        <w:t>4.1 Iniciar sesión</w:t>
-      </w:r>
-    </w:p>
-    <w:p>
-      <w:pPr>
-        <w:pStyle w:val="ListNumber"/>
-      </w:pPr>
-      <w:r>
-        <w:t>Vaya a https://2x3crmtest.vercel.app/login</w:t>
-      </w:r>
-    </w:p>
-    <w:p>
-      <w:pPr>
-        <w:pStyle w:val="ListNumber"/>
-      </w:pPr>
-      <w:r>
-        <w:t>Capture:</w:t>
-      </w:r>
-    </w:p>
-    <w:p>
-      <w:pPr>
-        <w:pStyle w:val="ListBullet"/>
-      </w:pPr>
-      <w:r>
-        <w:t>Usuario (máximo 20 caracteres en pantalla; use minúsculas, sin espacios)</w:t>
-      </w:r>
-    </w:p>
-    <w:p>
-      <w:pPr>
-        <w:pStyle w:val="ListBullet"/>
-      </w:pPr>
-      <w:r>
-        <w:t>Contraseña (8 a 128 caracteres)</w:t>
-      </w:r>
-    </w:p>
-    <w:p>
-      <w:pPr>
-        <w:pStyle w:val="ListNumber"/>
-      </w:pPr>
-      <w:r>
-        <w:t>Pulse Iniciar sesión.</w:t>
-      </w:r>
-    </w:p>
-    <w:tbl>
-      <w:tblPr>
-        <w:tblStyle w:val="TableGrid"/>
-        <w:tblW w:type="auto" w:w="0"/>
-        <w:tblLook w:firstColumn="1" w:firstRow="1" w:lastColumn="0" w:lastRow="0" w:noHBand="0" w:noVBand="1" w:val="04A0"/>
-      </w:tblPr>
-      <w:tblGrid>
-        <w:gridCol w:w="3216"/>
-        <w:gridCol w:w="3216"/>
-        <w:gridCol w:w="3216"/>
-      </w:tblGrid>
-      <w:tr>
-        <w:tc>
-          <w:tcPr>
-            <w:tcW w:type="dxa" w:w="3216"/>
-          </w:tcPr>
-          <w:p>
-            <w:r>
-              <w:rPr>
-                <w:b/>
-                <w:sz w:val="18"/>
-              </w:rPr>
-              <w:t>Si ve este mensaje</w:t>
-            </w:r>
-          </w:p>
-        </w:tc>
-        <w:tc>
-          <w:tcPr>
-            <w:tcW w:type="dxa" w:w="3216"/>
-          </w:tcPr>
-          <w:p>
-            <w:r>
-              <w:rPr>
-                <w:b/>
-                <w:sz w:val="18"/>
-              </w:rPr>
-              <w:t>Qué significa</w:t>
-            </w:r>
-          </w:p>
-        </w:tc>
-        <w:tc>
-          <w:tcPr>
-            <w:tcW w:type="dxa" w:w="3216"/>
-          </w:tcPr>
-          <w:p>
-            <w:r>
-              <w:rPr>
-                <w:b/>
-                <w:sz w:val="18"/>
-              </w:rPr>
-              <w:t>Qué hacer</w:t>
-            </w:r>
-          </w:p>
-        </w:tc>
-      </w:tr>
-      <w:tr>
-        <w:tc>
-          <w:tcPr>
-            <w:tcW w:type="dxa" w:w="3216"/>
-          </w:tcPr>
-          <w:p>
-            <w:r>
-              <w:rPr>
-                <w:sz w:val="18"/>
-              </w:rPr>
-              <w:t>Usuario o contraseña incorrectos</w:t>
-            </w:r>
-          </w:p>
-        </w:tc>
-        <w:tc>
-          <w:tcPr>
-            <w:tcW w:type="dxa" w:w="3216"/>
-          </w:tcPr>
-          <w:p>
-            <w:r>
-              <w:rPr>
-                <w:sz w:val="18"/>
-              </w:rPr>
-              <w:t>Credenciales mal, usuario inválido o cuenta inactiva</w:t>
-            </w:r>
-          </w:p>
-        </w:tc>
-        <w:tc>
-          <w:tcPr>
-            <w:tcW w:type="dxa" w:w="3216"/>
-          </w:tcPr>
-          <w:p>
-            <w:r>
-              <w:rPr>
-                <w:sz w:val="18"/>
-              </w:rPr>
-              <w:t>Verifique mayúsculas/espacios; pida reset al admin</w:t>
-            </w:r>
-          </w:p>
-        </w:tc>
-      </w:tr>
-      <w:tr>
-        <w:tc>
-          <w:tcPr>
-            <w:tcW w:type="dxa" w:w="3216"/>
-          </w:tcPr>
-          <w:p>
-            <w:r>
-              <w:rPr>
-                <w:sz w:val="18"/>
-              </w:rPr>
-              <w:t>Error interno al iniciar sesión…</w:t>
-            </w:r>
-          </w:p>
-        </w:tc>
-        <w:tc>
-          <w:tcPr>
-            <w:tcW w:type="dxa" w:w="3216"/>
-          </w:tcPr>
-          <w:p>
-            <w:r>
-              <w:rPr>
-                <w:sz w:val="18"/>
-              </w:rPr>
-              <w:t>Problema de servidor/configuración</w:t>
-            </w:r>
-          </w:p>
-        </w:tc>
-        <w:tc>
-          <w:tcPr>
-            <w:tcW w:type="dxa" w:w="3216"/>
-          </w:tcPr>
-          <w:p>
-            <w:r>
-              <w:rPr>
-                <w:sz w:val="18"/>
-              </w:rPr>
-              <w:t>Reintente; si persiste, contacte soporte</w:t>
-            </w:r>
-          </w:p>
-        </w:tc>
-      </w:tr>
-      <w:tr>
-        <w:tc>
-          <w:tcPr>
-            <w:tcW w:type="dxa" w:w="3216"/>
-          </w:tcPr>
-          <w:p>
-            <w:r>
-              <w:rPr>
-                <w:sz w:val="18"/>
-              </w:rPr>
-              <w:t>Botón Validando...</w:t>
-            </w:r>
-          </w:p>
-        </w:tc>
-        <w:tc>
-          <w:tcPr>
-            <w:tcW w:type="dxa" w:w="3216"/>
-          </w:tcPr>
-          <w:p>
-            <w:r>
-              <w:rPr>
-                <w:sz w:val="18"/>
-              </w:rPr>
-              <w:t>La petición está en curso</w:t>
-            </w:r>
-          </w:p>
-        </w:tc>
-        <w:tc>
-          <w:tcPr>
-            <w:tcW w:type="dxa" w:w="3216"/>
-          </w:tcPr>
-          <w:p>
-            <w:r>
-              <w:rPr>
-                <w:sz w:val="18"/>
-              </w:rPr>
-              <w:t>Espere sin hacer doble clic</w:t>
-            </w:r>
-          </w:p>
-        </w:tc>
-      </w:tr>
-    </w:tbl>
-    <w:p/>
-    <w:p>
-      <w:pPr>
-        <w:pStyle w:val="Heading2"/>
-      </w:pPr>
-      <w:r>
-        <w:t>4.2 Cerrar sesión</w:t>
-      </w:r>
-    </w:p>
-    <w:p>
-      <w:pPr>
-        <w:pStyle w:val="ListNumber"/>
-      </w:pPr>
-      <w:r>
-        <w:t>En el menú lateral pulse Salir.</w:t>
-      </w:r>
-    </w:p>
-    <w:p>
-      <w:pPr>
-        <w:pStyle w:val="ListNumber"/>
-      </w:pPr>
-      <w:r>
-        <w:t>Confirme que vuelve al portal o a la pantalla de acceso.</w:t>
-      </w:r>
-    </w:p>
-    <w:p>
-      <w:pPr>
-        <w:pStyle w:val="Heading2"/>
-      </w:pPr>
-      <w:r>
-        <w:t>4.3 Regla crítica después del corte (solo cajero)</w:t>
-      </w:r>
-    </w:p>
-    <w:p>
-      <w:r>
-        <w:t>Cuando termina el corte de caja, el sistema bloquea el menú completo. Solo verá Corte completado y el botón Cerrar sesión. Debe salir antes de que otra persona use la misma terminal.</w:t>
-      </w:r>
-    </w:p>
-    <w:p>
-      <w:r>
-        <w:t>────────────────────────────────────────</w:t>
-      </w:r>
-    </w:p>
-    <w:p>
-      <w:pPr>
-        <w:pStyle w:val="Heading1"/>
-      </w:pPr>
-      <w:r>
-        <w:t>5. Cómo vender en el punto de venta</w:t>
-      </w:r>
-    </w:p>
-    <w:p>
-      <w:r>
-        <w:t>Ruta: https://2x3crmtest.vercel.app/pos</w:t>
-      </w:r>
-    </w:p>
-    <w:p>
-      <w:r>
-        <w:t>Quién: cajero y administrador.</w:t>
-      </w:r>
-    </w:p>
-    <w:p>
-      <w:pPr>
-        <w:pStyle w:val="Heading2"/>
-      </w:pPr>
-      <w:r>
-        <w:t>5.1 Abrir el turno</w:t>
-      </w:r>
-    </w:p>
-    <w:p>
-      <w:r>
-        <w:t>Sin turno abierto no se puede cobrar. El sistema muestra: *Debes abrir un turno de caja antes de cobrar*.</w:t>
-      </w:r>
-    </w:p>
-    <w:p>
-      <w:r>
-        <w:t>Opción A — desde el POS</w:t>
-      </w:r>
-    </w:p>
-    <w:p>
-      <w:pPr>
-        <w:pStyle w:val="ListNumber"/>
-      </w:pPr>
-      <w:r>
-        <w:t>En la pantalla Abre tu turno para vender, capture Fondo de apertura (MXN) (por defecto 500).</w:t>
-      </w:r>
-    </w:p>
-    <w:p>
-      <w:pPr>
-        <w:pStyle w:val="ListNumber"/>
-      </w:pPr>
-      <w:r>
-        <w:t>Pulse Abrir turno y vender.</w:t>
-      </w:r>
-    </w:p>
-    <w:p>
-      <w:pPr>
-        <w:pStyle w:val="ListNumber"/>
-      </w:pPr>
-      <w:r>
-        <w:t>Debe aparecer el encabezado Punto de venta con Caja activa: (su usuario).</w:t>
-      </w:r>
-    </w:p>
-    <w:p>
-      <w:r>
-        <w:t>Opción B — desde Turno / Corte</w:t>
-      </w:r>
-    </w:p>
-    <w:p>
-      <w:pPr>
-        <w:pStyle w:val="ListNumber"/>
-      </w:pPr>
-      <w:r>
-        <w:t>Abra https://2x3crmtest.vercel.app/caja</w:t>
-      </w:r>
-    </w:p>
-    <w:p>
-      <w:pPr>
-        <w:pStyle w:val="ListNumber"/>
-      </w:pPr>
-      <w:r>
-        <w:t>Capture Fondo inicial (efectivo).</w:t>
-      </w:r>
-    </w:p>
-    <w:p>
-      <w:pPr>
-        <w:pStyle w:val="ListNumber"/>
-      </w:pPr>
-      <w:r>
-        <w:t>Pulse Abrir turno.</w:t>
-      </w:r>
-    </w:p>
-    <w:p>
-      <w:pPr>
-        <w:pStyle w:val="ListNumber"/>
-      </w:pPr>
-      <w:r>
-        <w:t>Use el enlace Ir al POS.</w:t>
-      </w:r>
-    </w:p>
-    <w:p>
-      <w:pPr>
-        <w:pStyle w:val="Heading2"/>
-      </w:pPr>
-      <w:r>
-        <w:t>5.2 Buscar y agregar productos</w:t>
-      </w:r>
-    </w:p>
-    <w:p>
-      <w:pPr>
-        <w:pStyle w:val="ListNumber"/>
-      </w:pPr>
-      <w:r>
-        <w:t>Escriba en Buscar SKU o producto.</w:t>
-      </w:r>
-    </w:p>
-    <w:p>
-      <w:pPr>
-        <w:pStyle w:val="ListNumber"/>
-      </w:pPr>
-      <w:r>
-        <w:t>Ordene si lo necesita: nombre, SKU, stock o precio (Ascendente / Descendente).</w:t>
-      </w:r>
-    </w:p>
-    <w:p>
-      <w:pPr>
-        <w:pStyle w:val="ListNumber"/>
-      </w:pPr>
-      <w:r>
-        <w:t>En la fila del producto pulse Agregar.</w:t>
-      </w:r>
-    </w:p>
-    <w:p>
-      <w:pPr>
-        <w:pStyle w:val="ListNumber"/>
-      </w:pPr>
-      <w:r>
-        <w:t>Abra el panel Carrito y cobro con el botón Carrito.</w:t>
-      </w:r>
-    </w:p>
-    <w:p>
-      <w:pPr>
-        <w:pStyle w:val="Heading2"/>
-      </w:pPr>
-      <w:r>
-        <w:t>5.3 Ajustar cantidades y peso</w:t>
-      </w:r>
-    </w:p>
-    <w:tbl>
-      <w:tblPr>
-        <w:tblStyle w:val="TableGrid"/>
-        <w:tblW w:type="auto" w:w="0"/>
-        <w:tblLook w:firstColumn="1" w:firstRow="1" w:lastColumn="0" w:lastRow="0" w:noHBand="0" w:noVBand="1" w:val="04A0"/>
-      </w:tblPr>
-      <w:tblGrid>
-        <w:gridCol w:w="3216"/>
-        <w:gridCol w:w="3216"/>
-        <w:gridCol w:w="3216"/>
-      </w:tblGrid>
-      <w:tr>
-        <w:tc>
-          <w:tcPr>
-            <w:tcW w:type="dxa" w:w="3216"/>
-          </w:tcPr>
-          <w:p>
-            <w:r>
-              <w:rPr>
-                <w:b/>
-                <w:sz w:val="18"/>
-              </w:rPr>
-              <w:t>Tipo de producto</w:t>
-            </w:r>
-          </w:p>
-        </w:tc>
-        <w:tc>
-          <w:tcPr>
-            <w:tcW w:type="dxa" w:w="3216"/>
-          </w:tcPr>
-          <w:p>
-            <w:r>
-              <w:rPr>
-                <w:b/>
-                <w:sz w:val="18"/>
-              </w:rPr>
-              <w:t>Controles</w:t>
-            </w:r>
-          </w:p>
-        </w:tc>
-        <w:tc>
-          <w:tcPr>
-            <w:tcW w:type="dxa" w:w="3216"/>
-          </w:tcPr>
-          <w:p>
-            <w:r>
-              <w:rPr>
-                <w:b/>
-                <w:sz w:val="18"/>
-              </w:rPr>
-              <w:t>Reglas reales</w:t>
-            </w:r>
-          </w:p>
-        </w:tc>
-      </w:tr>
-      <w:tr>
-        <w:tc>
-          <w:tcPr>
-            <w:tcW w:type="dxa" w:w="3216"/>
-          </w:tcPr>
-          <w:p>
-            <w:r>
-              <w:rPr>
-                <w:sz w:val="18"/>
-              </w:rPr>
-              <w:t>Pieza (pz)</w:t>
-            </w:r>
-          </w:p>
-        </w:tc>
-        <w:tc>
-          <w:tcPr>
-            <w:tcW w:type="dxa" w:w="3216"/>
-          </w:tcPr>
-          <w:p>
-            <w:r>
-              <w:rPr>
-                <w:sz w:val="18"/>
-              </w:rPr>
-              <w:t>Cantidad entera</w:t>
-            </w:r>
-          </w:p>
-        </w:tc>
-        <w:tc>
-          <w:tcPr>
-            <w:tcW w:type="dxa" w:w="3216"/>
-          </w:tcPr>
-          <w:p>
-            <w:r>
-              <w:rPr>
-                <w:sz w:val="18"/>
-              </w:rPr>
-              <w:t>Mínimo 1</w:t>
-            </w:r>
-          </w:p>
-        </w:tc>
-      </w:tr>
-      <w:tr>
-        <w:tc>
-          <w:tcPr>
-            <w:tcW w:type="dxa" w:w="3216"/>
-          </w:tcPr>
-          <w:p>
-            <w:r>
-              <w:rPr>
-                <w:sz w:val="18"/>
-              </w:rPr>
-              <w:t>Peso (kg)</w:t>
-            </w:r>
-          </w:p>
-        </w:tc>
-        <w:tc>
-          <w:tcPr>
-            <w:tcW w:type="dxa" w:w="3216"/>
-          </w:tcPr>
-          <w:p>
-            <w:r>
-              <w:rPr>
-                <w:sz w:val="18"/>
-              </w:rPr>
-              <w:t>Cantidad decimal</w:t>
-            </w:r>
-          </w:p>
-        </w:tc>
-        <w:tc>
-          <w:tcPr>
-            <w:tcW w:type="dxa" w:w="3216"/>
-          </w:tcPr>
-          <w:p>
-            <w:r>
-              <w:rPr>
-                <w:sz w:val="18"/>
-              </w:rPr>
-              <w:t>Mínimo 0.25 kg, pasos de 0.25; el sistema envía gramos al cobrar</w:t>
-            </w:r>
-          </w:p>
-        </w:tc>
-      </w:tr>
-      <w:tr>
-        <w:tc>
-          <w:tcPr>
-            <w:tcW w:type="dxa" w:w="3216"/>
-          </w:tcPr>
-          <w:p>
-            <w:r>
-              <w:rPr>
-                <w:sz w:val="18"/>
-              </w:rPr>
-              <w:t>Producto marcado como peso</w:t>
-            </w:r>
-          </w:p>
-        </w:tc>
-        <w:tc>
-          <w:tcPr>
-            <w:tcW w:type="dxa" w:w="3216"/>
-          </w:tcPr>
-          <w:p>
-            <w:r>
-              <w:rPr>
-                <w:sz w:val="18"/>
-              </w:rPr>
-              <w:t>Solo kg</w:t>
-            </w:r>
-          </w:p>
-        </w:tc>
-        <w:tc>
-          <w:tcPr>
-            <w:tcW w:type="dxa" w:w="3216"/>
-          </w:tcPr>
-          <w:p>
-            <w:r>
-              <w:rPr>
-                <w:sz w:val="18"/>
-              </w:rPr>
-              <w:t>El selector de unidad queda bloqueado en kg</w:t>
-            </w:r>
-          </w:p>
-        </w:tc>
-      </w:tr>
-    </w:tbl>
-    <w:p/>
-    <w:p>
-      <w:r>
-        <w:t>Use + / − o el campo de cantidad. Si hay valores vacíos, cero o negativos, corrija antes de cobrar.</w:t>
-      </w:r>
-    </w:p>
-    <w:p>
-      <w:r>
-        <w:t>El carrito se guarda solo (borrador automático en el navegador y en el servidor). No hay botón “Guardar borrador”.</w:t>
-      </w:r>
-    </w:p>
-    <w:p>
-      <w:pPr>
-        <w:pStyle w:val="Heading2"/>
-      </w:pPr>
-      <w:r>
-        <w:t>5.4 Cobrar</w:t>
-      </w:r>
-    </w:p>
-    <w:p>
-      <w:pPr>
-        <w:pStyle w:val="ListNumber"/>
-      </w:pPr>
-      <w:r>
-        <w:t>En el carrito elija Efectivo o Tarjeta.</w:t>
-      </w:r>
-    </w:p>
-    <w:p>
-      <w:pPr>
-        <w:pStyle w:val="ListNumber"/>
-      </w:pPr>
-      <w:r>
-        <w:t>Si elige Efectivo, escriba el Monto recibido. Verá el Cambio.</w:t>
-      </w:r>
-    </w:p>
-    <w:p>
-      <w:pPr>
-        <w:pStyle w:val="ListNumber"/>
-      </w:pPr>
-      <w:r>
-        <w:t>Revise Subtotal, IVA (si está activo) y Total.</w:t>
-      </w:r>
-    </w:p>
-    <w:p>
-      <w:pPr>
-        <w:pStyle w:val="ListNumber"/>
-      </w:pPr>
-      <w:r>
-        <w:t>Pulse Cobrar y emitir ticket.</w:t>
-      </w:r>
-    </w:p>
-    <w:p>
-      <w:pPr>
-        <w:pStyle w:val="ListNumber"/>
-      </w:pPr>
-      <w:r>
-        <w:t>En el modal Recibo de venta:</w:t>
-      </w:r>
-    </w:p>
-    <w:p>
-      <w:pPr>
-        <w:pStyle w:val="ListBullet"/>
-      </w:pPr>
-      <w:r>
-        <w:t>Mostrar impresión — abre la ventana de impresión del navegador</w:t>
-      </w:r>
-    </w:p>
-    <w:p>
-      <w:pPr>
-        <w:pStyle w:val="ListBullet"/>
-      </w:pPr>
-      <w:r>
-        <w:t>Cerrar — cierra el recibo</w:t>
-      </w:r>
-    </w:p>
-    <w:p>
-      <w:r>
-        <w:t>El encabezado impreso del ticket muestra 2x3 CRM TEST / Ticket de venta (texto fijo del comprobante).</w:t>
-      </w:r>
-    </w:p>
-    <w:p>
-      <w:pPr>
-        <w:pStyle w:val="Heading2"/>
-      </w:pPr>
-      <w:r>
-        <w:t>5.5 Qué ocurre al cobrar (impacto real)</w:t>
-      </w:r>
-    </w:p>
-    <w:p>
-      <w:r>
-        <w:rPr>
-          <w:rFonts w:ascii="Consolas" w:hAnsi="Consolas"/>
-          <w:sz w:val="18"/>
-        </w:rPr>
-        <w:t>flowchart TD</w:t>
-        <w:br/>
-        <w:t xml:space="preserve">  A[Cobrar y emitir ticket] --&gt; B[Baja el stock del inventario]</w:t>
-        <w:br/>
-        <w:t xml:space="preserve">  A --&gt; C[Suma la venta al turno de caja]</w:t>
-        <w:br/>
-        <w:t xml:space="preserve">  A --&gt; D[Registra el evento en Bitácora]</w:t>
-      </w:r>
-    </w:p>
-    <w:p>
-      <w:r>
-        <w:rPr>
-          <w:i/>
-          <w:sz w:val="18"/>
-        </w:rPr>
-        <w:t>Texto alternativo: al cobrar bajan existencias, se actualiza el turno de caja y queda registro en bitácora.</w:t>
-      </w:r>
-    </w:p>
-    <w:p>
-      <w:pPr>
-        <w:pStyle w:val="Heading2"/>
-      </w:pPr>
-      <w:r>
-        <w:t>5.6 Problemas frecuentes al vender</w:t>
-      </w:r>
-    </w:p>
-    <w:tbl>
-      <w:tblPr>
-        <w:tblStyle w:val="TableGrid"/>
-        <w:tblW w:type="auto" w:w="0"/>
-        <w:tblLook w:firstColumn="1" w:firstRow="1" w:lastColumn="0" w:lastRow="0" w:noHBand="0" w:noVBand="1" w:val="04A0"/>
-      </w:tblPr>
-      <w:tblGrid>
-        <w:gridCol w:w="3216"/>
-        <w:gridCol w:w="3216"/>
-        <w:gridCol w:w="3216"/>
-      </w:tblGrid>
-      <w:tr>
-        <w:tc>
-          <w:tcPr>
-            <w:tcW w:type="dxa" w:w="3216"/>
-          </w:tcPr>
-          <w:p>
-            <w:r>
-              <w:rPr>
-                <w:b/>
-                <w:sz w:val="18"/>
-              </w:rPr>
-              <w:t>Mensaje</w:t>
-            </w:r>
-          </w:p>
-        </w:tc>
-        <w:tc>
-          <w:tcPr>
-            <w:tcW w:type="dxa" w:w="3216"/>
-          </w:tcPr>
-          <w:p>
-            <w:r>
-              <w:rPr>
-                <w:b/>
-                <w:sz w:val="18"/>
-              </w:rPr>
-              <w:t>Causa</w:t>
-            </w:r>
-          </w:p>
-        </w:tc>
-        <w:tc>
-          <w:tcPr>
-            <w:tcW w:type="dxa" w:w="3216"/>
-          </w:tcPr>
-          <w:p>
-            <w:r>
-              <w:rPr>
-                <w:b/>
-                <w:sz w:val="18"/>
-              </w:rPr>
-              <w:t>Solución</w:t>
-            </w:r>
-          </w:p>
-        </w:tc>
-      </w:tr>
-      <w:tr>
-        <w:tc>
-          <w:tcPr>
-            <w:tcW w:type="dxa" w:w="3216"/>
-          </w:tcPr>
-          <w:p>
-            <w:r>
-              <w:rPr>
-                <w:sz w:val="18"/>
-              </w:rPr>
-              <w:t>Debes abrir un turno de caja antes de cobrar</w:t>
-            </w:r>
-          </w:p>
-        </w:tc>
-        <w:tc>
-          <w:tcPr>
-            <w:tcW w:type="dxa" w:w="3216"/>
-          </w:tcPr>
-          <w:p>
-            <w:r>
-              <w:rPr>
-                <w:sz w:val="18"/>
-              </w:rPr>
-              <w:t>No hay sesión de caja</w:t>
-            </w:r>
-          </w:p>
-        </w:tc>
-        <w:tc>
-          <w:tcPr>
-            <w:tcW w:type="dxa" w:w="3216"/>
-          </w:tcPr>
-          <w:p>
-            <w:r>
-              <w:rPr>
-                <w:sz w:val="18"/>
-              </w:rPr>
-              <w:t>Abra turno (sección 5.1)</w:t>
-            </w:r>
-          </w:p>
-        </w:tc>
-      </w:tr>
-      <w:tr>
-        <w:tc>
-          <w:tcPr>
-            <w:tcW w:type="dxa" w:w="3216"/>
-          </w:tcPr>
-          <w:p>
-            <w:r>
-              <w:rPr>
-                <w:sz w:val="18"/>
-              </w:rPr>
-              <w:t>Monto recibido insuficiente…</w:t>
-            </w:r>
-          </w:p>
-        </w:tc>
-        <w:tc>
-          <w:tcPr>
-            <w:tcW w:type="dxa" w:w="3216"/>
-          </w:tcPr>
-          <w:p>
-            <w:r>
-              <w:rPr>
-                <w:sz w:val="18"/>
-              </w:rPr>
-              <w:t>Efectivo menor al total</w:t>
-            </w:r>
-          </w:p>
-        </w:tc>
-        <w:tc>
-          <w:tcPr>
-            <w:tcW w:type="dxa" w:w="3216"/>
-          </w:tcPr>
-          <w:p>
-            <w:r>
-              <w:rPr>
-                <w:sz w:val="18"/>
-              </w:rPr>
-              <w:t>Capture un monto mayor o igual al total</w:t>
-            </w:r>
-          </w:p>
-        </w:tc>
-      </w:tr>
-      <w:tr>
-        <w:tc>
-          <w:tcPr>
-            <w:tcW w:type="dxa" w:w="3216"/>
-          </w:tcPr>
-          <w:p>
-            <w:r>
-              <w:rPr>
-                <w:sz w:val="18"/>
-              </w:rPr>
-              <w:t>Stock insuficiente…</w:t>
-            </w:r>
-          </w:p>
-        </w:tc>
-        <w:tc>
-          <w:tcPr>
-            <w:tcW w:type="dxa" w:w="3216"/>
-          </w:tcPr>
-          <w:p>
-            <w:r>
-              <w:rPr>
-                <w:sz w:val="18"/>
-              </w:rPr>
-              <w:t>No hay existencias</w:t>
-            </w:r>
-          </w:p>
-        </w:tc>
-        <w:tc>
-          <w:tcPr>
-            <w:tcW w:type="dxa" w:w="3216"/>
-          </w:tcPr>
-          <w:p>
-            <w:r>
-              <w:rPr>
-                <w:sz w:val="18"/>
-              </w:rPr>
-              <w:t>Quite el producto o pida reposición al admin</w:t>
-            </w:r>
-          </w:p>
-        </w:tc>
-      </w:tr>
-      <w:tr>
-        <w:tc>
-          <w:tcPr>
-            <w:tcW w:type="dxa" w:w="3216"/>
-          </w:tcPr>
-          <w:p>
-            <w:r>
-              <w:rPr>
-                <w:sz w:val="18"/>
-              </w:rPr>
-              <w:t>No fue posible abrir la ventana de impresión…</w:t>
-            </w:r>
-          </w:p>
-        </w:tc>
-        <w:tc>
-          <w:tcPr>
-            <w:tcW w:type="dxa" w:w="3216"/>
-          </w:tcPr>
-          <w:p>
-            <w:r>
-              <w:rPr>
-                <w:sz w:val="18"/>
-              </w:rPr>
-              <w:t>Pop-ups bloqueados</w:t>
-            </w:r>
-          </w:p>
-        </w:tc>
-        <w:tc>
-          <w:tcPr>
-            <w:tcW w:type="dxa" w:w="3216"/>
-          </w:tcPr>
-          <w:p>
-            <w:r>
-              <w:rPr>
-                <w:sz w:val="18"/>
-              </w:rPr>
-              <w:t>Permita ventanas emergentes para el sitio</w:t>
-            </w:r>
-          </w:p>
-        </w:tc>
-      </w:tr>
-      <w:tr>
-        <w:tc>
-          <w:tcPr>
-            <w:tcW w:type="dxa" w:w="3216"/>
-          </w:tcPr>
-          <w:p>
-            <w:r>
-              <w:rPr>
-                <w:sz w:val="18"/>
-              </w:rPr>
-              <w:t>Uno o más productos… ya no están disponibles</w:t>
-            </w:r>
-          </w:p>
-        </w:tc>
-        <w:tc>
-          <w:tcPr>
-            <w:tcW w:type="dxa" w:w="3216"/>
-          </w:tcPr>
-          <w:p>
-            <w:r>
-              <w:rPr>
-                <w:sz w:val="18"/>
-              </w:rPr>
-              <w:t>El catálogo cambió</w:t>
-            </w:r>
-          </w:p>
-        </w:tc>
-        <w:tc>
-          <w:tcPr>
-            <w:tcW w:type="dxa" w:w="3216"/>
-          </w:tcPr>
-          <w:p>
-            <w:r>
-              <w:rPr>
-                <w:sz w:val="18"/>
-              </w:rPr>
-              <w:t>Actualice y arme de nuevo el carrito</w:t>
-            </w:r>
-          </w:p>
-        </w:tc>
-      </w:tr>
-    </w:tbl>
-    <w:p/>
-    <w:p>
-      <w:r>
-        <w:t>────────────────────────────────────────</w:t>
-      </w:r>
-    </w:p>
-    <w:p>
-      <w:pPr>
-        <w:pStyle w:val="Heading1"/>
-      </w:pPr>
-      <w:r>
-        <w:t>6. Cómo hacer el corte de caja</w:t>
-      </w:r>
-    </w:p>
-    <w:p>
-      <w:r>
-        <w:t>Ruta: https://2x3crmtest.vercel.app/caja</w:t>
-      </w:r>
-    </w:p>
-    <w:p>
-      <w:r>
-        <w:t>Título en pantalla: Turno y corte de caja</w:t>
-      </w:r>
-    </w:p>
-    <w:p>
-      <w:r>
-        <w:t>Importante: el conteo es ciego. No verá el efectivo esperado hasta después de confirmar el corte.</w:t>
-      </w:r>
-    </w:p>
-    <w:p>
-      <w:pPr>
-        <w:pStyle w:val="Heading2"/>
-      </w:pPr>
-      <w:r>
-        <w:t>6.1 Pasos</w:t>
-      </w:r>
-    </w:p>
-    <w:p>
-      <w:pPr>
-        <w:pStyle w:val="ListNumber"/>
-      </w:pPr>
-      <w:r>
-        <w:t>Abra Turno / Corte (cajero: aparece en el menú; admin: también desde Configuración → Turno / Corte).</w:t>
-      </w:r>
-    </w:p>
-    <w:p>
-      <w:pPr>
-        <w:pStyle w:val="ListNumber"/>
-      </w:pPr>
-      <w:r>
-        <w:t>Con el turno abierto revise: Inicio, Fondo inicial, Ventas efectivo, Ventas tarjeta, Tickets.</w:t>
-      </w:r>
-    </w:p>
-    <w:p>
-      <w:pPr>
-        <w:pStyle w:val="ListNumber"/>
-      </w:pPr>
-      <w:r>
-        <w:t>Cuente el efectivo físico de la gaveta.</w:t>
-      </w:r>
-    </w:p>
-    <w:p>
-      <w:pPr>
-        <w:pStyle w:val="ListNumber"/>
-      </w:pPr>
-      <w:r>
-        <w:t>Escriba Efectivo contado.</w:t>
-      </w:r>
-    </w:p>
-    <w:p>
-      <w:pPr>
-        <w:pStyle w:val="ListNumber"/>
-      </w:pPr>
-      <w:r>
-        <w:t>Opcional: Notas.</w:t>
-      </w:r>
-    </w:p>
-    <w:p>
-      <w:pPr>
-        <w:pStyle w:val="ListNumber"/>
-      </w:pPr>
-      <w:r>
-        <w:t>Pulse Confirmar corte.</w:t>
-      </w:r>
-    </w:p>
-    <w:p>
-      <w:pPr>
-        <w:pStyle w:val="ListNumber"/>
-      </w:pPr>
-      <w:r>
-        <w:t>Revise Resultado del corte: Esperado, Contado, Diferencia.</w:t>
-      </w:r>
-    </w:p>
-    <w:p>
-      <w:pPr>
-        <w:pStyle w:val="ListNumber"/>
-      </w:pPr>
-      <w:r>
-        <w:t>Si es cajero: pulse Cerrar sesión.</w:t>
-      </w:r>
-    </w:p>
-    <w:p>
-      <w:pPr>
-        <w:pStyle w:val="Heading2"/>
-      </w:pPr>
-      <w:r>
-        <w:t>6.2 Historial (solo administrador)</w:t>
-      </w:r>
-    </w:p>
-    <w:p>
-      <w:r>
-        <w:t>En la misma pantalla el admin ve la tabla Historial de cortes (cajero, apertura, estado, esperado, contado, diferencia). También puede consultar liquidez en Finanzas → Fondos activo.</w:t>
-      </w:r>
-    </w:p>
-    <w:p>
-      <w:r>
-        <w:t>────────────────────────────────────────</w:t>
-      </w:r>
-    </w:p>
-    <w:p>
-      <w:pPr>
-        <w:pStyle w:val="Heading1"/>
-      </w:pPr>
-      <w:r>
-        <w:t>7. Cómo gestionar inventario</w:t>
-      </w:r>
-    </w:p>
-    <w:p>
-      <w:r>
-        <w:t>Ruta base: https://2x3crmtest.vercel.app/inventario</w:t>
-      </w:r>
-    </w:p>
-    <w:p>
-      <w:pPr>
-        <w:pStyle w:val="Heading2"/>
-      </w:pPr>
-      <w:r>
-        <w:t>7.1 Consultar productos y stock bajo</w:t>
-      </w:r>
-    </w:p>
-    <w:p>
-      <w:pPr>
-        <w:pStyle w:val="ListNumber"/>
-      </w:pPr>
-      <w:r>
-        <w:t>Abra Inventarios.</w:t>
-      </w:r>
-    </w:p>
-    <w:p>
-      <w:pPr>
-        <w:pStyle w:val="ListNumber"/>
-      </w:pPr>
-      <w:r>
-        <w:t>Elija el campo: Producto, SKU, Categorías, Precios en pesos ($), Unidad o Stock.</w:t>
-      </w:r>
-    </w:p>
-    <w:p>
-      <w:pPr>
-        <w:pStyle w:val="ListNumber"/>
-      </w:pPr>
-      <w:r>
-        <w:t>Escriba el criterio (ejemplos: 12.50, &gt;10, kg).</w:t>
-      </w:r>
-    </w:p>
-    <w:p>
-      <w:pPr>
-        <w:pStyle w:val="ListNumber"/>
-      </w:pPr>
-      <w:r>
-        <w:t>Use las alertas de Stock bajo.</w:t>
-      </w:r>
-    </w:p>
-    <w:p>
-      <w:pPr>
-        <w:pStyle w:val="ListNumber"/>
-      </w:pPr>
-      <w:r>
-        <w:t>Si necesita ver productos archivados, active Ver códigos archivados.</w:t>
-      </w:r>
-    </w:p>
-    <w:p>
-      <w:pPr>
-        <w:pStyle w:val="Heading2"/>
-      </w:pPr>
-      <w:r>
-        <w:t>7.2 Dar de alta un producto (solo administrador)</w:t>
-      </w:r>
-    </w:p>
-    <w:p>
-      <w:pPr>
-        <w:pStyle w:val="ListNumber"/>
-      </w:pPr>
-      <w:r>
-        <w:t>Pulse Agregar producto nuevo.</w:t>
-      </w:r>
-    </w:p>
-    <w:p>
-      <w:pPr>
-        <w:pStyle w:val="ListNumber"/>
-      </w:pPr>
-      <w:r>
-        <w:t>Complete: SKU, Nombre, Categoría, Stock, Precio, Umbral de stock bajo, Pasillo (opcional).</w:t>
-      </w:r>
-    </w:p>
-    <w:p>
-      <w:pPr>
-        <w:pStyle w:val="ListNumber"/>
-      </w:pPr>
-      <w:r>
-        <w:t>Guarde.</w:t>
-      </w:r>
-    </w:p>
-    <w:p>
-      <w:pPr>
-        <w:pStyle w:val="ListNumber"/>
-      </w:pPr>
-      <w:r>
-        <w:t>El sistema puede inferir si el producto es de peso según categoría/pasillo (no hay casilla “es peso”).</w:t>
-      </w:r>
-    </w:p>
-    <w:p>
-      <w:pPr>
-        <w:pStyle w:val="Heading2"/>
-      </w:pPr>
-      <w:r>
-        <w:t>7.3 Ajustar precio o existencias</w:t>
-      </w:r>
-    </w:p>
-    <w:p>
-      <w:pPr>
-        <w:pStyle w:val="ListNumber"/>
-      </w:pPr>
-      <w:r>
-        <w:t>Entre a la vista Ajustes o use el atajo Ajuste rápido.</w:t>
-      </w:r>
-    </w:p>
-    <w:p>
-      <w:pPr>
-        <w:pStyle w:val="ListNumber"/>
-      </w:pPr>
-      <w:r>
-        <w:t>Busque el producto.</w:t>
-      </w:r>
-    </w:p>
-    <w:p>
-      <w:pPr>
-        <w:pStyle w:val="ListNumber"/>
-      </w:pPr>
-      <w:r>
-        <w:t>Elija la operación:</w:t>
-      </w:r>
-    </w:p>
-    <w:p>
-      <w:pPr>
-        <w:pStyle w:val="ListBullet"/>
-      </w:pPr>
-      <w:r>
-        <w:t>Corregir precio</w:t>
-      </w:r>
-    </w:p>
-    <w:p>
-      <w:pPr>
-        <w:pStyle w:val="ListBullet"/>
-      </w:pPr>
-      <w:r>
-        <w:t>Programar precio</w:t>
-      </w:r>
-    </w:p>
-    <w:p>
-      <w:pPr>
-        <w:pStyle w:val="ListBullet"/>
-      </w:pPr>
-      <w:r>
-        <w:t>Entrada</w:t>
-      </w:r>
-    </w:p>
-    <w:p>
-      <w:pPr>
-        <w:pStyle w:val="ListBullet"/>
-      </w:pPr>
-      <w:r>
-        <w:t>Salida</w:t>
-      </w:r>
-    </w:p>
-    <w:p>
-      <w:pPr>
-        <w:pStyle w:val="ListBullet"/>
-      </w:pPr>
-      <w:r>
-        <w:t>Umbral stock bajo</w:t>
-      </w:r>
-    </w:p>
-    <w:p>
-      <w:pPr>
-        <w:pStyle w:val="ListBullet"/>
-      </w:pPr>
-      <w:r>
-        <w:t>Eliminar</w:t>
-      </w:r>
-    </w:p>
-    <w:p>
-      <w:pPr>
-        <w:pStyle w:val="ListNumber"/>
-      </w:pPr>
-      <w:r>
-        <w:t>Capture precio, vigencia, cantidad, costo, método (FIFO o Promedio) y motivo según el caso.</w:t>
-      </w:r>
-    </w:p>
-    <w:p>
-      <w:pPr>
-        <w:pStyle w:val="ListNumber"/>
-      </w:pPr>
-      <w:r>
-        <w:t>Confirme en el modal Confirmar ajuste de inventario.</w:t>
-      </w:r>
-    </w:p>
-    <w:p>
-      <w:r>
-        <w:rPr>
-          <w:i/>
-          <w:color w:val="333333"/>
-        </w:rPr>
-        <w:t>Limitación real: la pantalla de ajustes es visible para cajero, pero guardar ajustes solo lo puede el administrador (la API rechaza al cajero). Si es cajero y necesita un cambio, solicítelo al admin.</w:t>
-      </w:r>
-    </w:p>
-    <w:p>
-      <w:pPr>
-        <w:pStyle w:val="Heading2"/>
-      </w:pPr>
-      <w:r>
-        <w:t>7.4 Registrar merma</w:t>
-      </w:r>
-    </w:p>
-    <w:p>
-      <w:r>
-        <w:t>Ruta: https://2x3crmtest.vercel.app/inventario/merma-caducidad</w:t>
-      </w:r>
-    </w:p>
-    <w:p>
-      <w:pPr>
-        <w:pStyle w:val="ListNumber"/>
-      </w:pPr>
-      <w:r>
-        <w:t>En Merma, elija Producto, Cantidad y Motivo (por defecto Merma).</w:t>
-      </w:r>
-    </w:p>
-    <w:p>
-      <w:pPr>
-        <w:pStyle w:val="ListNumber"/>
-      </w:pPr>
-      <w:r>
-        <w:t>Pulse Registrar merma.</w:t>
-      </w:r>
-    </w:p>
-    <w:p>
-      <w:pPr>
-        <w:pStyle w:val="ListNumber"/>
-      </w:pPr>
-      <w:r>
-        <w:t>Verifique que el stock bajó.</w:t>
-      </w:r>
-    </w:p>
-    <w:p>
-      <w:r>
-        <w:rPr>
-          <w:i/>
-          <w:color w:val="333333"/>
-        </w:rPr>
-        <w:t>Limitación real: registrar merma también requiere permisos de administrador en el servidor. El cajero puede abrir la pantalla, pero la operación puede fallar con error de permiso.</w:t>
-      </w:r>
-    </w:p>
-    <w:p>
-      <w:pPr>
-        <w:pStyle w:val="Heading2"/>
-      </w:pPr>
-      <w:r>
-        <w:t>7.5 Anotar caducidad (solo en este navegador)</w:t>
-      </w:r>
-    </w:p>
-    <w:p>
-      <w:pPr>
-        <w:pStyle w:val="ListNumber"/>
-      </w:pPr>
-      <w:r>
-        <w:t>En la misma pantalla, capture Producto, Fecha de caducidad y Nota (lote, ubicación…).</w:t>
-      </w:r>
-    </w:p>
-    <w:p>
-      <w:pPr>
-        <w:pStyle w:val="ListNumber"/>
-      </w:pPr>
-      <w:r>
-        <w:t>Pulse Guardar caducidad.</w:t>
-      </w:r>
-    </w:p>
-    <w:p>
-      <w:pPr>
-        <w:pStyle w:val="ListNumber"/>
-      </w:pPr>
-      <w:r>
-        <w:t>Verá Fecha de caducidad guardada.</w:t>
-      </w:r>
-    </w:p>
-    <w:p>
-      <w:r>
-        <w:rPr>
-          <w:i/>
-          <w:color w:val="333333"/>
-        </w:rPr>
-        <w:t>Limitación real: las notas de caducidad se guardan solo en el navegador del equipo (localStorage). No se comparten entre computadoras ni usuarios. No las use como registro oficial único.</w:t>
-      </w:r>
-    </w:p>
-    <w:p>
-      <w:pPr>
-        <w:pStyle w:val="Heading2"/>
-      </w:pPr>
-      <w:r>
-        <w:t>7.6 Importar productos por CSV (solo administrador)</w:t>
-      </w:r>
-    </w:p>
-    <w:p>
-      <w:pPr>
-        <w:pStyle w:val="ListNumber"/>
-      </w:pPr>
-      <w:r>
-        <w:t>Desde Inventarios use Importación, o abra /inventario/importacion.</w:t>
-      </w:r>
-    </w:p>
-    <w:p>
-      <w:pPr>
-        <w:pStyle w:val="ListNumber"/>
-      </w:pPr>
-      <w:r>
-        <w:t>Prepare columnas: sku,producto,categoria,unidad,precio,stock.</w:t>
-      </w:r>
-    </w:p>
-    <w:p>
-      <w:pPr>
-        <w:pStyle w:val="ListNumber"/>
-      </w:pPr>
-      <w:r>
-        <w:t>Cargue el archivo o pegue el texto.</w:t>
-      </w:r>
-    </w:p>
-    <w:p>
-      <w:pPr>
-        <w:pStyle w:val="ListNumber"/>
-      </w:pPr>
-      <w:r>
-        <w:t>Valide (si aparece la opción) e importe.</w:t>
-      </w:r>
-    </w:p>
-    <w:p>
-      <w:r>
-        <w:t>────────────────────────────────────────</w:t>
-      </w:r>
-    </w:p>
-    <w:p>
-      <w:pPr>
-        <w:pStyle w:val="Heading1"/>
-      </w:pPr>
-      <w:r>
-        <w:t>8. Cómo registrar una compra a proveedor</w:t>
-      </w:r>
-    </w:p>
-    <w:p>
-      <w:r>
-        <w:t>Quién: solo administrador.</w:t>
-      </w:r>
-    </w:p>
-    <w:p>
-      <w:r>
-        <w:t>Ruta: https://2x3crmtest.vercel.app/finanzas/compras</w:t>
-      </w:r>
-    </w:p>
-    <w:p>
-      <w:pPr>
-        <w:pStyle w:val="ListNumber"/>
-      </w:pPr>
-      <w:r>
-        <w:t>Abra Finanzas → Compras y Proveedores.</w:t>
-      </w:r>
-    </w:p>
-    <w:p>
-      <w:pPr>
-        <w:pStyle w:val="ListNumber"/>
-      </w:pPr>
-      <w:r>
-        <w:t>Pulse Registrar entrada.</w:t>
-      </w:r>
-    </w:p>
-    <w:p>
-      <w:pPr>
-        <w:pStyle w:val="ListNumber"/>
-      </w:pPr>
-      <w:r>
-        <w:t>Busque el producto por Nombre o SKU.</w:t>
-      </w:r>
-    </w:p>
-    <w:p>
-      <w:pPr>
-        <w:pStyle w:val="ListNumber"/>
-      </w:pPr>
-      <w:r>
-        <w:t>Capture Cantidad y Costo unitario.</w:t>
-      </w:r>
-    </w:p>
-    <w:p>
-      <w:pPr>
-        <w:pStyle w:val="ListNumber"/>
-      </w:pPr>
-      <w:r>
-        <w:t>Elija forma de pago:</w:t>
-      </w:r>
-    </w:p>
-    <w:p>
-      <w:pPr>
-        <w:pStyle w:val="ListBullet"/>
-      </w:pPr>
-      <w:r>
-        <w:t>Contado (egreso en finanzas) — sale dinero del flujo</w:t>
-      </w:r>
-    </w:p>
-    <w:p>
-      <w:pPr>
-        <w:pStyle w:val="ListBullet"/>
-      </w:pPr>
-      <w:r>
-        <w:t>Crédito (cuenta por pagar) — aumenta saldo del proveedor</w:t>
-      </w:r>
-    </w:p>
-    <w:p>
-      <w:pPr>
-        <w:pStyle w:val="ListNumber"/>
-      </w:pPr>
-      <w:r>
-        <w:t>Elija proveedor existente o cree uno nuevo.</w:t>
-      </w:r>
-    </w:p>
-    <w:p>
-      <w:pPr>
-        <w:pStyle w:val="ListNumber"/>
-      </w:pPr>
-      <w:r>
-        <w:t>Capture Vendido / entregado por si aplica.</w:t>
-      </w:r>
-    </w:p>
-    <w:p>
-      <w:pPr>
-        <w:pStyle w:val="ListNumber"/>
-      </w:pPr>
-      <w:r>
-        <w:t>Pulse Guardar entrada.</w:t>
-      </w:r>
-    </w:p>
-    <w:p>
-      <w:pPr>
-        <w:pStyle w:val="ListNumber"/>
-      </w:pPr>
-      <w:r>
-        <w:t>Confirme el aumento de stock en Inventarios.</w:t>
-      </w:r>
-    </w:p>
-    <w:p>
-      <w:r>
-        <w:t>Si hay alertas de restock, puede usar Restock rápido.</w:t>
-      </w:r>
-    </w:p>
-    <w:p>
-      <w:r>
-        <w:t>────────────────────────────────────────</w:t>
-      </w:r>
-    </w:p>
-    <w:p>
-      <w:pPr>
-        <w:pStyle w:val="Heading1"/>
-      </w:pPr>
-      <w:r>
-        <w:t>9. Cómo llevar finanzas</w:t>
-      </w:r>
-    </w:p>
-    <w:p>
-      <w:r>
-        <w:t>Quién: solo administrador (el cajero no ve este menú).</w:t>
-      </w:r>
-    </w:p>
-    <w:p>
-      <w:pPr>
-        <w:pStyle w:val="Heading2"/>
-      </w:pPr>
-      <w:r>
-        <w:t>9.1 Ver el resumen del día / semana / mes</w:t>
-      </w:r>
-    </w:p>
-    <w:p>
-      <w:r>
-        <w:t>Ruta: https://2x3crmtest.vercel.app/finanzas</w:t>
-      </w:r>
-    </w:p>
-    <w:p>
-      <w:pPr>
-        <w:pStyle w:val="ListNumber"/>
-      </w:pPr>
-      <w:r>
-        <w:t>Abra Finanzas.</w:t>
-      </w:r>
-    </w:p>
-    <w:p>
-      <w:pPr>
-        <w:pStyle w:val="ListNumber"/>
-      </w:pPr>
-      <w:r>
-        <w:t>Elija Día, Semana o Mes.</w:t>
-      </w:r>
-    </w:p>
-    <w:p>
-      <w:pPr>
-        <w:pStyle w:val="ListNumber"/>
-      </w:pPr>
-      <w:r>
-        <w:t>Revise ingresos, egresos, ganancia, ticket promedio y leaderboard.</w:t>
-      </w:r>
-    </w:p>
-    <w:p>
-      <w:pPr>
-        <w:pStyle w:val="ListNumber"/>
-      </w:pPr>
-      <w:r>
-        <w:t>Use los enlaces a Periodos, Fondos, Pasivo, Compras y Promociones.</w:t>
-      </w:r>
-    </w:p>
-    <w:p>
-      <w:pPr>
-        <w:pStyle w:val="Heading2"/>
-      </w:pPr>
-      <w:r>
-        <w:t>9.2 Revisar resultados por fechas (Periodos)</w:t>
-      </w:r>
-    </w:p>
-    <w:p>
-      <w:r>
-        <w:t>Ruta: /finanzas/periodos</w:t>
-      </w:r>
-    </w:p>
-    <w:p>
-      <w:pPr>
-        <w:pStyle w:val="ListNumber"/>
-      </w:pPr>
-      <w:r>
-        <w:t>Defina Desde y Hasta, o pulse Últimos 7 días.</w:t>
-      </w:r>
-    </w:p>
-    <w:p>
-      <w:pPr>
-        <w:pStyle w:val="ListNumber"/>
-      </w:pPr>
-      <w:r>
-        <w:t>Pulse Aplicar a ventas si cambió el rango.</w:t>
-      </w:r>
-    </w:p>
-    <w:p>
-      <w:pPr>
-        <w:pStyle w:val="ListNumber"/>
-      </w:pPr>
-      <w:r>
-        <w:t>Revise gráficas e indicadores.</w:t>
-      </w:r>
-    </w:p>
-    <w:p>
-      <w:pPr>
-        <w:pStyle w:val="ListNumber"/>
-      </w:pPr>
-      <w:r>
-        <w:t>Para un gasto rápido use Registrar gasto (Tipo Fijo/Corriente, Categoría, Descripción, Monto).</w:t>
-      </w:r>
-    </w:p>
-    <w:p>
-      <w:pPr>
-        <w:pStyle w:val="Heading2"/>
-      </w:pPr>
-      <w:r>
-        <w:t>9.3 Registrar o eliminar un gasto (Pasivo)</w:t>
-      </w:r>
-    </w:p>
-    <w:p>
-      <w:r>
-        <w:t>Ruta: /finanzas/pasivo</w:t>
-      </w:r>
-    </w:p>
-    <w:p>
-      <w:pPr>
-        <w:pStyle w:val="ListNumber"/>
-      </w:pPr>
-      <w:r>
-        <w:t>Complete Tipo (Fijo / producción o Corriente), Categoría, Descripción, Monto (MXN).</w:t>
-      </w:r>
-    </w:p>
-    <w:p>
-      <w:pPr>
-        <w:pStyle w:val="ListNumber"/>
-      </w:pPr>
-      <w:r>
-        <w:t>Categorías disponibles: Renta, Luz, Agua, Gas, Proveedores, Nómina, Mantenimiento, Transporte, Otros.</w:t>
-      </w:r>
-    </w:p>
-    <w:p>
-      <w:pPr>
-        <w:pStyle w:val="ListNumber"/>
-      </w:pPr>
-      <w:r>
-        <w:t>Pulse Registrar gasto.</w:t>
-      </w:r>
-    </w:p>
-    <w:p>
-      <w:pPr>
-        <w:pStyle w:val="ListNumber"/>
-      </w:pPr>
-      <w:r>
-        <w:t>Para borrar: Eliminar y confirme.</w:t>
-      </w:r>
-    </w:p>
-    <w:p>
-      <w:pPr>
-        <w:pStyle w:val="Heading2"/>
-      </w:pPr>
-      <w:r>
-        <w:t>9.4 Consultar fondos de caja (solo lectura)</w:t>
-      </w:r>
-    </w:p>
-    <w:p>
-      <w:r>
-        <w:t>Ruta: /finanzas/fondos</w:t>
-      </w:r>
-    </w:p>
-    <w:p>
-      <w:r>
-        <w:t>Aquí solo se consulta la caja abierta (fondo inicial, ventas efectivo) y los cortes recientes. Para abrir o cortar caja use la sección 6.</w:t>
-      </w:r>
-    </w:p>
-    <w:p>
-      <w:pPr>
-        <w:pStyle w:val="Heading2"/>
-      </w:pPr>
-      <w:r>
-        <w:t>9.5 Crear promociones (catálogo)</w:t>
-      </w:r>
-    </w:p>
-    <w:p>
-      <w:r>
-        <w:t>Ruta: /finanzas/promociones</w:t>
-      </w:r>
-    </w:p>
-    <w:p>
-      <w:pPr>
-        <w:pStyle w:val="ListNumber"/>
-      </w:pPr>
-      <w:r>
-        <w:t>Pulse Nueva promoción.</w:t>
-      </w:r>
-    </w:p>
-    <w:p>
-      <w:pPr>
-        <w:pStyle w:val="ListNumber"/>
-      </w:pPr>
-      <w:r>
-        <w:t>Capture nombre, tipo (Porcentaje (%), Monto fijo ($), 2 × 1, Paquete / bundle), valor, compra mínima, descripción, expiración y si queda activa.</w:t>
-      </w:r>
-    </w:p>
-    <w:p>
-      <w:pPr>
-        <w:pStyle w:val="ListNumber"/>
-      </w:pPr>
-      <w:r>
-        <w:t>Guarde. Puede Activar / Desactivar o eliminar después.</w:t>
-      </w:r>
-    </w:p>
-    <w:p>
-      <w:r>
-        <w:rPr>
-          <w:i/>
-          <w:color w:val="333333"/>
-        </w:rPr>
-        <w:t>Limitación real: las promociones no se aplican automáticamente al cobrar en el POS. Hoy son un catálogo de gestión, no un descuento en el ticket.</w:t>
-      </w:r>
-    </w:p>
-    <w:p>
-      <w:r>
-        <w:t>────────────────────────────────────────</w:t>
-      </w:r>
-    </w:p>
-    <w:p>
-      <w:pPr>
-        <w:pStyle w:val="Heading1"/>
-      </w:pPr>
-      <w:r>
-        <w:t>10. Cómo configurar el sistema</w:t>
-      </w:r>
-    </w:p>
-    <w:p>
-      <w:r>
-        <w:t>Quién: solo administrador.</w:t>
-      </w:r>
-    </w:p>
-    <w:p>
-      <w:r>
-        <w:t>Ruta: https://2x3crmtest.vercel.app/configuracion</w:t>
-      </w:r>
-    </w:p>
-    <w:p>
-      <w:r>
-        <w:t>Pestañas: General · Chatbot · Cajeros · Turno / Corte</w:t>
-      </w:r>
-    </w:p>
-    <w:p>
-      <w:pPr>
-        <w:pStyle w:val="Heading2"/>
-      </w:pPr>
-      <w:r>
-        <w:t>10.1 IVA en el recibo (General)</w:t>
-      </w:r>
-    </w:p>
-    <w:p>
-      <w:pPr>
-        <w:pStyle w:val="ListNumber"/>
-      </w:pPr>
-      <w:r>
-        <w:t>Active o desactive Mostrar IVA en el precio final del recibo.</w:t>
-      </w:r>
-    </w:p>
-    <w:p>
-      <w:pPr>
-        <w:pStyle w:val="ListNumber"/>
-      </w:pPr>
-      <w:r>
-        <w:t>Capture Tasa de IVA predeterminada (%) (suele ser 16).</w:t>
-      </w:r>
-    </w:p>
-    <w:p>
-      <w:pPr>
-        <w:pStyle w:val="ListNumber"/>
-      </w:pPr>
-      <w:r>
-        <w:t>Pulse Guardar. Debe confirmar: Configuración de recibo guardada.</w:t>
-      </w:r>
-    </w:p>
-    <w:p>
-      <w:pPr>
-        <w:pStyle w:val="Heading2"/>
-      </w:pPr>
-      <w:r>
-        <w:t>10.2 Crear un cajero (Cajeros)</w:t>
-      </w:r>
-    </w:p>
-    <w:p>
-      <w:pPr>
-        <w:pStyle w:val="ListNumber"/>
-      </w:pPr>
-      <w:r>
-        <w:t>En Usuario escriba el nombre de acceso (ejemplo cajero2, al menos 3 caracteres).</w:t>
-      </w:r>
-    </w:p>
-    <w:p>
-      <w:pPr>
-        <w:pStyle w:val="ListNumber"/>
-      </w:pPr>
-      <w:r>
-        <w:t>En Contraseña escriba al menos 8 caracteres.</w:t>
-      </w:r>
-    </w:p>
-    <w:p>
-      <w:pPr>
-        <w:pStyle w:val="ListNumber"/>
-      </w:pPr>
-      <w:r>
-        <w:t>Pulse Crear cajero.</w:t>
-      </w:r>
-    </w:p>
-    <w:p>
-      <w:pPr>
-        <w:pStyle w:val="ListNumber"/>
-      </w:pPr>
-      <w:r>
-        <w:t>Revise la tabla: Usuario, Estado (Activo/Inactivo), Gate, Alta.</w:t>
-      </w:r>
-    </w:p>
-    <w:p>
-      <w:r>
-        <w:rPr>
-          <w:i/>
-          <w:color w:val="333333"/>
-        </w:rPr>
-        <w:t>Hoy la pantalla permite alta y listado. Editar o dar de baja completa puede requerir apoyo técnico.</w:t>
-      </w:r>
-    </w:p>
-    <w:p>
-      <w:pPr>
-        <w:pStyle w:val="Heading2"/>
-      </w:pPr>
-      <w:r>
-        <w:t>10.3 Configurar DavinciAi / Chatbot</w:t>
-      </w:r>
-    </w:p>
-    <w:p>
-      <w:pPr>
-        <w:pStyle w:val="ListNumber"/>
-      </w:pPr>
-      <w:r>
-        <w:t>Abra la pestaña Chatbot.</w:t>
-      </w:r>
-    </w:p>
-    <w:p>
-      <w:pPr>
-        <w:pStyle w:val="ListNumber"/>
-      </w:pPr>
-      <w:r>
-        <w:t>Active Agente activo si corresponde.</w:t>
-      </w:r>
-    </w:p>
-    <w:p>
-      <w:pPr>
-        <w:pStyle w:val="ListNumber"/>
-      </w:pPr>
-      <w:r>
-        <w:t>Revise Modelo e Instrucciones.</w:t>
-      </w:r>
-    </w:p>
-    <w:p>
-      <w:pPr>
-        <w:pStyle w:val="ListNumber"/>
-      </w:pPr>
-      <w:r>
-        <w:t>Active o desactive Acciones de escritura y Acciones financieras.</w:t>
-      </w:r>
-    </w:p>
-    <w:p>
-      <w:pPr>
-        <w:pStyle w:val="ListNumber"/>
-      </w:pPr>
-      <w:r>
-        <w:t>Elija herramientas ERP (ventas de hoy, stock, flujo de caja, stock bajo, etc.).</w:t>
-      </w:r>
-    </w:p>
-    <w:p>
-      <w:pPr>
-        <w:pStyle w:val="ListNumber"/>
-      </w:pPr>
-      <w:r>
-        <w:t>Guarde.</w:t>
-      </w:r>
-    </w:p>
-    <w:p>
-      <w:pPr>
-        <w:pStyle w:val="ListNumber"/>
-      </w:pPr>
-      <w:r>
-        <w:t>Si usa WhatsApp (Twilio/Evolution/Meta), copie la URL del webhook mostrada (apunta al mismo sitio público).</w:t>
-      </w:r>
-    </w:p>
-    <w:p>
-      <w:pPr>
-        <w:pStyle w:val="ListNumber"/>
-      </w:pPr>
-      <w:r>
-        <w:t>Para probar el chat web use el enlace Consola web → /crm.</w:t>
-      </w:r>
-    </w:p>
-    <w:p>
-      <w:r>
-        <w:t>Estado útil en pantalla: indica si OPENAI_API_KEY está lista en Vercel o si falta.</w:t>
-      </w:r>
-    </w:p>
-    <w:p>
-      <w:pPr>
-        <w:pStyle w:val="Heading2"/>
-      </w:pPr>
-      <w:r>
-        <w:t>10.4 Turno / Corte desde Configuración</w:t>
-      </w:r>
-    </w:p>
-    <w:p>
-      <w:r>
-        <w:t>La pestaña solo muestra un acceso Ir a Turno / Corte hacia /caja. La operación real está en la sección 6.</w:t>
-      </w:r>
-    </w:p>
-    <w:p>
-      <w:r>
-        <w:t>────────────────────────────────────────</w:t>
-      </w:r>
-    </w:p>
-    <w:p>
-      <w:pPr>
-        <w:pStyle w:val="Heading1"/>
-      </w:pPr>
-      <w:r>
-        <w:t>11. Cómo auditar actividad y reimprimir un ticket</w:t>
-      </w:r>
-    </w:p>
-    <w:p>
-      <w:r>
-        <w:t>Ruta: https://2x3crmtest.vercel.app/bitacora</w:t>
-      </w:r>
-    </w:p>
-    <w:p>
-      <w:pPr>
-        <w:pStyle w:val="Heading2"/>
-      </w:pPr>
-      <w:r>
-        <w:t>11.1 Actividad</w:t>
-      </w:r>
-    </w:p>
-    <w:p>
-      <w:pPr>
-        <w:pStyle w:val="ListNumber"/>
-      </w:pPr>
-      <w:r>
-        <w:t>Abra la pestaña Actividad.</w:t>
-      </w:r>
-    </w:p>
-    <w:p>
-      <w:pPr>
-        <w:pStyle w:val="ListNumber"/>
-      </w:pPr>
-      <w:r>
-        <w:t>Filtre por:</w:t>
-      </w:r>
-    </w:p>
-    <w:p>
-      <w:pPr>
-        <w:pStyle w:val="ListBullet"/>
-      </w:pPr>
-      <w:r>
-        <w:t>Tipo de operación</w:t>
-      </w:r>
-    </w:p>
-    <w:p>
-      <w:pPr>
-        <w:pStyle w:val="ListBullet"/>
-      </w:pPr>
-      <w:r>
-        <w:t>Categoría: Todas / Ventas / Inventario / POS / CRM / Sistema</w:t>
-      </w:r>
-    </w:p>
-    <w:p>
-      <w:pPr>
-        <w:pStyle w:val="ListBullet"/>
-      </w:pPr>
-      <w:r>
-        <w:t>Estado: Todos / Success / Failed / Pending *(aparecen en inglés en la pantalla)*</w:t>
-      </w:r>
-    </w:p>
-    <w:p>
-      <w:pPr>
-        <w:pStyle w:val="ListBullet"/>
-      </w:pPr>
-      <w:r>
-        <w:t>Usuario</w:t>
-      </w:r>
-    </w:p>
-    <w:p>
-      <w:pPr>
-        <w:pStyle w:val="ListNumber"/>
-      </w:pPr>
-      <w:r>
-        <w:t>Pulse Actualizar.</w:t>
-      </w:r>
-    </w:p>
-    <w:p>
-      <w:pPr>
-        <w:pStyle w:val="ListNumber"/>
-      </w:pPr>
-      <w:r>
-        <w:t>En una venta, use Ver ticket → Imprimir.</w:t>
-      </w:r>
-    </w:p>
-    <w:p>
-      <w:pPr>
-        <w:pStyle w:val="Heading2"/>
-      </w:pPr>
-      <w:r>
-        <w:t>11.2 Ventas recientes</w:t>
-      </w:r>
-    </w:p>
-    <w:p>
-      <w:r>
-        <w:t>La pestaña Ventas recientes muestra nro. de venta, caja, pago, total y fecha.</w:t>
-      </w:r>
-    </w:p>
-    <w:p>
-      <w:r>
-        <w:t>Nota: el pago puede verse como cash / card (código interno). La reimpresión está en Actividad → Ver ticket, no en esta pestaña.</w:t>
-      </w:r>
-    </w:p>
-    <w:p>
-      <w:r>
-        <w:t>El cajero solo ve sus movimientos; el administrador ve el conjunto.</w:t>
-      </w:r>
-    </w:p>
-    <w:p>
-      <w:r>
-        <w:t>────────────────────────────────────────</w:t>
-      </w:r>
-    </w:p>
-    <w:p>
-      <w:pPr>
-        <w:pStyle w:val="Heading1"/>
-      </w:pPr>
-      <w:r>
-        <w:t>12. Cómo usar el Dashboard</w:t>
-      </w:r>
-    </w:p>
-    <w:p>
-      <w:r>
-        <w:t>Quién: solo administrador.</w:t>
-      </w:r>
-    </w:p>
-    <w:p>
-      <w:r>
-        <w:t>Ruta: https://2x3crmtest.vercel.app/admin</w:t>
-      </w:r>
-    </w:p>
-    <w:p>
-      <w:pPr>
-        <w:pStyle w:val="ListNumber"/>
-      </w:pPr>
-      <w:r>
-        <w:t>Revise indicadores (productos, stock bajo, pedidos, saldos, devoluciones, handoffs, etc.).</w:t>
-      </w:r>
-    </w:p>
-    <w:p>
-      <w:pPr>
-        <w:pStyle w:val="ListNumber"/>
-      </w:pPr>
-      <w:r>
-        <w:t>Pulse Refrescar para actualizar.</w:t>
-      </w:r>
-    </w:p>
-    <w:p>
-      <w:pPr>
-        <w:pStyle w:val="ListNumber"/>
-      </w:pPr>
-      <w:r>
-        <w:t>Atajos: Configurar chatbot, IVA y recibo.</w:t>
-      </w:r>
-    </w:p>
-    <w:p>
-      <w:r>
-        <w:t>────────────────────────────────────────</w:t>
-      </w:r>
-    </w:p>
-    <w:p>
-      <w:pPr>
-        <w:pStyle w:val="Heading1"/>
-      </w:pPr>
-      <w:r>
-        <w:t>13. Consola del asistente (CRM web)</w:t>
-      </w:r>
-    </w:p>
-    <w:p>
-      <w:r>
-        <w:t>Ruta: https://2x3crmtest.vercel.app/crm</w:t>
-      </w:r>
-    </w:p>
-    <w:p>
-      <w:r>
-        <w:t>Cómo llegar: Configuración → Chatbot → Consola web (no aparece en el menú lateral).</w:t>
-      </w:r>
-    </w:p>
-    <w:p>
-      <w:pPr>
-        <w:pStyle w:val="ListNumber"/>
-      </w:pPr>
-      <w:r>
-        <w:t>Escriba un Mensaje o use botones rápidos: Inventario, Pedidos, Finanzas, Devoluciones, Handoff humano.</w:t>
-      </w:r>
-    </w:p>
-    <w:p>
-      <w:pPr>
-        <w:pStyle w:val="ListNumber"/>
-      </w:pPr>
-      <w:r>
-        <w:t>Pulse Enviar.</w:t>
-      </w:r>
-    </w:p>
-    <w:p>
-      <w:pPr>
-        <w:pStyle w:val="ListNumber"/>
-      </w:pPr>
-      <w:r>
-        <w:t>Revise la respuesta y la metadata: último intent, run mode, handoff, estado API.</w:t>
-      </w:r>
-    </w:p>
-    <w:p>
-      <w:pPr>
-        <w:pStyle w:val="ListNumber"/>
-      </w:pPr>
-      <w:r>
-        <w:t>Conserve el Session ID del encabezado si va a reportar un incidente.</w:t>
-      </w:r>
-    </w:p>
-    <w:p>
-      <w:r>
-        <w:t>Esta consola es una herramienta de prueba del asistente omnicanal (mismo cerebro que puede atender WhatsApp). No es un CRM de contactos u oportunidades comerciales.</w:t>
-      </w:r>
-    </w:p>
-    <w:p>
-      <w:r>
-        <w:t>────────────────────────────────────────</w:t>
-      </w:r>
-    </w:p>
-    <w:p>
-      <w:pPr>
-        <w:pStyle w:val="Heading1"/>
-      </w:pPr>
-      <w:r>
-        <w:t>14. Mapa del menú (lo que verá en pantalla)</w:t>
-      </w:r>
-    </w:p>
-    <w:p>
-      <w:pPr>
-        <w:pStyle w:val="Heading2"/>
-      </w:pPr>
-      <w:r>
-        <w:t>Administrador</w:t>
-      </w:r>
-    </w:p>
-    <w:tbl>
-      <w:tblPr>
-        <w:tblStyle w:val="TableGrid"/>
-        <w:tblW w:type="auto" w:w="0"/>
-        <w:tblLook w:firstColumn="1" w:firstRow="1" w:lastColumn="0" w:lastRow="0" w:noHBand="0" w:noVBand="1" w:val="04A0"/>
-      </w:tblPr>
-      <w:tblGrid>
-        <w:gridCol w:w="4824"/>
-        <w:gridCol w:w="4824"/>
-      </w:tblGrid>
-      <w:tr>
-        <w:tc>
-          <w:tcPr>
-            <w:tcW w:type="dxa" w:w="4824"/>
-          </w:tcPr>
-          <w:p>
-            <w:r>
-              <w:rPr>
-                <w:b/>
-                <w:sz w:val="18"/>
-              </w:rPr>
-              <w:t>Menú</w:t>
-            </w:r>
-          </w:p>
-        </w:tc>
-        <w:tc>
-          <w:tcPr>
-            <w:tcW w:type="dxa" w:w="4824"/>
-          </w:tcPr>
-          <w:p>
-            <w:r>
-              <w:rPr>
-                <w:b/>
-                <w:sz w:val="18"/>
-              </w:rPr>
-              <w:t>Para qué</w:t>
+              <w:t>No visible / no usable</w:t>
             </w:r>
           </w:p>
         </w:tc>
@@ -3749,7 +922,7 @@
               <w:rPr>
                 <w:sz w:val="18"/>
               </w:rPr>
-              <w:t>Cobrar</w:t>
+              <w:t>Dashboard Hoy</w:t>
             </w:r>
           </w:p>
         </w:tc>
@@ -3764,7 +937,7 @@
               <w:rPr>
                 <w:sz w:val="18"/>
               </w:rPr>
-              <w:t>Dashboard</w:t>
+              <w:t>Bitácora (solo lo suyo)</w:t>
             </w:r>
           </w:p>
         </w:tc>
@@ -3777,7 +950,7 @@
               <w:rPr>
                 <w:sz w:val="18"/>
               </w:rPr>
-              <w:t>Tablero</w:t>
+              <w:t>Finanzas y submódulos</w:t>
             </w:r>
           </w:p>
         </w:tc>
@@ -3792,7 +965,7 @@
               <w:rPr>
                 <w:sz w:val="18"/>
               </w:rPr>
-              <w:t>Bitácora</w:t>
+              <w:t>Inventarios (consulta)</w:t>
             </w:r>
           </w:p>
         </w:tc>
@@ -3805,7 +978,7 @@
               <w:rPr>
                 <w:sz w:val="18"/>
               </w:rPr>
-              <w:t>Auditoría y tickets</w:t>
+              <w:t>Configuración / Cajeros</w:t>
             </w:r>
           </w:p>
         </w:tc>
@@ -3820,7 +993,7 @@
               <w:rPr>
                 <w:sz w:val="18"/>
               </w:rPr>
-              <w:t>Inventarios → Merma y Caducidad / Ajuste rápido</w:t>
+              <w:t>Merma y Caducidad</w:t>
             </w:r>
           </w:p>
         </w:tc>
@@ -3833,7 +1006,7 @@
               <w:rPr>
                 <w:sz w:val="18"/>
               </w:rPr>
-              <w:t>Stock y salidas</w:t>
+              <w:t>Ajuste rápido (solo admin)</w:t>
             </w:r>
           </w:p>
         </w:tc>
@@ -3848,7 +1021,7 @@
               <w:rPr>
                 <w:sz w:val="18"/>
               </w:rPr>
-              <w:t>Finanzas → Periodos / Fondos activo / Pasivo / Compras y Proveedores / Descuentos y promociones</w:t>
+              <w:t>Turno / Corte (/caja)</w:t>
             </w:r>
           </w:p>
         </w:tc>
@@ -3861,63 +1034,7 @@
               <w:rPr>
                 <w:sz w:val="18"/>
               </w:rPr>
-              <w:t>Dinero y proveedores</w:t>
-            </w:r>
-          </w:p>
-        </w:tc>
-      </w:tr>
-      <w:tr>
-        <w:tc>
-          <w:tcPr>
-            <w:tcW w:type="dxa" w:w="4824"/>
-          </w:tcPr>
-          <w:p>
-            <w:r>
-              <w:rPr>
-                <w:sz w:val="18"/>
-              </w:rPr>
-              <w:t>Configuración → Cajeros / Turno / Corte</w:t>
-            </w:r>
-          </w:p>
-        </w:tc>
-        <w:tc>
-          <w:tcPr>
-            <w:tcW w:type="dxa" w:w="4824"/>
-          </w:tcPr>
-          <w:p>
-            <w:r>
-              <w:rPr>
-                <w:sz w:val="18"/>
-              </w:rPr>
-              <w:t>Usuarios y acceso a caja</w:t>
-            </w:r>
-          </w:p>
-        </w:tc>
-      </w:tr>
-      <w:tr>
-        <w:tc>
-          <w:tcPr>
-            <w:tcW w:type="dxa" w:w="4824"/>
-          </w:tcPr>
-          <w:p>
-            <w:r>
-              <w:rPr>
-                <w:sz w:val="18"/>
-              </w:rPr>
-              <w:t>Salir</w:t>
-            </w:r>
-          </w:p>
-        </w:tc>
-        <w:tc>
-          <w:tcPr>
-            <w:tcW w:type="dxa" w:w="4824"/>
-          </w:tcPr>
-          <w:p>
-            <w:r>
-              <w:rPr>
-                <w:sz w:val="18"/>
-              </w:rPr>
-              <w:t>Cerrar sesión</w:t>
+              <w:t>Crear promociones, compras, IVA</w:t>
             </w:r>
           </w:p>
         </w:tc>
@@ -3925,11 +1042,21 @@
     </w:tbl>
     <w:p/>
     <w:p>
+      <w:r>
+        <w:t>El ícono de Carrito del encabezado abre /pos?openCart=1 (salvo bloqueo post-corte).</w:t>
+      </w:r>
+    </w:p>
+    <w:p>
+      <w:r>
+        <w:t>────────────────────────────────────────</w:t>
+      </w:r>
+    </w:p>
+    <w:p>
       <w:pPr>
         <w:pStyle w:val="Heading2"/>
       </w:pPr>
       <w:r>
-        <w:t>Cajero</w:t>
+        <w:t>5.2 Reglas de turno (obligatorias antes de vender)</w:t>
       </w:r>
     </w:p>
     <w:tbl>
@@ -3953,7 +1080,7 @@
                 <w:b/>
                 <w:sz w:val="18"/>
               </w:rPr>
-              <w:t>Menú</w:t>
+              <w:t>Regla</w:t>
             </w:r>
           </w:p>
         </w:tc>
@@ -3967,7 +1094,7 @@
                 <w:b/>
                 <w:sz w:val="18"/>
               </w:rPr>
-              <w:t>Para qué</w:t>
+              <w:t>Comportamiento real</w:t>
             </w:r>
           </w:p>
         </w:tc>
@@ -3982,7 +1109,7 @@
               <w:rPr>
                 <w:sz w:val="18"/>
               </w:rPr>
-              <w:t>POS</w:t>
+              <w:t>Horario mañana</w:t>
             </w:r>
           </w:p>
         </w:tc>
@@ -3995,7 +1122,7 @@
               <w:rPr>
                 <w:sz w:val="18"/>
               </w:rPr>
-              <w:t>Cobrar</w:t>
+              <w:t>06:00–14:00 (zona del negocio)</w:t>
             </w:r>
           </w:p>
         </w:tc>
@@ -4010,7 +1137,7 @@
               <w:rPr>
                 <w:sz w:val="18"/>
               </w:rPr>
-              <w:t>Bitácora</w:t>
+              <w:t>Horario tarde</w:t>
             </w:r>
           </w:p>
         </w:tc>
@@ -4023,7 +1150,7 @@
               <w:rPr>
                 <w:sz w:val="18"/>
               </w:rPr>
-              <w:t>Sus movimientos y reimpresión</w:t>
+              <w:t>14:00–22:00</w:t>
             </w:r>
           </w:p>
         </w:tc>
@@ -4038,7 +1165,7 @@
               <w:rPr>
                 <w:sz w:val="18"/>
               </w:rPr>
-              <w:t>Inventarios → Merma y Caducidad / Ajuste rápido</w:t>
+              <w:t>Fuera de horario</w:t>
             </w:r>
           </w:p>
         </w:tc>
@@ -4051,7 +1178,7 @@
               <w:rPr>
                 <w:sz w:val="18"/>
               </w:rPr>
-              <w:t>Consulta (escrituras limitadas)</w:t>
+              <w:t>No abre turno. Mensaje: Fuera de horario de turno (06:00–14:00 o 14:00–22:00)</w:t>
             </w:r>
           </w:p>
         </w:tc>
@@ -4066,7 +1193,7 @@
               <w:rPr>
                 <w:sz w:val="18"/>
               </w:rPr>
-              <w:t>Turno / Corte</w:t>
+              <w:t>Un corte por franja</w:t>
             </w:r>
           </w:p>
         </w:tc>
@@ -4079,7 +1206,7 @@
               <w:rPr>
                 <w:sz w:val="18"/>
               </w:rPr>
-              <w:t>Abrir y cortar caja</w:t>
+              <w:t>Si ya cerró el turno mañana, no puede reabrir mañana el mismo día. Mensaje: Este turno del día ya fue cerrado. Solo un corte por turno.</w:t>
             </w:r>
           </w:p>
         </w:tc>
@@ -4094,7 +1221,7 @@
               <w:rPr>
                 <w:sz w:val="18"/>
               </w:rPr>
-              <w:t>Carrito (ícono)</w:t>
+              <w:t>Sesión exclusiva de cajero</w:t>
             </w:r>
           </w:p>
         </w:tc>
@@ -4107,7 +1234,7 @@
               <w:rPr>
                 <w:sz w:val="18"/>
               </w:rPr>
-              <w:t>Abre el POS con el carrito</w:t>
+              <w:t>Solo un cajero puede tener turno abierto a la vez. Si otro opera, verá: Solo puede haber un cajero en turno. Ahora opera: {usuario}…</w:t>
             </w:r>
           </w:p>
         </w:tc>
@@ -4122,7 +1249,7 @@
               <w:rPr>
                 <w:sz w:val="18"/>
               </w:rPr>
-              <w:t>Salir</w:t>
+              <w:t>Excepción admin</w:t>
             </w:r>
           </w:p>
         </w:tc>
@@ -4135,7 +1262,306 @@
               <w:rPr>
                 <w:sz w:val="18"/>
               </w:rPr>
-              <w:t>Cerrar sesión</w:t>
+              <w:t>El administrador sí puede abrir turno aunque haya un cajero activo</w:t>
+            </w:r>
+          </w:p>
+        </w:tc>
+      </w:tr>
+      <w:tr>
+        <w:tc>
+          <w:tcPr>
+            <w:tcW w:type="dxa" w:w="4824"/>
+          </w:tcPr>
+          <w:p>
+            <w:r>
+              <w:rPr>
+                <w:sz w:val="18"/>
+              </w:rPr>
+              <w:t>Post-corte</w:t>
+            </w:r>
+          </w:p>
+        </w:tc>
+        <w:tc>
+          <w:tcPr>
+            <w:tcW w:type="dxa" w:w="4824"/>
+          </w:tcPr>
+          <w:p>
+            <w:r>
+              <w:rPr>
+                <w:sz w:val="18"/>
+              </w:rPr>
+              <w:t>Debe cerrar sesión antes de intentar abrir otro turno</w:t>
+            </w:r>
+          </w:p>
+        </w:tc>
+      </w:tr>
+    </w:tbl>
+    <w:p/>
+    <w:p>
+      <w:r>
+        <w:t>Sin turno abierto no hay cobro. Mensaje al intentar vender: equivalente a *debe abrir turno de caja*.</w:t>
+      </w:r>
+    </w:p>
+    <w:p>
+      <w:r>
+        <w:t>────────────────────────────────────────</w:t>
+      </w:r>
+    </w:p>
+    <w:p>
+      <w:pPr>
+        <w:pStyle w:val="Heading2"/>
+      </w:pPr>
+      <w:r>
+        <w:t>5.3 Cómo abrir el turno</w:t>
+      </w:r>
+    </w:p>
+    <w:p>
+      <w:r>
+        <w:t>Desde POS (pantalla Abre tu turno para vender):</w:t>
+      </w:r>
+    </w:p>
+    <w:p>
+      <w:pPr>
+        <w:pStyle w:val="ListNumber"/>
+      </w:pPr>
+      <w:r>
+        <w:t>Revise que no aparezca el aviso de otro cajero ocupando la caja.</w:t>
+      </w:r>
+    </w:p>
+    <w:p>
+      <w:pPr>
+        <w:pStyle w:val="ListNumber"/>
+      </w:pPr>
+      <w:r>
+        <w:t>Capture Fondo de apertura (MXN) (mínimo 0; default 500).</w:t>
+      </w:r>
+    </w:p>
+    <w:p>
+      <w:pPr>
+        <w:pStyle w:val="ListNumber"/>
+      </w:pPr>
+      <w:r>
+        <w:t>Pulse Abrir turno y vender.</w:t>
+      </w:r>
+    </w:p>
+    <w:p>
+      <w:pPr>
+        <w:pStyle w:val="ListNumber"/>
+      </w:pPr>
+      <w:r>
+        <w:t>Debe ver Caja activa: {su usuario}.</w:t>
+      </w:r>
+    </w:p>
+    <w:p>
+      <w:r>
+        <w:t>Desde Turno / Corte (/caja):</w:t>
+      </w:r>
+    </w:p>
+    <w:p>
+      <w:pPr>
+        <w:pStyle w:val="ListNumber"/>
+      </w:pPr>
+      <w:r>
+        <w:t>Capture Fondo inicial (efectivo).</w:t>
+      </w:r>
+    </w:p>
+    <w:p>
+      <w:pPr>
+        <w:pStyle w:val="ListNumber"/>
+      </w:pPr>
+      <w:r>
+        <w:t>Pulse Abrir turno.</w:t>
+      </w:r>
+    </w:p>
+    <w:p>
+      <w:pPr>
+        <w:pStyle w:val="ListNumber"/>
+      </w:pPr>
+      <w:r>
+        <w:t>Use Ir al POS.</w:t>
+      </w:r>
+    </w:p>
+    <w:p>
+      <w:r>
+        <w:t>Errores frecuentes al abrir:</w:t>
+      </w:r>
+    </w:p>
+    <w:tbl>
+      <w:tblPr>
+        <w:tblStyle w:val="TableGrid"/>
+        <w:tblW w:type="auto" w:w="0"/>
+        <w:tblLook w:firstColumn="1" w:firstRow="1" w:lastColumn="0" w:lastRow="0" w:noHBand="0" w:noVBand="1" w:val="04A0"/>
+      </w:tblPr>
+      <w:tblGrid>
+        <w:gridCol w:w="4824"/>
+        <w:gridCol w:w="4824"/>
+      </w:tblGrid>
+      <w:tr>
+        <w:tc>
+          <w:tcPr>
+            <w:tcW w:type="dxa" w:w="4824"/>
+          </w:tcPr>
+          <w:p>
+            <w:r>
+              <w:rPr>
+                <w:b/>
+                <w:sz w:val="18"/>
+              </w:rPr>
+              <w:t>Mensaje</w:t>
+            </w:r>
+          </w:p>
+        </w:tc>
+        <w:tc>
+          <w:tcPr>
+            <w:tcW w:type="dxa" w:w="4824"/>
+          </w:tcPr>
+          <w:p>
+            <w:r>
+              <w:rPr>
+                <w:b/>
+                <w:sz w:val="18"/>
+              </w:rPr>
+              <w:t>Qué hacer</w:t>
+            </w:r>
+          </w:p>
+        </w:tc>
+      </w:tr>
+      <w:tr>
+        <w:tc>
+          <w:tcPr>
+            <w:tcW w:type="dxa" w:w="4824"/>
+          </w:tcPr>
+          <w:p>
+            <w:r>
+              <w:rPr>
+                <w:sz w:val="18"/>
+              </w:rPr>
+              <w:t>Fuera de horario de turno…</w:t>
+            </w:r>
+          </w:p>
+        </w:tc>
+        <w:tc>
+          <w:tcPr>
+            <w:tcW w:type="dxa" w:w="4824"/>
+          </w:tcPr>
+          <w:p>
+            <w:r>
+              <w:rPr>
+                <w:sz w:val="18"/>
+              </w:rPr>
+              <w:t>Espere la franja 06–14 o 14–22</w:t>
+            </w:r>
+          </w:p>
+        </w:tc>
+      </w:tr>
+      <w:tr>
+        <w:tc>
+          <w:tcPr>
+            <w:tcW w:type="dxa" w:w="4824"/>
+          </w:tcPr>
+          <w:p>
+            <w:r>
+              <w:rPr>
+                <w:sz w:val="18"/>
+              </w:rPr>
+              <w:t>Solo puede haber un cajero en turno…</w:t>
+            </w:r>
+          </w:p>
+        </w:tc>
+        <w:tc>
+          <w:tcPr>
+            <w:tcW w:type="dxa" w:w="4824"/>
+          </w:tcPr>
+          <w:p>
+            <w:r>
+              <w:rPr>
+                <w:sz w:val="18"/>
+              </w:rPr>
+              <w:t>Espere a que el otro cajero corte y cierre sesión, o pida apoyo al admin</w:t>
+            </w:r>
+          </w:p>
+        </w:tc>
+      </w:tr>
+      <w:tr>
+        <w:tc>
+          <w:tcPr>
+            <w:tcW w:type="dxa" w:w="4824"/>
+          </w:tcPr>
+          <w:p>
+            <w:r>
+              <w:rPr>
+                <w:sz w:val="18"/>
+              </w:rPr>
+              <w:t>Ya tienes un turno abierto</w:t>
+            </w:r>
+          </w:p>
+        </w:tc>
+        <w:tc>
+          <w:tcPr>
+            <w:tcW w:type="dxa" w:w="4824"/>
+          </w:tcPr>
+          <w:p>
+            <w:r>
+              <w:rPr>
+                <w:sz w:val="18"/>
+              </w:rPr>
+              <w:t>Vaya directo a vender en POS</w:t>
+            </w:r>
+          </w:p>
+        </w:tc>
+      </w:tr>
+      <w:tr>
+        <w:tc>
+          <w:tcPr>
+            <w:tcW w:type="dxa" w:w="4824"/>
+          </w:tcPr>
+          <w:p>
+            <w:r>
+              <w:rPr>
+                <w:sz w:val="18"/>
+              </w:rPr>
+              <w:t>Este turno del día ya fue cerrado…</w:t>
+            </w:r>
+          </w:p>
+        </w:tc>
+        <w:tc>
+          <w:tcPr>
+            <w:tcW w:type="dxa" w:w="4824"/>
+          </w:tcPr>
+          <w:p>
+            <w:r>
+              <w:rPr>
+                <w:sz w:val="18"/>
+              </w:rPr>
+              <w:t>Espere la siguiente franja (mañana↔tarde) o el día siguiente</w:t>
+            </w:r>
+          </w:p>
+        </w:tc>
+      </w:tr>
+      <w:tr>
+        <w:tc>
+          <w:tcPr>
+            <w:tcW w:type="dxa" w:w="4824"/>
+          </w:tcPr>
+          <w:p>
+            <w:r>
+              <w:rPr>
+                <w:sz w:val="18"/>
+              </w:rPr>
+              <w:t>Debes cerrar sesión después del corte…</w:t>
+            </w:r>
+          </w:p>
+        </w:tc>
+        <w:tc>
+          <w:tcPr>
+            <w:tcW w:type="dxa" w:w="4824"/>
+          </w:tcPr>
+          <w:p>
+            <w:r>
+              <w:rPr>
+                <w:sz w:val="18"/>
+              </w:rPr>
+              <w:t>Pulse Cerrar sesión e inicie de nuevo</w:t>
             </w:r>
           </w:p>
         </w:tc>
@@ -4149,10 +1575,1926 @@
     </w:p>
     <w:p>
       <w:pPr>
+        <w:pStyle w:val="Heading2"/>
+      </w:pPr>
+      <w:r>
+        <w:t>5.4 Vista normal del POS (catálogo + carrito)</w:t>
+      </w:r>
+    </w:p>
+    <w:p>
+      <w:r>
+        <w:t>Ruta: https://2x3crmtest.vercel.app/pos</w:t>
+      </w:r>
+    </w:p>
+    <w:p>
+      <w:pPr>
+        <w:pStyle w:val="ListNumber"/>
+      </w:pPr>
+      <w:r>
+        <w:t>Busque en Buscar SKU o producto.</w:t>
+      </w:r>
+    </w:p>
+    <w:p>
+      <w:pPr>
+        <w:pStyle w:val="ListNumber"/>
+      </w:pPr>
+      <w:r>
+        <w:t>Ordene por nombre, SKU, stock o precio (ascendente/descendente).</w:t>
+      </w:r>
+    </w:p>
+    <w:p>
+      <w:pPr>
+        <w:pStyle w:val="ListNumber"/>
+      </w:pPr>
+      <w:r>
+        <w:t>En cada fila pulse Agregar.</w:t>
+      </w:r>
+    </w:p>
+    <w:p>
+      <w:pPr>
+        <w:pStyle w:val="ListNumber"/>
+      </w:pPr>
+      <w:r>
+        <w:t>Ajuste cantidades:</w:t>
+      </w:r>
+    </w:p>
+    <w:p>
+      <w:pPr>
+        <w:pStyle w:val="ListBullet"/>
+      </w:pPr>
+      <w:r>
+        <w:t>pz (pieza): mínimo 1</w:t>
+      </w:r>
+    </w:p>
+    <w:p>
+      <w:pPr>
+        <w:pStyle w:val="ListBullet"/>
+      </w:pPr>
+      <w:r>
+        <w:t>kg (peso): mínimo 0.25, pasos de 0.25; productos de peso quedan fijos en kg</w:t>
+      </w:r>
+    </w:p>
+    <w:p>
+      <w:pPr>
+        <w:pStyle w:val="ListNumber"/>
+      </w:pPr>
+      <w:r>
+        <w:t>Abra Carrito para ver líneas, totales y cobro.</w:t>
+      </w:r>
+    </w:p>
+    <w:p>
+      <w:pPr>
+        <w:pStyle w:val="ListNumber"/>
+      </w:pPr>
+      <w:r>
+        <w:t>Reloj del turno visible en el encabezado del POS.</w:t>
+      </w:r>
+    </w:p>
+    <w:p>
+      <w:r>
+        <w:t>Estado del borrador (siempre visible en el panel de cobro):</w:t>
+      </w:r>
+    </w:p>
+    <w:tbl>
+      <w:tblPr>
+        <w:tblStyle w:val="TableGrid"/>
+        <w:tblW w:type="auto" w:w="0"/>
+        <w:tblLook w:firstColumn="1" w:firstRow="1" w:lastColumn="0" w:lastRow="0" w:noHBand="0" w:noVBand="1" w:val="04A0"/>
+      </w:tblPr>
+      <w:tblGrid>
+        <w:gridCol w:w="4824"/>
+        <w:gridCol w:w="4824"/>
+      </w:tblGrid>
+      <w:tr>
+        <w:tc>
+          <w:tcPr>
+            <w:tcW w:type="dxa" w:w="4824"/>
+          </w:tcPr>
+          <w:p>
+            <w:r>
+              <w:rPr>
+                <w:b/>
+                <w:sz w:val="18"/>
+              </w:rPr>
+              <w:t>Indicador</w:t>
+            </w:r>
+          </w:p>
+        </w:tc>
+        <w:tc>
+          <w:tcPr>
+            <w:tcW w:type="dxa" w:w="4824"/>
+          </w:tcPr>
+          <w:p>
+            <w:r>
+              <w:rPr>
+                <w:b/>
+                <w:sz w:val="18"/>
+              </w:rPr>
+              <w:t>Significado</w:t>
+            </w:r>
+          </w:p>
+        </w:tc>
+      </w:tr>
+      <w:tr>
+        <w:tc>
+          <w:tcPr>
+            <w:tcW w:type="dxa" w:w="4824"/>
+          </w:tcPr>
+          <w:p>
+            <w:r>
+              <w:rPr>
+                <w:sz w:val="18"/>
+              </w:rPr>
+              <w:t>Sincronizando con servidor…</w:t>
+            </w:r>
+          </w:p>
+        </w:tc>
+        <w:tc>
+          <w:tcPr>
+            <w:tcW w:type="dxa" w:w="4824"/>
+          </w:tcPr>
+          <w:p>
+            <w:r>
+              <w:rPr>
+                <w:sz w:val="18"/>
+              </w:rPr>
+              <w:t>Guardando el carrito en tiempo real</w:t>
+            </w:r>
+          </w:p>
+        </w:tc>
+      </w:tr>
+      <w:tr>
+        <w:tc>
+          <w:tcPr>
+            <w:tcW w:type="dxa" w:w="4824"/>
+          </w:tcPr>
+          <w:p>
+            <w:r>
+              <w:rPr>
+                <w:sz w:val="18"/>
+              </w:rPr>
+              <w:t>Guardado en servidor</w:t>
+            </w:r>
+          </w:p>
+        </w:tc>
+        <w:tc>
+          <w:tcPr>
+            <w:tcW w:type="dxa" w:w="4824"/>
+          </w:tcPr>
+          <w:p>
+            <w:r>
+              <w:rPr>
+                <w:sz w:val="18"/>
+              </w:rPr>
+              <w:t>Borrador seguro en servidor (+ cookie local)</w:t>
+            </w:r>
+          </w:p>
+        </w:tc>
+      </w:tr>
+      <w:tr>
+        <w:tc>
+          <w:tcPr>
+            <w:tcW w:type="dxa" w:w="4824"/>
+          </w:tcPr>
+          <w:p>
+            <w:r>
+              <w:rPr>
+                <w:sz w:val="18"/>
+              </w:rPr>
+              <w:t>Error al sincronizar</w:t>
+            </w:r>
+          </w:p>
+        </w:tc>
+        <w:tc>
+          <w:tcPr>
+            <w:tcW w:type="dxa" w:w="4824"/>
+          </w:tcPr>
+          <w:p>
+            <w:r>
+              <w:rPr>
+                <w:sz w:val="18"/>
+              </w:rPr>
+              <w:t>Revise red; el carrito puede seguir en pantalla</w:t>
+            </w:r>
+          </w:p>
+        </w:tc>
+      </w:tr>
+      <w:tr>
+        <w:tc>
+          <w:tcPr>
+            <w:tcW w:type="dxa" w:w="4824"/>
+          </w:tcPr>
+          <w:p>
+            <w:r>
+              <w:rPr>
+                <w:sz w:val="18"/>
+              </w:rPr>
+              <w:t>Sin cambios pendientes</w:t>
+            </w:r>
+          </w:p>
+        </w:tc>
+        <w:tc>
+          <w:tcPr>
+            <w:tcW w:type="dxa" w:w="4824"/>
+          </w:tcPr>
+          <w:p>
+            <w:r>
+              <w:rPr>
+                <w:sz w:val="18"/>
+              </w:rPr>
+              <w:t>Nada nuevo por guardar</w:t>
+            </w:r>
+          </w:p>
+        </w:tc>
+      </w:tr>
+    </w:tbl>
+    <w:p/>
+    <w:p>
+      <w:r>
+        <w:t>El borrador guarda carrito, método de pago, monto recibido y datos de crédito. Si recarga o cambia de equipo con la misma sesión, puede recuperar la venta en curso.</w:t>
+      </w:r>
+    </w:p>
+    <w:p>
+      <w:r>
+        <w:t>────────────────────────────────────────</w:t>
+      </w:r>
+    </w:p>
+    <w:p>
+      <w:pPr>
+        <w:pStyle w:val="Heading2"/>
+      </w:pPr>
+      <w:r>
+        <w:t>5.5 Modo cobro (tablet / caja a pantalla completa)</w:t>
+      </w:r>
+    </w:p>
+    <w:p>
+      <w:r>
+        <w:t>Pensado para operación rápida con escáner o teclado.</w:t>
+      </w:r>
+    </w:p>
+    <w:p>
+      <w:r>
+        <w:t>Cómo activarlo</w:t>
+      </w:r>
+    </w:p>
+    <w:p>
+      <w:pPr>
+        <w:pStyle w:val="ListNumber"/>
+      </w:pPr>
+      <w:r>
+        <w:t>En POS, active el interruptor Modo cobro.</w:t>
+      </w:r>
+    </w:p>
+    <w:p>
+      <w:pPr>
+        <w:pStyle w:val="ListNumber"/>
+      </w:pPr>
+      <w:r>
+        <w:t>La preferencia se recuerda en el navegador.</w:t>
+      </w:r>
+    </w:p>
+    <w:p>
+      <w:pPr>
+        <w:pStyle w:val="ListNumber"/>
+      </w:pPr>
+      <w:r>
+        <w:t>Para pantalla completa use F11 del navegador (recomendado en la propia UI).</w:t>
+      </w:r>
+    </w:p>
+    <w:p>
+      <w:pPr>
+        <w:pStyle w:val="ListNumber"/>
+      </w:pPr>
+      <w:r>
+        <w:t>Para salir: Salir modo cobro (o desactivar el interruptor al volver a la vista normal).</w:t>
+      </w:r>
+    </w:p>
+    <w:p>
+      <w:r>
+        <w:t>Qué hace el modo cobro</w:t>
+      </w:r>
+    </w:p>
+    <w:tbl>
+      <w:tblPr>
+        <w:tblStyle w:val="TableGrid"/>
+        <w:tblW w:type="auto" w:w="0"/>
+        <w:tblLook w:firstColumn="1" w:firstRow="1" w:lastColumn="0" w:lastRow="0" w:noHBand="0" w:noVBand="1" w:val="04A0"/>
+      </w:tblPr>
+      <w:tblGrid>
+        <w:gridCol w:w="4824"/>
+        <w:gridCol w:w="4824"/>
+      </w:tblGrid>
+      <w:tr>
+        <w:tc>
+          <w:tcPr>
+            <w:tcW w:type="dxa" w:w="4824"/>
+          </w:tcPr>
+          <w:p>
+            <w:r>
+              <w:rPr>
+                <w:b/>
+                <w:sz w:val="18"/>
+              </w:rPr>
+              <w:t>Zona</w:t>
+            </w:r>
+          </w:p>
+        </w:tc>
+        <w:tc>
+          <w:tcPr>
+            <w:tcW w:type="dxa" w:w="4824"/>
+          </w:tcPr>
+          <w:p>
+            <w:r>
+              <w:rPr>
+                <w:b/>
+                <w:sz w:val="18"/>
+              </w:rPr>
+              <w:t>Uso</w:t>
+            </w:r>
+          </w:p>
+        </w:tc>
+      </w:tr>
+      <w:tr>
+        <w:tc>
+          <w:tcPr>
+            <w:tcW w:type="dxa" w:w="4824"/>
+          </w:tcPr>
+          <w:p>
+            <w:r>
+              <w:rPr>
+                <w:sz w:val="18"/>
+              </w:rPr>
+              <w:t>Búsqueda por código / SKU</w:t>
+            </w:r>
+          </w:p>
+        </w:tc>
+        <w:tc>
+          <w:tcPr>
+            <w:tcW w:type="dxa" w:w="4824"/>
+          </w:tcPr>
+          <w:p>
+            <w:r>
+              <w:rPr>
+                <w:sz w:val="18"/>
+              </w:rPr>
+              <w:t>Escriba o escanee y pulse Enter o +</w:t>
+            </w:r>
+          </w:p>
+        </w:tc>
+      </w:tr>
+      <w:tr>
+        <w:tc>
+          <w:tcPr>
+            <w:tcW w:type="dxa" w:w="4824"/>
+          </w:tcPr>
+          <w:p>
+            <w:r>
+              <w:rPr>
+                <w:sz w:val="18"/>
+              </w:rPr>
+              <w:t>Recibo en vivo</w:t>
+            </w:r>
+          </w:p>
+        </w:tc>
+        <w:tc>
+          <w:tcPr>
+            <w:tcW w:type="dxa" w:w="4824"/>
+          </w:tcPr>
+          <w:p>
+            <w:r>
+              <w:rPr>
+                <w:sz w:val="18"/>
+              </w:rPr>
+              <w:t>Lista de líneas con precio y descuento por línea</w:t>
+            </w:r>
+          </w:p>
+        </w:tc>
+      </w:tr>
+      <w:tr>
+        <w:tc>
+          <w:tcPr>
+            <w:tcW w:type="dxa" w:w="4824"/>
+          </w:tcPr>
+          <w:p>
+            <w:r>
+              <w:rPr>
+                <w:sz w:val="18"/>
+              </w:rPr>
+              <w:t>− / +</w:t>
+            </w:r>
+          </w:p>
+        </w:tc>
+        <w:tc>
+          <w:tcPr>
+            <w:tcW w:type="dxa" w:w="4824"/>
+          </w:tcPr>
+          <w:p>
+            <w:r>
+              <w:rPr>
+                <w:sz w:val="18"/>
+              </w:rPr>
+              <w:t>Baja o sube cantidad</w:t>
+            </w:r>
+          </w:p>
+        </w:tc>
+      </w:tr>
+      <w:tr>
+        <w:tc>
+          <w:tcPr>
+            <w:tcW w:type="dxa" w:w="4824"/>
+          </w:tcPr>
+          <w:p>
+            <w:r>
+              <w:rPr>
+                <w:sz w:val="18"/>
+              </w:rPr>
+              <w:t>Quitar</w:t>
+            </w:r>
+          </w:p>
+        </w:tc>
+        <w:tc>
+          <w:tcPr>
+            <w:tcW w:type="dxa" w:w="4824"/>
+          </w:tcPr>
+          <w:p>
+            <w:r>
+              <w:rPr>
+                <w:sz w:val="18"/>
+              </w:rPr>
+              <w:t>Quita la línea (si es cajero, pide autorización admin — §5.7)</w:t>
+            </w:r>
+          </w:p>
+        </w:tc>
+      </w:tr>
+      <w:tr>
+        <w:tc>
+          <w:tcPr>
+            <w:tcW w:type="dxa" w:w="4824"/>
+          </w:tcPr>
+          <w:p>
+            <w:r>
+              <w:rPr>
+                <w:sz w:val="18"/>
+              </w:rPr>
+              <w:t>Centro de pago</w:t>
+            </w:r>
+          </w:p>
+        </w:tc>
+        <w:tc>
+          <w:tcPr>
+            <w:tcW w:type="dxa" w:w="4824"/>
+          </w:tcPr>
+          <w:p>
+            <w:r>
+              <w:rPr>
+                <w:sz w:val="18"/>
+              </w:rPr>
+              <w:t>Subtotal, descuentos (nombre de promo), IVA/impuesto, total</w:t>
+            </w:r>
+          </w:p>
+        </w:tc>
+      </w:tr>
+      <w:tr>
+        <w:tc>
+          <w:tcPr>
+            <w:tcW w:type="dxa" w:w="4824"/>
+          </w:tcPr>
+          <w:p>
+            <w:r>
+              <w:rPr>
+                <w:sz w:val="18"/>
+              </w:rPr>
+              <w:t>Efectivo / Tarjeta / Crédito</w:t>
+            </w:r>
+          </w:p>
+        </w:tc>
+        <w:tc>
+          <w:tcPr>
+            <w:tcW w:type="dxa" w:w="4824"/>
+          </w:tcPr>
+          <w:p>
+            <w:r>
+              <w:rPr>
+                <w:sz w:val="18"/>
+              </w:rPr>
+              <w:t>Medio de pago</w:t>
+            </w:r>
+          </w:p>
+        </w:tc>
+      </w:tr>
+      <w:tr>
+        <w:tc>
+          <w:tcPr>
+            <w:tcW w:type="dxa" w:w="4824"/>
+          </w:tcPr>
+          <w:p>
+            <w:r>
+              <w:rPr>
+                <w:sz w:val="18"/>
+              </w:rPr>
+              <w:t>Monto recibido</w:t>
+            </w:r>
+          </w:p>
+        </w:tc>
+        <w:tc>
+          <w:tcPr>
+            <w:tcW w:type="dxa" w:w="4824"/>
+          </w:tcPr>
+          <w:p>
+            <w:r>
+              <w:rPr>
+                <w:sz w:val="18"/>
+              </w:rPr>
+              <w:t>Solo efectivo; muestra Cambio</w:t>
+            </w:r>
+          </w:p>
+        </w:tc>
+      </w:tr>
+      <w:tr>
+        <w:tc>
+          <w:tcPr>
+            <w:tcW w:type="dxa" w:w="4824"/>
+          </w:tcPr>
+          <w:p>
+            <w:r>
+              <w:rPr>
+                <w:sz w:val="18"/>
+              </w:rPr>
+              <w:t>Nombre / Teléfono</w:t>
+            </w:r>
+          </w:p>
+        </w:tc>
+        <w:tc>
+          <w:tcPr>
+            <w:tcW w:type="dxa" w:w="4824"/>
+          </w:tcPr>
+          <w:p>
+            <w:r>
+              <w:rPr>
+                <w:sz w:val="18"/>
+              </w:rPr>
+              <w:t>Obligatorios en crédito</w:t>
+            </w:r>
+          </w:p>
+        </w:tc>
+      </w:tr>
+      <w:tr>
+        <w:tc>
+          <w:tcPr>
+            <w:tcW w:type="dxa" w:w="4824"/>
+          </w:tcPr>
+          <w:p>
+            <w:r>
+              <w:rPr>
+                <w:sz w:val="18"/>
+              </w:rPr>
+              <w:t>Cobrar</w:t>
+            </w:r>
+          </w:p>
+        </w:tc>
+        <w:tc>
+          <w:tcPr>
+            <w:tcW w:type="dxa" w:w="4824"/>
+          </w:tcPr>
+          <w:p>
+            <w:r>
+              <w:rPr>
+                <w:sz w:val="18"/>
+              </w:rPr>
+              <w:t>Confirma la venta (Procesando… mientras corre)</w:t>
+            </w:r>
+          </w:p>
+        </w:tc>
+      </w:tr>
+      <w:tr>
+        <w:tc>
+          <w:tcPr>
+            <w:tcW w:type="dxa" w:w="4824"/>
+          </w:tcPr>
+          <w:p>
+            <w:r>
+              <w:rPr>
+                <w:sz w:val="18"/>
+              </w:rPr>
+              <w:t>Indicador de sync</w:t>
+            </w:r>
+          </w:p>
+        </w:tc>
+        <w:tc>
+          <w:tcPr>
+            <w:tcW w:type="dxa" w:w="4824"/>
+          </w:tcPr>
+          <w:p>
+            <w:r>
+              <w:rPr>
+                <w:sz w:val="18"/>
+              </w:rPr>
+              <w:t>Mismo borrador en servidor que la vista normal</w:t>
+            </w:r>
+          </w:p>
+        </w:tc>
+      </w:tr>
+    </w:tbl>
+    <w:p/>
+    <w:p>
+      <w:r>
+        <w:t>Pantalla vacía: *Escanea un código para comenzar el ticket*.</w:t>
+      </w:r>
+    </w:p>
+    <w:p>
+      <w:r>
+        <w:t>────────────────────────────────────────</w:t>
+      </w:r>
+    </w:p>
+    <w:p>
+      <w:pPr>
+        <w:pStyle w:val="Heading2"/>
+      </w:pPr>
+      <w:r>
+        <w:t>5.6 Medios de pago</w:t>
+      </w:r>
+    </w:p>
+    <w:tbl>
+      <w:tblPr>
+        <w:tblStyle w:val="TableGrid"/>
+        <w:tblW w:type="auto" w:w="0"/>
+        <w:tblLook w:firstColumn="1" w:firstRow="1" w:lastColumn="0" w:lastRow="0" w:noHBand="0" w:noVBand="1" w:val="04A0"/>
+      </w:tblPr>
+      <w:tblGrid>
+        <w:gridCol w:w="3216"/>
+        <w:gridCol w:w="3216"/>
+        <w:gridCol w:w="3216"/>
+      </w:tblGrid>
+      <w:tr>
+        <w:tc>
+          <w:tcPr>
+            <w:tcW w:type="dxa" w:w="3216"/>
+          </w:tcPr>
+          <w:p>
+            <w:r>
+              <w:rPr>
+                <w:b/>
+                <w:sz w:val="18"/>
+              </w:rPr>
+              <w:t>Medio</w:t>
+            </w:r>
+          </w:p>
+        </w:tc>
+        <w:tc>
+          <w:tcPr>
+            <w:tcW w:type="dxa" w:w="3216"/>
+          </w:tcPr>
+          <w:p>
+            <w:r>
+              <w:rPr>
+                <w:b/>
+                <w:sz w:val="18"/>
+              </w:rPr>
+              <w:t>Qué captura el cajero</w:t>
+            </w:r>
+          </w:p>
+        </w:tc>
+        <w:tc>
+          <w:tcPr>
+            <w:tcW w:type="dxa" w:w="3216"/>
+          </w:tcPr>
+          <w:p>
+            <w:r>
+              <w:rPr>
+                <w:b/>
+                <w:sz w:val="18"/>
+              </w:rPr>
+              <w:t>Regla</w:t>
+            </w:r>
+          </w:p>
+        </w:tc>
+      </w:tr>
+      <w:tr>
+        <w:tc>
+          <w:tcPr>
+            <w:tcW w:type="dxa" w:w="3216"/>
+          </w:tcPr>
+          <w:p>
+            <w:r>
+              <w:rPr>
+                <w:sz w:val="18"/>
+              </w:rPr>
+              <w:t>Efectivo</w:t>
+            </w:r>
+          </w:p>
+        </w:tc>
+        <w:tc>
+          <w:tcPr>
+            <w:tcW w:type="dxa" w:w="3216"/>
+          </w:tcPr>
+          <w:p>
+            <w:r>
+              <w:rPr>
+                <w:sz w:val="18"/>
+              </w:rPr>
+              <w:t>Monto recibido</w:t>
+            </w:r>
+          </w:p>
+        </w:tc>
+        <w:tc>
+          <w:tcPr>
+            <w:tcW w:type="dxa" w:w="3216"/>
+          </w:tcPr>
+          <w:p>
+            <w:r>
+              <w:rPr>
+                <w:sz w:val="18"/>
+              </w:rPr>
+              <w:t>Debe ser ≥ total; si no: Monto recibido insuficiente…</w:t>
+            </w:r>
+          </w:p>
+        </w:tc>
+      </w:tr>
+      <w:tr>
+        <w:tc>
+          <w:tcPr>
+            <w:tcW w:type="dxa" w:w="3216"/>
+          </w:tcPr>
+          <w:p>
+            <w:r>
+              <w:rPr>
+                <w:sz w:val="18"/>
+              </w:rPr>
+              <w:t>Tarjeta</w:t>
+            </w:r>
+          </w:p>
+        </w:tc>
+        <w:tc>
+          <w:tcPr>
+            <w:tcW w:type="dxa" w:w="3216"/>
+          </w:tcPr>
+          <w:p>
+            <w:r>
+              <w:rPr>
+                <w:sz w:val="18"/>
+              </w:rPr>
+              <w:t>Nada extra</w:t>
+            </w:r>
+          </w:p>
+        </w:tc>
+        <w:tc>
+          <w:tcPr>
+            <w:tcW w:type="dxa" w:w="3216"/>
+          </w:tcPr>
+          <w:p>
+            <w:r>
+              <w:rPr>
+                <w:sz w:val="18"/>
+              </w:rPr>
+              <w:t>Se registra como venta tarjeta en el turno</w:t>
+            </w:r>
+          </w:p>
+        </w:tc>
+      </w:tr>
+      <w:tr>
+        <w:tc>
+          <w:tcPr>
+            <w:tcW w:type="dxa" w:w="3216"/>
+          </w:tcPr>
+          <w:p>
+            <w:r>
+              <w:rPr>
+                <w:sz w:val="18"/>
+              </w:rPr>
+              <w:t>Crédito</w:t>
+            </w:r>
+          </w:p>
+        </w:tc>
+        <w:tc>
+          <w:tcPr>
+            <w:tcW w:type="dxa" w:w="3216"/>
+          </w:tcPr>
+          <w:p>
+            <w:r>
+              <w:rPr>
+                <w:sz w:val="18"/>
+              </w:rPr>
+              <w:t>Nombre del cliente (≥ 2 caracteres) y Teléfono (≥ 7)</w:t>
+            </w:r>
+          </w:p>
+        </w:tc>
+        <w:tc>
+          <w:tcPr>
+            <w:tcW w:type="dxa" w:w="3216"/>
+          </w:tcPr>
+          <w:p>
+            <w:r>
+              <w:rPr>
+                <w:sz w:val="18"/>
+              </w:rPr>
+              <w:t>Si faltan: Nombre y teléfono del cliente son requeridos para venta a crédito</w:t>
+            </w:r>
+          </w:p>
+        </w:tc>
+      </w:tr>
+    </w:tbl>
+    <w:p/>
+    <w:p>
+      <w:r>
+        <w:t>Los tres medios alimentan el resumen del turno y el dashboard Hoy del administrador.</w:t>
+      </w:r>
+    </w:p>
+    <w:p>
+      <w:r>
+        <w:t>────────────────────────────────────────</w:t>
+      </w:r>
+    </w:p>
+    <w:p>
+      <w:pPr>
+        <w:pStyle w:val="Heading2"/>
+      </w:pPr>
+      <w:r>
+        <w:t>5.7 Quitar un producto del carrito (autorización admin)</w:t>
+      </w:r>
+    </w:p>
+    <w:p>
+      <w:pPr>
+        <w:pStyle w:val="ListBullet"/>
+      </w:pPr>
+      <w:r>
+        <w:t>Administrador en POS: puede quitar líneas sin clave extra.</w:t>
+      </w:r>
+    </w:p>
+    <w:p>
+      <w:pPr>
+        <w:pStyle w:val="ListBullet"/>
+      </w:pPr>
+      <w:r>
+        <w:t>Cajero: al pulsar Quitar / eliminar línea aparece Autorización requerida.</w:t>
+      </w:r>
+    </w:p>
+    <w:p>
+      <w:r>
+        <w:t>Modal:</w:t>
+      </w:r>
+    </w:p>
+    <w:p>
+      <w:pPr>
+        <w:pStyle w:val="ListNumber"/>
+      </w:pPr>
+      <w:r>
+        <w:t>Título: Autorización requerida</w:t>
+      </w:r>
+    </w:p>
+    <w:p>
+      <w:pPr>
+        <w:pStyle w:val="ListNumber"/>
+      </w:pPr>
+      <w:r>
+        <w:t>Texto: *Para quitar un producto ya registrado en el carrito se necesita la clave del administrador.*</w:t>
+      </w:r>
+    </w:p>
+    <w:p>
+      <w:pPr>
+        <w:pStyle w:val="ListNumber"/>
+      </w:pPr>
+      <w:r>
+        <w:t>Campos: Usuario administrador (default admin) y Clave de administrador</w:t>
+      </w:r>
+    </w:p>
+    <w:p>
+      <w:pPr>
+        <w:pStyle w:val="ListNumber"/>
+      </w:pPr>
+      <w:r>
+        <w:t>Botones: Cancelar / Autorizar (Validando…)</w:t>
+      </w:r>
+    </w:p>
+    <w:p>
+      <w:r>
+        <w:t>Si la clave es incorrecta: Clave de administrador inválida (o mensaje equivalente).</w:t>
+      </w:r>
+    </w:p>
+    <w:p>
+      <w:r>
+        <w:t>Subir o bajar cantidad con + / − no pide clave; solo quitar la línea completa.</w:t>
+      </w:r>
+    </w:p>
+    <w:p>
+      <w:r>
+        <w:t>────────────────────────────────────────</w:t>
+      </w:r>
+    </w:p>
+    <w:p>
+      <w:pPr>
+        <w:pStyle w:val="Heading2"/>
+      </w:pPr>
+      <w:r>
+        <w:t>5.8 Promociones en el cobro</w:t>
+      </w:r>
+    </w:p>
+    <w:p>
+      <w:pPr>
+        <w:pStyle w:val="ListBullet"/>
+      </w:pPr>
+      <w:r>
+        <w:t>El POS carga promociones activas desde el servidor (/api/pos/promos).</w:t>
+      </w:r>
+    </w:p>
+    <w:p>
+      <w:pPr>
+        <w:pStyle w:val="ListBullet"/>
+      </w:pPr>
+      <w:r>
+        <w:t>Si el carrito cumple una promo (2x1, 3x2, porcentaje, monto fijo o bundle), el descuento se aplica solo.</w:t>
+      </w:r>
+    </w:p>
+    <w:p>
+      <w:pPr>
+        <w:pStyle w:val="ListBullet"/>
+      </w:pPr>
+      <w:r>
+        <w:t>Si varias aplican, gana la de mayor ahorro.</w:t>
+      </w:r>
+    </w:p>
+    <w:p>
+      <w:pPr>
+        <w:pStyle w:val="ListBullet"/>
+      </w:pPr>
+      <w:r>
+        <w:t>En totales verá Descuentos · {nombre de la promo}.</w:t>
+      </w:r>
+    </w:p>
+    <w:p>
+      <w:pPr>
+        <w:pStyle w:val="ListBullet"/>
+      </w:pPr>
+      <w:r>
+        <w:t>El ticket refleja subtotal, descuento y total.</w:t>
+      </w:r>
+    </w:p>
+    <w:p>
+      <w:r>
+        <w:t>El cajero no crea promociones; eso lo hace el admin en Finanzas. Si no baja el precio: la promo no está vigente, no incluye esos SKU o faltan cantidades (2x1/3x2/bundle).</w:t>
+      </w:r>
+    </w:p>
+    <w:p>
+      <w:r>
+        <w:t>────────────────────────────────────────</w:t>
+      </w:r>
+    </w:p>
+    <w:p>
+      <w:pPr>
+        <w:pStyle w:val="Heading2"/>
+      </w:pPr>
+      <w:r>
+        <w:t>5.9 Cobrar y emitir ticket</w:t>
+      </w:r>
+    </w:p>
+    <w:p>
+      <w:pPr>
+        <w:pStyle w:val="ListNumber"/>
+      </w:pPr>
+      <w:r>
+        <w:t>Revise cantidades (sin vacíos, ceros ni negativos).</w:t>
+      </w:r>
+    </w:p>
+    <w:p>
+      <w:pPr>
+        <w:pStyle w:val="ListNumber"/>
+      </w:pPr>
+      <w:r>
+        <w:t>Confirme medio de pago y datos de crédito si aplica.</w:t>
+      </w:r>
+    </w:p>
+    <w:p>
+      <w:pPr>
+        <w:pStyle w:val="ListNumber"/>
+      </w:pPr>
+      <w:r>
+        <w:t>Vista normal: Cobrar y emitir ticket. Modo cobro: Cobrar.</w:t>
+      </w:r>
+    </w:p>
+    <w:p>
+      <w:pPr>
+        <w:pStyle w:val="ListNumber"/>
+      </w:pPr>
+      <w:r>
+        <w:t>Modal Recibo de venta → Mostrar impresión o Cerrar.</w:t>
+      </w:r>
+    </w:p>
+    <w:p>
+      <w:pPr>
+        <w:pStyle w:val="ListNumber"/>
+      </w:pPr>
+      <w:r>
+        <w:t>Puede reabrir el último ticket con Ver ticket.</w:t>
+      </w:r>
+    </w:p>
+    <w:p>
+      <w:r>
+        <w:t>Al cobrar el sistema:</w:t>
+      </w:r>
+    </w:p>
+    <w:p>
+      <w:pPr>
+        <w:pStyle w:val="ListNumber"/>
+      </w:pPr>
+      <w:r>
+        <w:t>Descuenta stock (y lotes según reglas de inventario).</w:t>
+      </w:r>
+    </w:p>
+    <w:p>
+      <w:pPr>
+        <w:pStyle w:val="ListNumber"/>
+      </w:pPr>
+      <w:r>
+        <w:t>Suma la venta al turno (efectivo / tarjeta / crédito).</w:t>
+      </w:r>
+    </w:p>
+    <w:p>
+      <w:pPr>
+        <w:pStyle w:val="ListNumber"/>
+      </w:pPr>
+      <w:r>
+        <w:t>Registra la operación en Bitácora.</w:t>
+      </w:r>
+    </w:p>
+    <w:p>
+      <w:pPr>
+        <w:pStyle w:val="ListNumber"/>
+      </w:pPr>
+      <w:r>
+        <w:t>Aplica y contabiliza descuentos de promoción.</w:t>
+      </w:r>
+    </w:p>
+    <w:p>
+      <w:pPr>
+        <w:pStyle w:val="ListNumber"/>
+      </w:pPr>
+      <w:r>
+        <w:t>Limpia el carrito y sincroniza borrador vacío.</w:t>
+      </w:r>
+    </w:p>
+    <w:p>
+      <w:r>
+        <w:t>Errores típicos al cobrar:</w:t>
+      </w:r>
+    </w:p>
+    <w:tbl>
+      <w:tblPr>
+        <w:tblStyle w:val="TableGrid"/>
+        <w:tblW w:type="auto" w:w="0"/>
+        <w:tblLook w:firstColumn="1" w:firstRow="1" w:lastColumn="0" w:lastRow="0" w:noHBand="0" w:noVBand="1" w:val="04A0"/>
+      </w:tblPr>
+      <w:tblGrid>
+        <w:gridCol w:w="4824"/>
+        <w:gridCol w:w="4824"/>
+      </w:tblGrid>
+      <w:tr>
+        <w:tc>
+          <w:tcPr>
+            <w:tcW w:type="dxa" w:w="4824"/>
+          </w:tcPr>
+          <w:p>
+            <w:r>
+              <w:rPr>
+                <w:b/>
+                <w:sz w:val="18"/>
+              </w:rPr>
+              <w:t>Mensaje</w:t>
+            </w:r>
+          </w:p>
+        </w:tc>
+        <w:tc>
+          <w:tcPr>
+            <w:tcW w:type="dxa" w:w="4824"/>
+          </w:tcPr>
+          <w:p>
+            <w:r>
+              <w:rPr>
+                <w:b/>
+                <w:sz w:val="18"/>
+              </w:rPr>
+              <w:t>Acción</w:t>
+            </w:r>
+          </w:p>
+        </w:tc>
+      </w:tr>
+      <w:tr>
+        <w:tc>
+          <w:tcPr>
+            <w:tcW w:type="dxa" w:w="4824"/>
+          </w:tcPr>
+          <w:p>
+            <w:r>
+              <w:rPr>
+                <w:sz w:val="18"/>
+              </w:rPr>
+              <w:t>Debe abrir turno / sesión de caja</w:t>
+            </w:r>
+          </w:p>
+        </w:tc>
+        <w:tc>
+          <w:tcPr>
+            <w:tcW w:type="dxa" w:w="4824"/>
+          </w:tcPr>
+          <w:p>
+            <w:r>
+              <w:rPr>
+                <w:sz w:val="18"/>
+              </w:rPr>
+              <w:t>Abra turno (§5.3)</w:t>
+            </w:r>
+          </w:p>
+        </w:tc>
+      </w:tr>
+      <w:tr>
+        <w:tc>
+          <w:tcPr>
+            <w:tcW w:type="dxa" w:w="4824"/>
+          </w:tcPr>
+          <w:p>
+            <w:r>
+              <w:rPr>
+                <w:sz w:val="18"/>
+              </w:rPr>
+              <w:t>Stock insuficiente…</w:t>
+            </w:r>
+          </w:p>
+        </w:tc>
+        <w:tc>
+          <w:tcPr>
+            <w:tcW w:type="dxa" w:w="4824"/>
+          </w:tcPr>
+          <w:p>
+            <w:r>
+              <w:rPr>
+                <w:sz w:val="18"/>
+              </w:rPr>
+              <w:t>Quite o reduzca el producto</w:t>
+            </w:r>
+          </w:p>
+        </w:tc>
+      </w:tr>
+      <w:tr>
+        <w:tc>
+          <w:tcPr>
+            <w:tcW w:type="dxa" w:w="4824"/>
+          </w:tcPr>
+          <w:p>
+            <w:r>
+              <w:rPr>
+                <w:sz w:val="18"/>
+              </w:rPr>
+              <w:t>Monto recibido insuficiente…</w:t>
+            </w:r>
+          </w:p>
+        </w:tc>
+        <w:tc>
+          <w:tcPr>
+            <w:tcW w:type="dxa" w:w="4824"/>
+          </w:tcPr>
+          <w:p>
+            <w:r>
+              <w:rPr>
+                <w:sz w:val="18"/>
+              </w:rPr>
+              <w:t>Ajuste el efectivo recibido</w:t>
+            </w:r>
+          </w:p>
+        </w:tc>
+      </w:tr>
+      <w:tr>
+        <w:tc>
+          <w:tcPr>
+            <w:tcW w:type="dxa" w:w="4824"/>
+          </w:tcPr>
+          <w:p>
+            <w:r>
+              <w:rPr>
+                <w:sz w:val="18"/>
+              </w:rPr>
+              <w:t>Nombre y teléfono… crédito</w:t>
+            </w:r>
+          </w:p>
+        </w:tc>
+        <w:tc>
+          <w:tcPr>
+            <w:tcW w:type="dxa" w:w="4824"/>
+          </w:tcPr>
+          <w:p>
+            <w:r>
+              <w:rPr>
+                <w:sz w:val="18"/>
+              </w:rPr>
+              <w:t>Complete ambos campos</w:t>
+            </w:r>
+          </w:p>
+        </w:tc>
+      </w:tr>
+      <w:tr>
+        <w:tc>
+          <w:tcPr>
+            <w:tcW w:type="dxa" w:w="4824"/>
+          </w:tcPr>
+          <w:p>
+            <w:r>
+              <w:rPr>
+                <w:sz w:val="18"/>
+              </w:rPr>
+              <w:t>Productos ya no disponibles</w:t>
+            </w:r>
+          </w:p>
+        </w:tc>
+        <w:tc>
+          <w:tcPr>
+            <w:tcW w:type="dxa" w:w="4824"/>
+          </w:tcPr>
+          <w:p>
+            <w:r>
+              <w:rPr>
+                <w:sz w:val="18"/>
+              </w:rPr>
+              <w:t>Recargue catálogo y arme de nuevo</w:t>
+            </w:r>
+          </w:p>
+        </w:tc>
+      </w:tr>
+      <w:tr>
+        <w:tc>
+          <w:tcPr>
+            <w:tcW w:type="dxa" w:w="4824"/>
+          </w:tcPr>
+          <w:p>
+            <w:r>
+              <w:rPr>
+                <w:sz w:val="18"/>
+              </w:rPr>
+              <w:t>Pop-ups bloqueados</w:t>
+            </w:r>
+          </w:p>
+        </w:tc>
+        <w:tc>
+          <w:tcPr>
+            <w:tcW w:type="dxa" w:w="4824"/>
+          </w:tcPr>
+          <w:p>
+            <w:r>
+              <w:rPr>
+                <w:sz w:val="18"/>
+              </w:rPr>
+              <w:t>Permita ventanas emergentes para imprimir</w:t>
+            </w:r>
+          </w:p>
+        </w:tc>
+      </w:tr>
+    </w:tbl>
+    <w:p/>
+    <w:p>
+      <w:r>
+        <w:t>────────────────────────────────────────</w:t>
+      </w:r>
+    </w:p>
+    <w:p>
+      <w:pPr>
+        <w:pStyle w:val="Heading2"/>
+      </w:pPr>
+      <w:r>
+        <w:t>5.10 Cómo hacer el corte de caja (cajero)</w:t>
+      </w:r>
+    </w:p>
+    <w:p>
+      <w:pPr>
+        <w:pStyle w:val="ListNumber"/>
+      </w:pPr>
+      <w:r>
+        <w:t>Abra Turno / Corte → https://2x3crmtest.vercel.app/caja</w:t>
+      </w:r>
+    </w:p>
+    <w:p>
+      <w:pPr>
+        <w:pStyle w:val="ListNumber"/>
+      </w:pPr>
+      <w:r>
+        <w:t>Revise resumen: inicio, fondo, ventas efectivo/tarjeta/(crédito), tickets.</w:t>
+      </w:r>
+    </w:p>
+    <w:p>
+      <w:pPr>
+        <w:pStyle w:val="ListNumber"/>
+      </w:pPr>
+      <w:r>
+        <w:t>El conteo es ciego: no ve el esperado hasta confirmar.</w:t>
+      </w:r>
+    </w:p>
+    <w:p>
+      <w:pPr>
+        <w:pStyle w:val="ListNumber"/>
+      </w:pPr>
+      <w:r>
+        <w:t>Capture Efectivo contado y, si desea, Notas.</w:t>
+      </w:r>
+    </w:p>
+    <w:p>
+      <w:pPr>
+        <w:pStyle w:val="ListNumber"/>
+      </w:pPr>
+      <w:r>
+        <w:t>Confirmar corte (una sola vez por franja de turno).</w:t>
+      </w:r>
+    </w:p>
+    <w:p>
+      <w:pPr>
+        <w:pStyle w:val="ListNumber"/>
+      </w:pPr>
+      <w:r>
+        <w:t>Revise Esperado / Contado / Diferencia.</w:t>
+      </w:r>
+    </w:p>
+    <w:p>
+      <w:pPr>
+        <w:pStyle w:val="ListNumber"/>
+      </w:pPr>
+      <w:r>
+        <w:t>Pulse Cerrar sesión (obligatorio).</w:t>
+      </w:r>
+    </w:p>
+    <w:p>
+      <w:r>
+        <w:t>────────────────────────────────────────</w:t>
+      </w:r>
+    </w:p>
+    <w:p>
+      <w:pPr>
+        <w:pStyle w:val="Heading2"/>
+      </w:pPr>
+      <w:r>
+        <w:t>5.11 Bitácora del cajero (después de vender)</w:t>
+      </w:r>
+    </w:p>
+    <w:p>
+      <w:pPr>
+        <w:pStyle w:val="ListNumber"/>
+      </w:pPr>
+      <w:r>
+        <w:t>Abra Bitácora.</w:t>
+      </w:r>
+    </w:p>
+    <w:p>
+      <w:pPr>
+        <w:pStyle w:val="ListNumber"/>
+      </w:pPr>
+      <w:r>
+        <w:t>Filtre su actividad o revise Ventas recientes.</w:t>
+      </w:r>
+    </w:p>
+    <w:p>
+      <w:pPr>
+        <w:pStyle w:val="ListNumber"/>
+      </w:pPr>
+      <w:r>
+        <w:t>En ventas propias: Ver ticket → Imprimir.</w:t>
+      </w:r>
+    </w:p>
+    <w:p>
+      <w:pPr>
+        <w:pStyle w:val="ListNumber"/>
+      </w:pPr>
+      <w:r>
+        <w:t>Solo ve sus movimientos; no los de otros cajeros.</w:t>
+      </w:r>
+    </w:p>
+    <w:p>
+      <w:r>
+        <w:t>────────────────────────────────────────</w:t>
+      </w:r>
+    </w:p>
+    <w:p>
+      <w:pPr>
+        <w:pStyle w:val="Heading2"/>
+      </w:pPr>
+      <w:r>
+        <w:t>5.12 Inventario y alertas desde el rol cajero</w:t>
+      </w:r>
+    </w:p>
+    <w:p>
+      <w:pPr>
+        <w:pStyle w:val="ListBullet"/>
+      </w:pPr>
+      <w:r>
+        <w:t>Puede consultar inventario y stock.</w:t>
+      </w:r>
+    </w:p>
+    <w:p>
+      <w:pPr>
+        <w:pStyle w:val="ListBullet"/>
+      </w:pPr>
+      <w:r>
+        <w:t>Ajuste rápido no aparece en su menú (solo admin).</w:t>
+      </w:r>
+    </w:p>
+    <w:p>
+      <w:pPr>
+        <w:pStyle w:val="ListBullet"/>
+      </w:pPr>
+      <w:r>
+        <w:t>Merma por lote (FEFO) depende de permisos de escritura; si falla, solicite al administrador.</w:t>
+      </w:r>
+    </w:p>
+    <w:p>
+      <w:pPr>
+        <w:pStyle w:val="ListBullet"/>
+      </w:pPr>
+      <w:r>
+        <w:t>La campana de alertas no incluye SKUs archivados (ya no ensucian stock bajo).</w:t>
+      </w:r>
+    </w:p>
+    <w:p>
+      <w:pPr>
+        <w:pStyle w:val="ListBullet"/>
+      </w:pPr>
+      <w:r>
+        <w:t>Caducidad válida nace de compras con lote (admin), no de notas locales del navegador.</w:t>
+      </w:r>
+    </w:p>
+    <w:p>
+      <w:r>
+        <w:t>────────────────────────────────────────</w:t>
+      </w:r>
+    </w:p>
+    <w:p>
+      <w:pPr>
+        <w:pStyle w:val="Heading2"/>
+      </w:pPr>
+      <w:r>
+        <w:t>5.13 Resumen del ciclo POS del cajero</w:t>
+      </w:r>
+    </w:p>
+    <w:p>
+      <w:r>
+        <w:rPr>
+          <w:rFonts w:ascii="Consolas" w:hAnsi="Consolas"/>
+          <w:sz w:val="18"/>
+        </w:rPr>
+        <w:t>flowchart TD</w:t>
+        <w:br/>
+        <w:t xml:space="preserve">  L[Login cashier] --&gt; H{¿Horario 06-14 o 14-22?}</w:t>
+        <w:br/>
+        <w:t xml:space="preserve">  H --&gt;|No| X1[No abre turno]</w:t>
+        <w:br/>
+        <w:t xml:space="preserve">  H --&gt;|Sí| E{¿Otro cajero en turno?}</w:t>
+        <w:br/>
+        <w:t xml:space="preserve">  E --&gt;|Sí| X2[Esperar / avisar]</w:t>
+        <w:br/>
+        <w:t xml:space="preserve">  E --&gt;|No| O[Abrir fondo]</w:t>
+        <w:br/>
+        <w:t xml:space="preserve">  O --&gt; P[POS catálogo o Modo cobro]</w:t>
+        <w:br/>
+        <w:t xml:space="preserve">  P --&gt; S[Borrador sync servidor]</w:t>
+        <w:br/>
+        <w:t xml:space="preserve">  P --&gt; Pay[Efectivo / Tarjeta / Crédito]</w:t>
+        <w:br/>
+        <w:t xml:space="preserve">  Pay --&gt; Promo[Descuento auto si aplica]</w:t>
+        <w:br/>
+        <w:t xml:space="preserve">  Promo --&gt; Q{¿Quitar línea?}</w:t>
+        <w:br/>
+        <w:t xml:space="preserve">  Q --&gt;|Cajero| A[Clave admin]</w:t>
+        <w:br/>
+        <w:t xml:space="preserve">  Q --&gt;|No| C[Cobrar]</w:t>
+        <w:br/>
+        <w:t xml:space="preserve">  A --&gt; C</w:t>
+        <w:br/>
+        <w:t xml:space="preserve">  C --&gt; Stock[Baja stock + bitácora + caja]</w:t>
+        <w:br/>
+        <w:t xml:space="preserve">  Stock --&gt; Cut[Corte único de la franja]</w:t>
+        <w:br/>
+        <w:t xml:space="preserve">  Cut --&gt; Out[Cerrar sesión]</w:t>
+      </w:r>
+    </w:p>
+    <w:p>
+      <w:r>
+        <w:rPr>
+          <w:i/>
+          <w:sz w:val="18"/>
+        </w:rPr>
+        <w:t>Texto alternativo: el cajero solo vende dentro de horario, con un único turno de cajero abierto, borrador sincronizado, pagos con crédito opcional, autorización admin para quitar líneas, cobro con promos, corte único y logout obligatorio.</w:t>
+      </w:r>
+    </w:p>
+    <w:p>
+      <w:r>
+        <w:t>────────────────────────────────────────</w:t>
+      </w:r>
+    </w:p>
+    <w:p>
+      <w:pPr>
         <w:pStyle w:val="Heading1"/>
       </w:pPr>
       <w:r>
-        <w:t>15. Resolución de problemas</w:t>
+        <w:t>6. Tareas del administrador relacionadas con el POS</w:t>
+      </w:r>
+    </w:p>
+    <w:p>
+      <w:r>
+        <w:t>(Resumen; el cajero no ejecuta estas pantallas.)</w:t>
+      </w:r>
+    </w:p>
+    <w:tbl>
+      <w:tblPr>
+        <w:tblStyle w:val="TableGrid"/>
+        <w:tblW w:type="auto" w:w="0"/>
+        <w:tblLook w:firstColumn="1" w:firstRow="1" w:lastColumn="0" w:lastRow="0" w:noHBand="0" w:noVBand="1" w:val="04A0"/>
+      </w:tblPr>
+      <w:tblGrid>
+        <w:gridCol w:w="4824"/>
+        <w:gridCol w:w="4824"/>
+      </w:tblGrid>
+      <w:tr>
+        <w:tc>
+          <w:tcPr>
+            <w:tcW w:type="dxa" w:w="4824"/>
+          </w:tcPr>
+          <w:p>
+            <w:r>
+              <w:rPr>
+                <w:b/>
+                <w:sz w:val="18"/>
+              </w:rPr>
+              <w:t>Tarea</w:t>
+            </w:r>
+          </w:p>
+        </w:tc>
+        <w:tc>
+          <w:tcPr>
+            <w:tcW w:type="dxa" w:w="4824"/>
+          </w:tcPr>
+          <w:p>
+            <w:r>
+              <w:rPr>
+                <w:b/>
+                <w:sz w:val="18"/>
+              </w:rPr>
+              <w:t>Dónde</w:t>
+            </w:r>
+          </w:p>
+        </w:tc>
+      </w:tr>
+      <w:tr>
+        <w:tc>
+          <w:tcPr>
+            <w:tcW w:type="dxa" w:w="4824"/>
+          </w:tcPr>
+          <w:p>
+            <w:r>
+              <w:rPr>
+                <w:sz w:val="18"/>
+              </w:rPr>
+              <w:t>Ver ventas/caja/medios de hoy</w:t>
+            </w:r>
+          </w:p>
+        </w:tc>
+        <w:tc>
+          <w:tcPr>
+            <w:tcW w:type="dxa" w:w="4824"/>
+          </w:tcPr>
+          <w:p>
+            <w:r>
+              <w:rPr>
+                <w:sz w:val="18"/>
+              </w:rPr>
+              <w:t>Dashboard Hoy (/admin)</w:t>
+            </w:r>
+          </w:p>
+        </w:tc>
+      </w:tr>
+      <w:tr>
+        <w:tc>
+          <w:tcPr>
+            <w:tcW w:type="dxa" w:w="4824"/>
+          </w:tcPr>
+          <w:p>
+            <w:r>
+              <w:rPr>
+                <w:sz w:val="18"/>
+              </w:rPr>
+              <w:t>Crear cajeros</w:t>
+            </w:r>
+          </w:p>
+        </w:tc>
+        <w:tc>
+          <w:tcPr>
+            <w:tcW w:type="dxa" w:w="4824"/>
+          </w:tcPr>
+          <w:p>
+            <w:r>
+              <w:rPr>
+                <w:sz w:val="18"/>
+              </w:rPr>
+              <w:t>Configuración → Cajeros</w:t>
+            </w:r>
+          </w:p>
+        </w:tc>
+      </w:tr>
+      <w:tr>
+        <w:tc>
+          <w:tcPr>
+            <w:tcW w:type="dxa" w:w="4824"/>
+          </w:tcPr>
+          <w:p>
+            <w:r>
+              <w:rPr>
+                <w:sz w:val="18"/>
+              </w:rPr>
+              <w:t>IVA del recibo</w:t>
+            </w:r>
+          </w:p>
+        </w:tc>
+        <w:tc>
+          <w:tcPr>
+            <w:tcW w:type="dxa" w:w="4824"/>
+          </w:tcPr>
+          <w:p>
+            <w:r>
+              <w:rPr>
+                <w:sz w:val="18"/>
+              </w:rPr>
+              <w:t>Configuración</w:t>
+            </w:r>
+          </w:p>
+        </w:tc>
+      </w:tr>
+      <w:tr>
+        <w:tc>
+          <w:tcPr>
+            <w:tcW w:type="dxa" w:w="4824"/>
+          </w:tcPr>
+          <w:p>
+            <w:r>
+              <w:rPr>
+                <w:sz w:val="18"/>
+              </w:rPr>
+              <w:t>Entradas con fecha de caducidad del lote</w:t>
+            </w:r>
+          </w:p>
+        </w:tc>
+        <w:tc>
+          <w:tcPr>
+            <w:tcW w:type="dxa" w:w="4824"/>
+          </w:tcPr>
+          <w:p>
+            <w:r>
+              <w:rPr>
+                <w:sz w:val="18"/>
+              </w:rPr>
+              <w:t>Finanzas → Compras</w:t>
+            </w:r>
+          </w:p>
+        </w:tc>
+      </w:tr>
+      <w:tr>
+        <w:tc>
+          <w:tcPr>
+            <w:tcW w:type="dxa" w:w="4824"/>
+          </w:tcPr>
+          <w:p>
+            <w:r>
+              <w:rPr>
+                <w:sz w:val="18"/>
+              </w:rPr>
+              <w:t>Crear promociones / bundles</w:t>
+            </w:r>
+          </w:p>
+        </w:tc>
+        <w:tc>
+          <w:tcPr>
+            <w:tcW w:type="dxa" w:w="4824"/>
+          </w:tcPr>
+          <w:p>
+            <w:r>
+              <w:rPr>
+                <w:sz w:val="18"/>
+              </w:rPr>
+              <w:t>Finanzas → Descuentos y promociones</w:t>
+            </w:r>
+          </w:p>
+        </w:tc>
+      </w:tr>
+      <w:tr>
+        <w:tc>
+          <w:tcPr>
+            <w:tcW w:type="dxa" w:w="4824"/>
+          </w:tcPr>
+          <w:p>
+            <w:r>
+              <w:rPr>
+                <w:sz w:val="18"/>
+              </w:rPr>
+              <w:t>Ajustes de inventario</w:t>
+            </w:r>
+          </w:p>
+        </w:tc>
+        <w:tc>
+          <w:tcPr>
+            <w:tcW w:type="dxa" w:w="4824"/>
+          </w:tcPr>
+          <w:p>
+            <w:r>
+              <w:rPr>
+                <w:sz w:val="18"/>
+              </w:rPr>
+              <w:t>Inventarios → Ajuste rápido</w:t>
+            </w:r>
+          </w:p>
+        </w:tc>
+      </w:tr>
+      <w:tr>
+        <w:tc>
+          <w:tcPr>
+            <w:tcW w:type="dxa" w:w="4824"/>
+          </w:tcPr>
+          <w:p>
+            <w:r>
+              <w:rPr>
+                <w:sz w:val="18"/>
+              </w:rPr>
+              <w:t>Autorizar quitar línea en caja</w:t>
+            </w:r>
+          </w:p>
+        </w:tc>
+        <w:tc>
+          <w:tcPr>
+            <w:tcW w:type="dxa" w:w="4824"/>
+          </w:tcPr>
+          <w:p>
+            <w:r>
+              <w:rPr>
+                <w:sz w:val="18"/>
+              </w:rPr>
+              <w:t>Modal en el POS del cajero (clave admin)</w:t>
+            </w:r>
+          </w:p>
+        </w:tc>
+      </w:tr>
+      <w:tr>
+        <w:tc>
+          <w:tcPr>
+            <w:tcW w:type="dxa" w:w="4824"/>
+          </w:tcPr>
+          <w:p>
+            <w:r>
+              <w:rPr>
+                <w:sz w:val="18"/>
+              </w:rPr>
+              <w:t>Abrir turno aunque haya cajero</w:t>
+            </w:r>
+          </w:p>
+        </w:tc>
+        <w:tc>
+          <w:tcPr>
+            <w:tcW w:type="dxa" w:w="4824"/>
+          </w:tcPr>
+          <w:p>
+            <w:r>
+              <w:rPr>
+                <w:sz w:val="18"/>
+              </w:rPr>
+              <w:t>POS / Caja (exento de sesión exclusiva)</w:t>
+            </w:r>
+          </w:p>
+        </w:tc>
+      </w:tr>
+    </w:tbl>
+    <w:p/>
+    <w:p>
+      <w:r>
+        <w:t>/operaciones redirige al hub Hoy para no duplicar pantallas.</w:t>
+      </w:r>
+    </w:p>
+    <w:p>
+      <w:r>
+        <w:t>────────────────────────────────────────</w:t>
+      </w:r>
+    </w:p>
+    <w:p>
+      <w:pPr>
+        <w:pStyle w:val="Heading1"/>
+      </w:pPr>
+      <w:r>
+        <w:t>7. Inventario, lotes y caducidad (contexto para la venta)</w:t>
+      </w:r>
+    </w:p>
+    <w:p>
+      <w:pPr>
+        <w:pStyle w:val="ListNumber"/>
+      </w:pPr>
+      <w:r>
+        <w:t>Las compras del admin crean lotes con caducidad en base de datos.</w:t>
+      </w:r>
+    </w:p>
+    <w:p>
+      <w:pPr>
+        <w:pStyle w:val="ListNumber"/>
+      </w:pPr>
+      <w:r>
+        <w:t>Un mismo SKU puede tener varias caducidades (varias entradas).</w:t>
+      </w:r>
+    </w:p>
+    <w:p>
+      <w:pPr>
+        <w:pStyle w:val="ListNumber"/>
+      </w:pPr>
+      <w:r>
+        <w:t>Merma FEFO: se elige el lote, no solo el producto.</w:t>
+      </w:r>
+    </w:p>
+    <w:p>
+      <w:pPr>
+        <w:pStyle w:val="ListNumber"/>
+      </w:pPr>
+      <w:r>
+        <w:t>La campana avisa 1 día antes y vencidos; no lista archivados.</w:t>
+      </w:r>
+    </w:p>
+    <w:p>
+      <w:r>
+        <w:t>────────────────────────────────────────</w:t>
+      </w:r>
+    </w:p>
+    <w:p>
+      <w:pPr>
+        <w:pStyle w:val="Heading1"/>
+      </w:pPr>
+      <w:r>
+        <w:t>8. Promociones (alta admin → efecto en POS cajero)</w:t>
+      </w:r>
+    </w:p>
+    <w:p>
+      <w:pPr>
+        <w:pStyle w:val="ListNumber"/>
+      </w:pPr>
+      <w:r>
+        <w:t>Admin crea promo vigente y asocia productos (modal).</w:t>
+      </w:r>
+    </w:p>
+    <w:p>
+      <w:pPr>
+        <w:pStyle w:val="ListNumber"/>
+      </w:pPr>
+      <w:r>
+        <w:t>Bundle: cantidades por SKU + descuento fijo.</w:t>
+      </w:r>
+    </w:p>
+    <w:p>
+      <w:pPr>
+        <w:pStyle w:val="ListNumber"/>
+      </w:pPr>
+      <w:r>
+        <w:t>En el POS del cajero se aplica sola la de mayor ahorro (§5.8).</w:t>
+      </w:r>
+    </w:p>
+    <w:p>
+      <w:r>
+        <w:t>────────────────────────────────────────</w:t>
+      </w:r>
+    </w:p>
+    <w:p>
+      <w:pPr>
+        <w:pStyle w:val="Heading1"/>
+      </w:pPr>
+      <w:r>
+        <w:t>9. Finanzas y configuración (solo admin)</w:t>
+      </w:r>
+    </w:p>
+    <w:p>
+      <w:pPr>
+        <w:pStyle w:val="ListBullet"/>
+      </w:pPr>
+      <w:r>
+        <w:t>Finanzas: resumen, periodos, pasivo, fondos, compras.</w:t>
+      </w:r>
+    </w:p>
+    <w:p>
+      <w:pPr>
+        <w:pStyle w:val="ListBullet"/>
+      </w:pPr>
+      <w:r>
+        <w:t>Configuración: IVA, cajeros, chatbot DavinciAi.</w:t>
+      </w:r>
+    </w:p>
+    <w:p>
+      <w:pPr>
+        <w:pStyle w:val="ListBullet"/>
+      </w:pPr>
+      <w:r>
+        <w:t>Consola agente: /crm (fuera del menú).</w:t>
+      </w:r>
+    </w:p>
+    <w:p>
+      <w:r>
+        <w:t>────────────────────────────────────────</w:t>
+      </w:r>
+    </w:p>
+    <w:p>
+      <w:pPr>
+        <w:pStyle w:val="Heading1"/>
+      </w:pPr>
+      <w:r>
+        <w:t>10. Resolución de problemas — POS cajero</w:t>
       </w:r>
     </w:p>
     <w:tbl>
@@ -4191,7 +3533,7 @@
                 <w:b/>
                 <w:sz w:val="18"/>
               </w:rPr>
-              <w:t>Mensaje / código típico</w:t>
+              <w:t>Causa probable</w:t>
             </w:r>
           </w:p>
         </w:tc>
@@ -4220,7 +3562,7 @@
               <w:rPr>
                 <w:sz w:val="18"/>
               </w:rPr>
-              <w:t>No entra al sistema</w:t>
+              <w:t>No abre turno</w:t>
             </w:r>
           </w:p>
         </w:tc>
@@ -4233,7 +3575,7 @@
               <w:rPr>
                 <w:sz w:val="18"/>
               </w:rPr>
-              <w:t>Usuario o contraseña incorrectos</w:t>
+              <w:t>Fuera de horario</w:t>
             </w:r>
           </w:p>
         </w:tc>
@@ -4246,7 +3588,7 @@
               <w:rPr>
                 <w:sz w:val="18"/>
               </w:rPr>
-              <w:t>Verifique usuario en minúsculas y contraseña; pida reset</w:t>
+              <w:t>Espere 06–14 o 14–22</w:t>
             </w:r>
           </w:p>
         </w:tc>
@@ -4261,7 +3603,7 @@
               <w:rPr>
                 <w:sz w:val="18"/>
               </w:rPr>
-              <w:t>No ve Finanzas ni Configuración</w:t>
+              <w:t>No abre turno</w:t>
             </w:r>
           </w:p>
         </w:tc>
@@ -4274,7 +3616,7 @@
               <w:rPr>
                 <w:sz w:val="18"/>
               </w:rPr>
-              <w:t>—</w:t>
+              <w:t>Otro cajero activo</w:t>
             </w:r>
           </w:p>
         </w:tc>
@@ -4287,7 +3629,7 @@
               <w:rPr>
                 <w:sz w:val="18"/>
               </w:rPr>
-              <w:t>Es cajero: es comportamiento normal</w:t>
+              <w:t>Espere su corte/logout o avise a admin</w:t>
             </w:r>
           </w:p>
         </w:tc>
@@ -4302,7 +3644,7 @@
               <w:rPr>
                 <w:sz w:val="18"/>
               </w:rPr>
-              <w:t>No puede cobrar</w:t>
+              <w:t>No abre turno</w:t>
             </w:r>
           </w:p>
         </w:tc>
@@ -4315,7 +3657,7 @@
               <w:rPr>
                 <w:sz w:val="18"/>
               </w:rPr>
-              <w:t>Debes abrir un turno de caja…</w:t>
+              <w:t>Ya cortó esa franja hoy</w:t>
             </w:r>
           </w:p>
         </w:tc>
@@ -4328,7 +3670,7 @@
               <w:rPr>
                 <w:sz w:val="18"/>
               </w:rPr>
-              <w:t>Abra turno en POS o /caja</w:t>
+              <w:t>Use la otra franja o el día siguiente</w:t>
             </w:r>
           </w:p>
         </w:tc>
@@ -4343,7 +3685,7 @@
               <w:rPr>
                 <w:sz w:val="18"/>
               </w:rPr>
-              <w:t>Tras el corte no hay menú</w:t>
+              <w:t>No abre turno</w:t>
             </w:r>
           </w:p>
         </w:tc>
@@ -4356,7 +3698,7 @@
               <w:rPr>
                 <w:sz w:val="18"/>
               </w:rPr>
-              <w:t>Pantalla Corte completado</w:t>
+              <w:t>Post-corte sin logout</w:t>
             </w:r>
           </w:p>
         </w:tc>
@@ -4369,7 +3711,7 @@
               <w:rPr>
                 <w:sz w:val="18"/>
               </w:rPr>
-              <w:t>Pulse Cerrar sesión</w:t>
+              <w:t>Cerrar sesión e iniciar de nuevo</w:t>
             </w:r>
           </w:p>
         </w:tc>
@@ -4384,7 +3726,7 @@
               <w:rPr>
                 <w:sz w:val="18"/>
               </w:rPr>
-              <w:t>Falló un ajuste o merma siendo cajero</w:t>
+              <w:t>No cobra</w:t>
             </w:r>
           </w:p>
         </w:tc>
@@ -4397,7 +3739,7 @@
               <w:rPr>
                 <w:sz w:val="18"/>
               </w:rPr>
-              <w:t>Error de permiso / API</w:t>
+              <w:t>Sin turno</w:t>
             </w:r>
           </w:p>
         </w:tc>
@@ -4410,7 +3752,7 @@
               <w:rPr>
                 <w:sz w:val="18"/>
               </w:rPr>
-              <w:t>Pida al administrador que lo ejecute</w:t>
+              <w:t>Abrir turno (§5.3)</w:t>
             </w:r>
           </w:p>
         </w:tc>
@@ -4425,7 +3767,7 @@
               <w:rPr>
                 <w:sz w:val="18"/>
               </w:rPr>
-              <w:t>Caducidad no aparece en otra PC</w:t>
+              <w:t>No cobra crédito</w:t>
             </w:r>
           </w:p>
         </w:tc>
@@ -4438,7 +3780,7 @@
               <w:rPr>
                 <w:sz w:val="18"/>
               </w:rPr>
-              <w:t>—</w:t>
+              <w:t>Faltan datos</w:t>
             </w:r>
           </w:p>
         </w:tc>
@@ -4451,7 +3793,7 @@
               <w:rPr>
                 <w:sz w:val="18"/>
               </w:rPr>
-              <w:t>Esperado: solo se guarda en ese navegador</w:t>
+              <w:t>Nombre (≥2) y teléfono (≥7)</w:t>
             </w:r>
           </w:p>
         </w:tc>
@@ -4466,7 +3808,7 @@
               <w:rPr>
                 <w:sz w:val="18"/>
               </w:rPr>
-              <w:t>Promoción no baja el precio</w:t>
+              <w:t>No puede quitar línea</w:t>
             </w:r>
           </w:p>
         </w:tc>
@@ -4479,7 +3821,7 @@
               <w:rPr>
                 <w:sz w:val="18"/>
               </w:rPr>
-              <w:t>—</w:t>
+              <w:t>Pedirá clave admin</w:t>
             </w:r>
           </w:p>
         </w:tc>
@@ -4492,7 +3834,7 @@
               <w:rPr>
                 <w:sz w:val="18"/>
               </w:rPr>
-              <w:t>Esperado: no está ligada al POS</w:t>
+              <w:t>Llame al administrador al modal</w:t>
             </w:r>
           </w:p>
         </w:tc>
@@ -4507,7 +3849,7 @@
               <w:rPr>
                 <w:sz w:val="18"/>
               </w:rPr>
-              <w:t>Importación CSV falla</w:t>
+              <w:t>Error al sincronizar</w:t>
             </w:r>
           </w:p>
         </w:tc>
@@ -4520,7 +3862,7 @@
               <w:rPr>
                 <w:sz w:val="18"/>
               </w:rPr>
-              <w:t>Encabezados faltantes / vacío</w:t>
+              <w:t>Red</w:t>
             </w:r>
           </w:p>
         </w:tc>
@@ -4533,7 +3875,7 @@
               <w:rPr>
                 <w:sz w:val="18"/>
               </w:rPr>
-              <w:t>Use sku,producto,categoria,unidad,precio,stock</w:t>
+              <w:t>Reintente; no cierre el navegador si aún no cobró</w:t>
             </w:r>
           </w:p>
         </w:tc>
@@ -4548,7 +3890,7 @@
               <w:rPr>
                 <w:sz w:val="18"/>
               </w:rPr>
-              <w:t>Chatbot sin respuesta</w:t>
+              <w:t>Promo no aplica</w:t>
             </w:r>
           </w:p>
         </w:tc>
@@ -4561,7 +3903,7 @@
               <w:rPr>
                 <w:sz w:val="18"/>
               </w:rPr>
-              <w:t>Error en /crm</w:t>
+              <w:t>Reglas de promo</w:t>
             </w:r>
           </w:p>
         </w:tc>
@@ -4574,7 +3916,7 @@
               <w:rPr>
                 <w:sz w:val="18"/>
               </w:rPr>
-              <w:t>Anote Session ID, mensaje y estado API; revise Chatbot y clave OpenAI</w:t>
+              <w:t>Verifique vigencia/SKU/cantidades con admin</w:t>
             </w:r>
           </w:p>
         </w:tc>
@@ -4589,7 +3931,7 @@
               <w:rPr>
                 <w:sz w:val="18"/>
               </w:rPr>
-              <w:t>Sitio no carga</w:t>
+              <w:t>No ve Ajuste rápido</w:t>
             </w:r>
           </w:p>
         </w:tc>
@@ -4602,7 +3944,7 @@
               <w:rPr>
                 <w:sz w:val="18"/>
               </w:rPr>
-              <w:t>—</w:t>
+              <w:t>Rol cajero</w:t>
             </w:r>
           </w:p>
         </w:tc>
@@ -4615,7 +3957,89 @@
               <w:rPr>
                 <w:sz w:val="18"/>
               </w:rPr>
-              <w:t>Pruebe https://2x3crmtest.vercel.app/api/health y avise a soporte</w:t>
+              <w:t>Normal; solo admin</w:t>
+            </w:r>
+          </w:p>
+        </w:tc>
+      </w:tr>
+      <w:tr>
+        <w:tc>
+          <w:tcPr>
+            <w:tcW w:type="dxa" w:w="3216"/>
+          </w:tcPr>
+          <w:p>
+            <w:r>
+              <w:rPr>
+                <w:sz w:val="18"/>
+              </w:rPr>
+              <w:t>No ve Finanzas</w:t>
+            </w:r>
+          </w:p>
+        </w:tc>
+        <w:tc>
+          <w:tcPr>
+            <w:tcW w:type="dxa" w:w="3216"/>
+          </w:tcPr>
+          <w:p>
+            <w:r>
+              <w:rPr>
+                <w:sz w:val="18"/>
+              </w:rPr>
+              <w:t>Rol cajero</w:t>
+            </w:r>
+          </w:p>
+        </w:tc>
+        <w:tc>
+          <w:tcPr>
+            <w:tcW w:type="dxa" w:w="3216"/>
+          </w:tcPr>
+          <w:p>
+            <w:r>
+              <w:rPr>
+                <w:sz w:val="18"/>
+              </w:rPr>
+              <w:t>Normal</w:t>
+            </w:r>
+          </w:p>
+        </w:tc>
+      </w:tr>
+      <w:tr>
+        <w:tc>
+          <w:tcPr>
+            <w:tcW w:type="dxa" w:w="3216"/>
+          </w:tcPr>
+          <w:p>
+            <w:r>
+              <w:rPr>
+                <w:sz w:val="18"/>
+              </w:rPr>
+              <w:t>Impresión falla</w:t>
+            </w:r>
+          </w:p>
+        </w:tc>
+        <w:tc>
+          <w:tcPr>
+            <w:tcW w:type="dxa" w:w="3216"/>
+          </w:tcPr>
+          <w:p>
+            <w:r>
+              <w:rPr>
+                <w:sz w:val="18"/>
+              </w:rPr>
+              <w:t>Pop-ups</w:t>
+            </w:r>
+          </w:p>
+        </w:tc>
+        <w:tc>
+          <w:tcPr>
+            <w:tcW w:type="dxa" w:w="3216"/>
+          </w:tcPr>
+          <w:p>
+            <w:r>
+              <w:rPr>
+                <w:sz w:val="18"/>
+              </w:rPr>
+              <w:t>Permita emergencias en el sitio</w:t>
             </w:r>
           </w:p>
         </w:tc>
@@ -4623,64 +4047,8 @@
     </w:tbl>
     <w:p/>
     <w:p>
-      <w:pPr>
-        <w:pStyle w:val="Heading2"/>
-      </w:pPr>
       <w:r>
-        <w:t>Cómo reportar un incidente</w:t>
-      </w:r>
-    </w:p>
-    <w:p>
-      <w:r>
-        <w:t>Incluya:</w:t>
-      </w:r>
-    </w:p>
-    <w:p>
-      <w:pPr>
-        <w:pStyle w:val="ListNumber"/>
-      </w:pPr>
-      <w:r>
-        <w:t>Fecha y hora</w:t>
-      </w:r>
-    </w:p>
-    <w:p>
-      <w:pPr>
-        <w:pStyle w:val="ListNumber"/>
-      </w:pPr>
-      <w:r>
-        <w:t>Usuario</w:t>
-      </w:r>
-    </w:p>
-    <w:p>
-      <w:pPr>
-        <w:pStyle w:val="ListNumber"/>
-      </w:pPr>
-      <w:r>
-        <w:t>Liga usada (por ejemplo /pos, /caja)</w:t>
-      </w:r>
-    </w:p>
-    <w:p>
-      <w:pPr>
-        <w:pStyle w:val="ListNumber"/>
-      </w:pPr>
-      <w:r>
-        <w:t>Pasos exactos</w:t>
-      </w:r>
-    </w:p>
-    <w:p>
-      <w:pPr>
-        <w:pStyle w:val="ListNumber"/>
-      </w:pPr>
-      <w:r>
-        <w:t>Mensaje de error completo</w:t>
-      </w:r>
-    </w:p>
-    <w:p>
-      <w:pPr>
-        <w:pStyle w:val="ListNumber"/>
-      </w:pPr>
-      <w:r>
-        <w:t>Número de venta, Session ID o captura (sin contraseñas)</w:t>
+        <w:t>Reporte de incidente: fecha/hora, usuario cajero, URL (/pos o /caja), pasos, mensaje exacto, si usaba Modo cobro, medio de pago, ID de venta si existe.</w:t>
       </w:r>
     </w:p>
     <w:p>
@@ -4693,7 +4061,7 @@
         <w:pStyle w:val="Heading1"/>
       </w:pPr>
       <w:r>
-        <w:t>16. Buenas prácticas y seguridad</w:t>
+        <w:t>11. Buenas prácticas del cajero</w:t>
       </w:r>
     </w:p>
     <w:p>
@@ -4701,7 +4069,7 @@
         <w:pStyle w:val="ListBullet"/>
       </w:pPr>
       <w:r>
-        <w:t>Cada persona usa su propia cuenta.</w:t>
+        <w:t>Una sola persona por cuenta; no compartir contraseña.</w:t>
       </w:r>
     </w:p>
     <w:p>
@@ -4709,7 +4077,7 @@
         <w:pStyle w:val="ListBullet"/>
       </w:pPr>
       <w:r>
-        <w:t>Cierre sesión al terminar el turno (obligatorio tras el corte).</w:t>
+        <w:t>Respete horarios y el un cajero en turno.</w:t>
       </w:r>
     </w:p>
     <w:p>
@@ -4717,7 +4085,7 @@
         <w:pStyle w:val="ListBullet"/>
       </w:pPr>
       <w:r>
-        <w:t>No comparta contraseñas.</w:t>
+        <w:t>Prefiera Modo cobro + pantalla completa en caja física.</w:t>
       </w:r>
     </w:p>
     <w:p>
@@ -4725,7 +4093,7 @@
         <w:pStyle w:val="ListBullet"/>
       </w:pPr>
       <w:r>
-        <w:t>Compare el resultado del corte con el efectivo físico.</w:t>
+        <w:t>No quite líneas sin autorización; pida al admin.</w:t>
       </w:r>
     </w:p>
     <w:p>
@@ -4733,7 +4101,7 @@
         <w:pStyle w:val="ListBullet"/>
       </w:pPr>
       <w:r>
-        <w:t>Use Bitácora ante diferencias de dinero o stock.</w:t>
+        <w:t>Verifique el indicador Guardado en servidor en ventas largas.</w:t>
       </w:r>
     </w:p>
     <w:p>
@@ -4741,7 +4109,7 @@
         <w:pStyle w:val="ListBullet"/>
       </w:pPr>
       <w:r>
-        <w:t>No trate las notas de caducidad locales como archivo oficial.</w:t>
+        <w:t>Un corte por franja; luego Cerrar sesión de inmediato.</w:t>
       </w:r>
     </w:p>
     <w:p>
@@ -4749,7 +4117,7 @@
         <w:pStyle w:val="ListBullet"/>
       </w:pPr>
       <w:r>
-        <w:t>No copie saldos ni datos sensibles fuera de canales autorizados.</w:t>
+        <w:t>No deje la sesión abierta al alejarse de la caja.</w:t>
       </w:r>
     </w:p>
     <w:p>
@@ -4762,81 +4130,7 @@
         <w:pStyle w:val="Heading1"/>
       </w:pPr>
       <w:r>
-        <w:t>17. Limitaciones actuales que debe conocer</w:t>
-      </w:r>
-    </w:p>
-    <w:p>
-      <w:pPr>
-        <w:pStyle w:val="ListNumber"/>
-      </w:pPr>
-      <w:r>
-        <w:t>Promociones no modifican el cobro del POS.</w:t>
-      </w:r>
-    </w:p>
-    <w:p>
-      <w:pPr>
-        <w:pStyle w:val="ListNumber"/>
-      </w:pPr>
-      <w:r>
-        <w:t>Caducidad solo en el navegador local.</w:t>
-      </w:r>
-    </w:p>
-    <w:p>
-      <w:pPr>
-        <w:pStyle w:val="ListNumber"/>
-      </w:pPr>
-      <w:r>
-        <w:t>Ajustes y merma persistentes requieren administrador.</w:t>
-      </w:r>
-    </w:p>
-    <w:p>
-      <w:pPr>
-        <w:pStyle w:val="ListNumber"/>
-      </w:pPr>
-      <w:r>
-        <w:t>/crm y /operaciones existen pero no están en el menú lateral.</w:t>
-      </w:r>
-    </w:p>
-    <w:p>
-      <w:pPr>
-        <w:pStyle w:val="ListNumber"/>
-      </w:pPr>
-      <w:r>
-        <w:t>En Bitácora, estados y algunos pagos se muestran en inglés/códigos (Success, cash).</w:t>
-      </w:r>
-    </w:p>
-    <w:p>
-      <w:pPr>
-        <w:pStyle w:val="ListNumber"/>
-      </w:pPr>
-      <w:r>
-        <w:t>El ticket impreso dice 2x3 CRM TEST, no “2x3 Operaciones”.</w:t>
-      </w:r>
-    </w:p>
-    <w:p>
-      <w:pPr>
-        <w:pStyle w:val="ListNumber"/>
-      </w:pPr>
-      <w:r>
-        <w:t>El rol en encabezado puede verse como admin / cashier en inglés.</w:t>
-      </w:r>
-    </w:p>
-    <w:p>
-      <w:r>
-        <w:t>Estas limitaciones coinciden con el estado real del software 1.0.0 y con la revisión ejecutiva de arquitectura.</w:t>
-      </w:r>
-    </w:p>
-    <w:p>
-      <w:r>
-        <w:t>────────────────────────────────────────</w:t>
-      </w:r>
-    </w:p>
-    <w:p>
-      <w:pPr>
-        <w:pStyle w:val="Heading1"/>
-      </w:pPr>
-      <w:r>
-        <w:t>18. Glosario</w:t>
+        <w:t>12. Glosario POS</w:t>
       </w:r>
     </w:p>
     <w:tbl>
@@ -4874,7 +4168,7 @@
                 <w:b/>
                 <w:sz w:val="18"/>
               </w:rPr>
-              <w:t>Significado sencillo</w:t>
+              <w:t>Significado</w:t>
             </w:r>
           </w:p>
         </w:tc>
@@ -4889,7 +4183,7 @@
               <w:rPr>
                 <w:sz w:val="18"/>
               </w:rPr>
-              <w:t>Sitio público / liga de servicio</w:t>
+              <w:t>Liga de servicio</w:t>
             </w:r>
           </w:p>
         </w:tc>
@@ -4902,7 +4196,7 @@
               <w:rPr>
                 <w:sz w:val="18"/>
               </w:rPr>
-              <w:t>Dirección https://2x3crmtest.vercel.app donde opera el ERP</w:t>
+              <w:t>https://2x3crmtest.vercel.app</w:t>
             </w:r>
           </w:p>
         </w:tc>
@@ -4917,7 +4211,7 @@
               <w:rPr>
                 <w:sz w:val="18"/>
               </w:rPr>
-              <w:t>POS</w:t>
+              <w:t>Modo cobro</w:t>
             </w:r>
           </w:p>
         </w:tc>
@@ -4930,7 +4224,7 @@
               <w:rPr>
                 <w:sz w:val="18"/>
               </w:rPr>
-              <w:t>Punto de venta: pantalla de cobro</w:t>
+              <w:t>Vista a pantalla completa orientada a escáner/tablet</w:t>
             </w:r>
           </w:p>
         </w:tc>
@@ -4945,7 +4239,7 @@
               <w:rPr>
                 <w:sz w:val="18"/>
               </w:rPr>
-              <w:t>SKU</w:t>
+              <w:t>Sesión exclusiva de cajero</w:t>
             </w:r>
           </w:p>
         </w:tc>
@@ -4958,7 +4252,7 @@
               <w:rPr>
                 <w:sz w:val="18"/>
               </w:rPr>
-              <w:t>Código interno del producto</w:t>
+              <w:t>Solo un cashier con turno abierto a la vez</w:t>
             </w:r>
           </w:p>
         </w:tc>
@@ -4973,7 +4267,7 @@
               <w:rPr>
                 <w:sz w:val="18"/>
               </w:rPr>
-              <w:t>Turno / sesión de caja</w:t>
+              <w:t>Franja / slot</w:t>
             </w:r>
           </w:p>
         </w:tc>
@@ -4986,35 +4280,7 @@
               <w:rPr>
                 <w:sz w:val="18"/>
               </w:rPr>
-              <w:t>Desde que abre con fondo hasta el corte</w:t>
-            </w:r>
-          </w:p>
-        </w:tc>
-      </w:tr>
-      <w:tr>
-        <w:tc>
-          <w:tcPr>
-            <w:tcW w:type="dxa" w:w="4824"/>
-          </w:tcPr>
-          <w:p>
-            <w:r>
-              <w:rPr>
-                <w:sz w:val="18"/>
-              </w:rPr>
-              <w:t>Fondo / float</w:t>
-            </w:r>
-          </w:p>
-        </w:tc>
-        <w:tc>
-          <w:tcPr>
-            <w:tcW w:type="dxa" w:w="4824"/>
-          </w:tcPr>
-          <w:p>
-            <w:r>
-              <w:rPr>
-                <w:sz w:val="18"/>
-              </w:rPr>
-              <w:t>Efectivo inicial de la gaveta</w:t>
+              <w:t>Turno mañana (06–14) o tarde (14–22)</w:t>
             </w:r>
           </w:p>
         </w:tc>
@@ -5042,7 +4308,7 @@
               <w:rPr>
                 <w:sz w:val="18"/>
               </w:rPr>
-              <w:t>Usted captura el contado sin ver antes el esperado</w:t>
+              <w:t>Captura el contado sin ver el esperado antes</w:t>
             </w:r>
           </w:p>
         </w:tc>
@@ -5057,7 +4323,7 @@
               <w:rPr>
                 <w:sz w:val="18"/>
               </w:rPr>
-              <w:t>Bitácora</w:t>
+              <w:t>Borrador POS</w:t>
             </w:r>
           </w:p>
         </w:tc>
@@ -5070,7 +4336,7 @@
               <w:rPr>
                 <w:sz w:val="18"/>
               </w:rPr>
-              <w:t>Historial de acciones por usuario</w:t>
+              <w:t>Carrito sincronizado en servidor en tiempo real</w:t>
             </w:r>
           </w:p>
         </w:tc>
@@ -5085,7 +4351,7 @@
               <w:rPr>
                 <w:sz w:val="18"/>
               </w:rPr>
-              <w:t>Merma</w:t>
+              <w:t>Autorización admin</w:t>
             </w:r>
           </w:p>
         </w:tc>
@@ -5098,7 +4364,7 @@
               <w:rPr>
                 <w:sz w:val="18"/>
               </w:rPr>
-              <w:t>Baja de stock por daño, pérdida u otro motivo</w:t>
+              <w:t>Clave de administrador para quitar líneas del carrito</w:t>
             </w:r>
           </w:p>
         </w:tc>
@@ -5113,7 +4379,7 @@
               <w:rPr>
                 <w:sz w:val="18"/>
               </w:rPr>
-              <w:t>CxP</w:t>
+              <w:t>Crédito (POS)</w:t>
             </w:r>
           </w:p>
         </w:tc>
@@ -5126,7 +4392,7 @@
               <w:rPr>
                 <w:sz w:val="18"/>
               </w:rPr>
-              <w:t>Cuenta por pagar a proveedor (compra a crédito)</w:t>
+              <w:t>Venta fiada con nombre y teléfono del cliente</w:t>
             </w:r>
           </w:p>
         </w:tc>
@@ -5141,7 +4407,7 @@
               <w:rPr>
                 <w:sz w:val="18"/>
               </w:rPr>
-              <w:t>DavinciAi</w:t>
+              <w:t>Promo auto</w:t>
             </w:r>
           </w:p>
         </w:tc>
@@ -5154,7 +4420,7 @@
               <w:rPr>
                 <w:sz w:val="18"/>
               </w:rPr>
-              <w:t>Asistente de negocio (chat web / WhatsApp)</w:t>
+              <w:t>Descuento aplicado solo al armar el ticket</w:t>
             </w:r>
           </w:p>
         </w:tc>
@@ -5169,7 +4435,7 @@
               <w:rPr>
                 <w:sz w:val="18"/>
               </w:rPr>
-              <w:t>Handoff</w:t>
+              <w:t>must_logout</w:t>
             </w:r>
           </w:p>
         </w:tc>
@@ -5182,63 +4448,7 @@
               <w:rPr>
                 <w:sz w:val="18"/>
               </w:rPr>
-              <w:t>Pasar la conversación del bot a una persona</w:t>
-            </w:r>
-          </w:p>
-        </w:tc>
-      </w:tr>
-      <w:tr>
-        <w:tc>
-          <w:tcPr>
-            <w:tcW w:type="dxa" w:w="4824"/>
-          </w:tcPr>
-          <w:p>
-            <w:r>
-              <w:rPr>
-                <w:sz w:val="18"/>
-              </w:rPr>
-              <w:t>Webhook</w:t>
-            </w:r>
-          </w:p>
-        </w:tc>
-        <w:tc>
-          <w:tcPr>
-            <w:tcW w:type="dxa" w:w="4824"/>
-          </w:tcPr>
-          <w:p>
-            <w:r>
-              <w:rPr>
-                <w:sz w:val="18"/>
-              </w:rPr>
-              <w:t>URL donde WhatsApp entrega mensajes al ERP</w:t>
-            </w:r>
-          </w:p>
-        </w:tc>
-      </w:tr>
-      <w:tr>
-        <w:tc>
-          <w:tcPr>
-            <w:tcW w:type="dxa" w:w="4824"/>
-          </w:tcPr>
-          <w:p>
-            <w:r>
-              <w:rPr>
-                <w:sz w:val="18"/>
-              </w:rPr>
-              <w:t>IVA</w:t>
-            </w:r>
-          </w:p>
-        </w:tc>
-        <w:tc>
-          <w:tcPr>
-            <w:tcW w:type="dxa" w:w="4824"/>
-          </w:tcPr>
-          <w:p>
-            <w:r>
-              <w:rPr>
-                <w:sz w:val="18"/>
-              </w:rPr>
-              <w:t>Impuesto que puede mostrarse en el recibo</w:t>
+              <w:t>Bloqueo post-corte: solo cerrar sesión</w:t>
             </w:r>
           </w:p>
         </w:tc>
@@ -5255,7 +4465,7 @@
         <w:pStyle w:val="Heading1"/>
       </w:pPr>
       <w:r>
-        <w:t>19. Índice de tareas</w:t>
+        <w:t>13. Índice de tareas (cajero primero)</w:t>
       </w:r>
     </w:p>
     <w:tbl>
@@ -5308,7 +4518,7 @@
               <w:rPr>
                 <w:sz w:val="18"/>
               </w:rPr>
-              <w:t>Abrir el sistema en internet</w:t>
+              <w:t>Entrar por la liga pública</w:t>
             </w:r>
           </w:p>
         </w:tc>
@@ -5321,7 +4531,7 @@
               <w:rPr>
                 <w:sz w:val="18"/>
               </w:rPr>
-              <w:t>Liga de servicio (arriba) · §3</w:t>
+              <w:t>3</w:t>
             </w:r>
           </w:p>
         </w:tc>
@@ -5336,7 +4546,7 @@
               <w:rPr>
                 <w:sz w:val="18"/>
               </w:rPr>
-              <w:t>Iniciar / cerrar sesión</w:t>
+              <w:t>Entender horarios y un solo cajero</w:t>
             </w:r>
           </w:p>
         </w:tc>
@@ -5349,7 +4559,7 @@
               <w:rPr>
                 <w:sz w:val="18"/>
               </w:rPr>
-              <w:t>§4</w:t>
+              <w:t>5.2</w:t>
             </w:r>
           </w:p>
         </w:tc>
@@ -5364,7 +4574,7 @@
               <w:rPr>
                 <w:sz w:val="18"/>
               </w:rPr>
-              <w:t>Cobrar una venta</w:t>
+              <w:t>Abrir turno</w:t>
             </w:r>
           </w:p>
         </w:tc>
@@ -5377,7 +4587,7 @@
               <w:rPr>
                 <w:sz w:val="18"/>
               </w:rPr>
-              <w:t>§5</w:t>
+              <w:t>5.3</w:t>
             </w:r>
           </w:p>
         </w:tc>
@@ -5392,7 +4602,7 @@
               <w:rPr>
                 <w:sz w:val="18"/>
               </w:rPr>
-              <w:t>Hacer corte de caja</w:t>
+              <w:t>Vender en catálogo + carrito</w:t>
             </w:r>
           </w:p>
         </w:tc>
@@ -5405,7 +4615,7 @@
               <w:rPr>
                 <w:sz w:val="18"/>
               </w:rPr>
-              <w:t>§6</w:t>
+              <w:t>5.4</w:t>
             </w:r>
           </w:p>
         </w:tc>
@@ -5420,7 +4630,7 @@
               <w:rPr>
                 <w:sz w:val="18"/>
               </w:rPr>
-              <w:t>Consultar o ajustar inventario</w:t>
+              <w:t>Usar modo cobro / tablet</w:t>
             </w:r>
           </w:p>
         </w:tc>
@@ -5433,7 +4643,7 @@
               <w:rPr>
                 <w:sz w:val="18"/>
               </w:rPr>
-              <w:t>§7</w:t>
+              <w:t>5.5</w:t>
             </w:r>
           </w:p>
         </w:tc>
@@ -5448,7 +4658,7 @@
               <w:rPr>
                 <w:sz w:val="18"/>
               </w:rPr>
-              <w:t>Comprar a un proveedor</w:t>
+              <w:t>Cobrar con crédito</w:t>
             </w:r>
           </w:p>
         </w:tc>
@@ -5461,7 +4671,7 @@
               <w:rPr>
                 <w:sz w:val="18"/>
               </w:rPr>
-              <w:t>§8</w:t>
+              <w:t>5.6</w:t>
             </w:r>
           </w:p>
         </w:tc>
@@ -5476,7 +4686,7 @@
               <w:rPr>
                 <w:sz w:val="18"/>
               </w:rPr>
-              <w:t>Ver finanzas o registrar un gasto</w:t>
+              <w:t>Quitar un producto (con admin)</w:t>
             </w:r>
           </w:p>
         </w:tc>
@@ -5489,7 +4699,7 @@
               <w:rPr>
                 <w:sz w:val="18"/>
               </w:rPr>
-              <w:t>§9</w:t>
+              <w:t>5.7</w:t>
             </w:r>
           </w:p>
         </w:tc>
@@ -5504,7 +4714,7 @@
               <w:rPr>
                 <w:sz w:val="18"/>
               </w:rPr>
-              <w:t>Crear cajero / IVA / chatbot</w:t>
+              <w:t>Entender descuentos en caja</w:t>
             </w:r>
           </w:p>
         </w:tc>
@@ -5517,7 +4727,7 @@
               <w:rPr>
                 <w:sz w:val="18"/>
               </w:rPr>
-              <w:t>§10</w:t>
+              <w:t>5.8</w:t>
             </w:r>
           </w:p>
         </w:tc>
@@ -5532,7 +4742,7 @@
               <w:rPr>
                 <w:sz w:val="18"/>
               </w:rPr>
-              <w:t>Reimprimir un ticket</w:t>
+              <w:t>Emitir ticket</w:t>
             </w:r>
           </w:p>
         </w:tc>
@@ -5545,7 +4755,7 @@
               <w:rPr>
                 <w:sz w:val="18"/>
               </w:rPr>
-              <w:t>§11</w:t>
+              <w:t>5.9</w:t>
             </w:r>
           </w:p>
         </w:tc>
@@ -5560,7 +4770,7 @@
               <w:rPr>
                 <w:sz w:val="18"/>
               </w:rPr>
-              <w:t>Ver el tablero</w:t>
+              <w:t>Hacer corte y salir</w:t>
             </w:r>
           </w:p>
         </w:tc>
@@ -5573,7 +4783,7 @@
               <w:rPr>
                 <w:sz w:val="18"/>
               </w:rPr>
-              <w:t>§12</w:t>
+              <w:t>5.10</w:t>
             </w:r>
           </w:p>
         </w:tc>
@@ -5588,7 +4798,7 @@
               <w:rPr>
                 <w:sz w:val="18"/>
               </w:rPr>
-              <w:t>Probar el asistente</w:t>
+              <w:t>Reimprimir mi ticket</w:t>
             </w:r>
           </w:p>
         </w:tc>
@@ -5601,7 +4811,7 @@
               <w:rPr>
                 <w:sz w:val="18"/>
               </w:rPr>
-              <w:t>§13</w:t>
+              <w:t>5.11</w:t>
             </w:r>
           </w:p>
         </w:tc>
@@ -5616,7 +4826,7 @@
               <w:rPr>
                 <w:sz w:val="18"/>
               </w:rPr>
-              <w:t>Entender el menú por rol</w:t>
+              <w:t>Resolver un bloqueo de caja</w:t>
             </w:r>
           </w:p>
         </w:tc>
@@ -5629,91 +4839,7 @@
               <w:rPr>
                 <w:sz w:val="18"/>
               </w:rPr>
-              <w:t>§14</w:t>
-            </w:r>
-          </w:p>
-        </w:tc>
-      </w:tr>
-      <w:tr>
-        <w:tc>
-          <w:tcPr>
-            <w:tcW w:type="dxa" w:w="4824"/>
-          </w:tcPr>
-          <w:p>
-            <w:r>
-              <w:rPr>
-                <w:sz w:val="18"/>
-              </w:rPr>
-              <w:t>Resolver un error</w:t>
-            </w:r>
-          </w:p>
-        </w:tc>
-        <w:tc>
-          <w:tcPr>
-            <w:tcW w:type="dxa" w:w="4824"/>
-          </w:tcPr>
-          <w:p>
-            <w:r>
-              <w:rPr>
-                <w:sz w:val="18"/>
-              </w:rPr>
-              <w:t>§15</w:t>
-            </w:r>
-          </w:p>
-        </w:tc>
-      </w:tr>
-      <w:tr>
-        <w:tc>
-          <w:tcPr>
-            <w:tcW w:type="dxa" w:w="4824"/>
-          </w:tcPr>
-          <w:p>
-            <w:r>
-              <w:rPr>
-                <w:sz w:val="18"/>
-              </w:rPr>
-              <w:t>Ver limitaciones reales</w:t>
-            </w:r>
-          </w:p>
-        </w:tc>
-        <w:tc>
-          <w:tcPr>
-            <w:tcW w:type="dxa" w:w="4824"/>
-          </w:tcPr>
-          <w:p>
-            <w:r>
-              <w:rPr>
-                <w:sz w:val="18"/>
-              </w:rPr>
-              <w:t>§17</w:t>
-            </w:r>
-          </w:p>
-        </w:tc>
-      </w:tr>
-      <w:tr>
-        <w:tc>
-          <w:tcPr>
-            <w:tcW w:type="dxa" w:w="4824"/>
-          </w:tcPr>
-          <w:p>
-            <w:r>
-              <w:rPr>
-                <w:sz w:val="18"/>
-              </w:rPr>
-              <w:t>Entender una palabra</w:t>
-            </w:r>
-          </w:p>
-        </w:tc>
-        <w:tc>
-          <w:tcPr>
-            <w:tcW w:type="dxa" w:w="4824"/>
-          </w:tcPr>
-          <w:p>
-            <w:r>
-              <w:rPr>
-                <w:sz w:val="18"/>
-              </w:rPr>
-              <w:t>§18</w:t>
+              <w:t>10</w:t>
             </w:r>
           </w:p>
         </w:tc>
@@ -5730,7 +4856,7 @@
         <w:pStyle w:val="Heading1"/>
       </w:pPr>
       <w:r>
-        <w:t>20. Documentos relacionados</w:t>
+        <w:t>14. Documentos relacionados</w:t>
       </w:r>
     </w:p>
     <w:tbl>
@@ -5783,7 +4909,7 @@
               <w:rPr>
                 <w:sz w:val="18"/>
               </w:rPr>
-              <w:t>Índice de la base de conocimiento (../README.md)</w:t>
+              <w:t>Manual técnico (../manual-tecnico/manual-tecnico-erp-supermercado.md)</w:t>
             </w:r>
           </w:p>
         </w:tc>
@@ -5796,7 +4922,7 @@
               <w:rPr>
                 <w:sz w:val="18"/>
               </w:rPr>
-              <w:t>Portal documental</w:t>
+              <w:t>APIs y despliegue</w:t>
             </w:r>
           </w:p>
         </w:tc>
@@ -5811,7 +4937,7 @@
               <w:rPr>
                 <w:sz w:val="18"/>
               </w:rPr>
-              <w:t>Revisión ejecutiva del estado actual (../arquitectura/revision-ejecutiva-estado-actual.md)</w:t>
+              <w:t>Control documental (../calidad/control-configuracion-documental.md)</w:t>
             </w:r>
           </w:p>
         </w:tc>
@@ -5824,63 +4950,7 @@
               <w:rPr>
                 <w:sz w:val="18"/>
               </w:rPr>
-              <w:t>Qué está implementado</w:t>
-            </w:r>
-          </w:p>
-        </w:tc>
-      </w:tr>
-      <w:tr>
-        <w:tc>
-          <w:tcPr>
-            <w:tcW w:type="dxa" w:w="4824"/>
-          </w:tcPr>
-          <w:p>
-            <w:r>
-              <w:rPr>
-                <w:sz w:val="18"/>
-              </w:rPr>
-              <w:t>Manual técnico (../manual-tecnico/manual-tecnico-erp-supermercado.md)</w:t>
-            </w:r>
-          </w:p>
-        </w:tc>
-        <w:tc>
-          <w:tcPr>
-            <w:tcW w:type="dxa" w:w="4824"/>
-          </w:tcPr>
-          <w:p>
-            <w:r>
-              <w:rPr>
-                <w:sz w:val="18"/>
-              </w:rPr>
-              <w:t>Instalación y APIs</w:t>
-            </w:r>
-          </w:p>
-        </w:tc>
-      </w:tr>
-      <w:tr>
-        <w:tc>
-          <w:tcPr>
-            <w:tcW w:type="dxa" w:w="4824"/>
-          </w:tcPr>
-          <w:p>
-            <w:r>
-              <w:rPr>
-                <w:sz w:val="18"/>
-              </w:rPr>
-              <w:t>Control de configuración documental (../calidad/control-configuracion-documental.md)</w:t>
-            </w:r>
-          </w:p>
-        </w:tc>
-        <w:tc>
-          <w:tcPr>
-            <w:tcW w:type="dxa" w:w="4824"/>
-          </w:tcPr>
-          <w:p>
-            <w:r>
-              <w:rPr>
-                <w:sz w:val="18"/>
-              </w:rPr>
-              <w:t>Versiones y aprobación</w:t>
+              <w:t>Versiones y firmas</w:t>
             </w:r>
           </w:p>
         </w:tc>
@@ -5925,7 +4995,7 @@
         <w:pStyle w:val="Heading1"/>
       </w:pPr>
       <w:r>
-        <w:t>21. Registro de aprobación</w:t>
+        <w:t>15. Aprobación (ISO/IEC 29110)</w:t>
       </w:r>
     </w:p>
     <w:tbl>
@@ -6021,7 +5091,7 @@
               <w:rPr>
                 <w:sz w:val="18"/>
               </w:rPr>
-              <w:t>Equipo docs / asistente</w:t>
+              <w:t>Leonardo Antonio Paredes</w:t>
             </w:r>
           </w:p>
         </w:tc>
@@ -6047,7 +5117,7 @@
               <w:rPr>
                 <w:sz w:val="18"/>
               </w:rPr>
-              <w:t>Regeneración total 1.1.0-MU en docs/manual-usuario/</w:t>
+              <w:t>Actualización POS cajero 1.2.0-MU (commit 5fde201)</w:t>
             </w:r>
           </w:p>
         </w:tc>
@@ -6075,7 +5145,7 @@
               <w:rPr>
                 <w:sz w:val="18"/>
               </w:rPr>
-              <w:t>_Pendiente_</w:t>
+              <w:t>Leonardo Antonio Paredes</w:t>
             </w:r>
           </w:p>
         </w:tc>
@@ -6101,7 +5171,7 @@
               <w:rPr>
                 <w:sz w:val="18"/>
               </w:rPr>
-              <w:t>Probar flujos en https://2x3crmtest.vercel.app</w:t>
+              <w:t>Flujos en https://2x3crmtest.vercel.app/pos</w:t>
             </w:r>
           </w:p>
         </w:tc>
@@ -6116,7 +5186,7 @@
               <w:rPr>
                 <w:sz w:val="18"/>
               </w:rPr>
-              <w:t>Aprobación para clientes</w:t>
+              <w:t>Aprobación clientes</w:t>
             </w:r>
           </w:p>
         </w:tc>
@@ -6129,7 +5199,7 @@
               <w:rPr>
                 <w:sz w:val="18"/>
               </w:rPr>
-              <w:t>_Pendiente_</w:t>
+              <w:t>Leonardo Antonio Paredes</w:t>
             </w:r>
           </w:p>
         </w:tc>
@@ -6155,7 +5225,7 @@
               <w:rPr>
                 <w:sz w:val="18"/>
               </w:rPr>
-              <w:t>Firma en registro de cambios</w:t>
+              <w:t>registro-cambios-documentacion.md</w:t>
             </w:r>
           </w:p>
         </w:tc>
@@ -6164,7 +5234,7 @@
     <w:p/>
     <w:p>
       <w:r>
-        <w:t>Hasta completar validación y aprobación, este documento es versión controlada de trabajo alineada al software 1.0.0 y al sitio público indicado.</w:t>
+        <w:t>Versión de trabajo alineada al software 1.0.0 · documento 1.2.0-MU · foco: implementación completa del módulo POS para cajeros.</w:t>
       </w:r>
     </w:p>
     <w:sectPr>
